--- a/backend/docs/技术文档.docx
+++ b/backend/docs/技术文档.docx
@@ -13,7 +13,7 @@
           <w:color w:val="1F3B63"/>
           <w:sz w:val="32"/>
         </w:rPr>
-        <w:t>技术文档: 基于Prompt工程的上市公司财报解读与行业对标系统</w:t>
+        <w:t>后端实现摘要</w:t>
       </w:r>
     </w:p>
     <w:p>
@@ -23,7 +23,7 @@
           <w:b w:val="0"/>
           <w:sz w:val="21"/>
         </w:rPr>
-        <w:t>&gt; 版本: v1.0 | 日期: 2026-08-14 | 后端完成度: 100%(接口全部实测通过)</w:t>
+        <w:t>&gt; 本文只记录后端关键实现、数据口径和验证状态。项目启动、配置与接口示例以 [README](../README.md) 和 [接口设计表](接口设计表.md) 为准。</w:t>
       </w:r>
     </w:p>
     <w:p>
@@ -37,7 +37,7 @@
           <w:color w:val="1F3B63"/>
           <w:sz w:val="28"/>
         </w:rPr>
-        <w:t>1. 项目概述</w:t>
+        <w:t>系统结构</w:t>
       </w:r>
     </w:p>
     <w:p>
@@ -47,15 +47,29 @@
           <w:b w:val="0"/>
           <w:sz w:val="21"/>
         </w:rPr>
-        <w:t>面向普通投资者的上市公司财报智能分析工具。核心思路是</w:t>
+        <w:t>后端基于 Spring Boot 3.4、MyBatis 和 MySQL。财务链路为：原始报表数据 → 指标计算 → 同行业统计 → 查询/筛选；AI 链路为：行业对标数据 → 三层 Prompt → mock 或 OpenAI 兼容模型 → 报告留档。</w:t>
       </w:r>
+    </w:p>
+    <w:p>
       <w:r>
         <w:rPr>
           <w:rFonts w:ascii="Calibri" w:hAnsi="Calibri" w:eastAsia="宋体"/>
-          <w:b/>
+          <w:b w:val="0"/>
           <w:sz w:val="21"/>
         </w:rPr>
-        <w:t>双层解耦架构</w:t>
+        <w:t>主要模块：</w:t>
+      </w:r>
+    </w:p>
+    <w:p>
+      <w:pPr>
+        <w:pStyle w:val="ListBullet"/>
+      </w:pPr>
+      <w:r>
+        <w:rPr>
+          <w:rFonts w:ascii="Consolas" w:hAnsi="Consolas" w:eastAsia="宋体"/>
+          <w:sz w:val="19"/>
+        </w:rPr>
+        <w:t>service/calc/IndicatorCalcEngine</w:t>
       </w:r>
       <w:r>
         <w:rPr>
@@ -63,127 +77,110 @@
           <w:b w:val="0"/>
           <w:sz w:val="21"/>
         </w:rPr>
-        <w:t>:</w:t>
+        <w:t>：计算财务比率、增长率和估值指标。</w:t>
       </w:r>
     </w:p>
     <w:p>
       <w:pPr>
-        <w:shd w:val="clear" w:fill="F2F2F2"/>
+        <w:pStyle w:val="ListBullet"/>
       </w:pPr>
       <w:r>
         <w:rPr>
           <w:rFonts w:ascii="Consolas" w:hAnsi="Consolas" w:eastAsia="宋体"/>
-          <w:sz w:val="18"/>
+          <w:sz w:val="19"/>
         </w:rPr>
-        <w:t>┌─────────────────────────────────────────────────────────────┐</w:t>
+        <w:t>service/calc/BenchmarkCalculator</w:t>
+      </w:r>
+      <w:r>
+        <w:rPr>
+          <w:rFonts w:ascii="Calibri" w:hAnsi="Calibri" w:eastAsia="宋体"/>
+          <w:b w:val="0"/>
+          <w:sz w:val="21"/>
+        </w:rPr>
+        <w:t>：计算均值、中位数、分位数、标准差、百分位和方向排名。</w:t>
       </w:r>
     </w:p>
     <w:p>
       <w:pPr>
-        <w:shd w:val="clear" w:fill="F2F2F2"/>
+        <w:pStyle w:val="ListBullet"/>
       </w:pPr>
       <w:r>
         <w:rPr>
           <w:rFonts w:ascii="Consolas" w:hAnsi="Consolas" w:eastAsia="宋体"/>
-          <w:sz w:val="18"/>
+          <w:sz w:val="19"/>
         </w:rPr>
-        <w:t>│  上层: 智能解读层                                             │</w:t>
+        <w:t>service/impl/FinanceServiceImpl</w:t>
+      </w:r>
+      <w:r>
+        <w:rPr>
+          <w:rFonts w:ascii="Calibri" w:hAnsi="Calibri" w:eastAsia="宋体"/>
+          <w:b w:val="0"/>
+          <w:sz w:val="21"/>
+        </w:rPr>
+        <w:t>：读入原始科目、按年度计算并保存指标与行业基准。</w:t>
       </w:r>
     </w:p>
     <w:p>
       <w:pPr>
-        <w:shd w:val="clear" w:fill="F2F2F2"/>
+        <w:pStyle w:val="ListBullet"/>
       </w:pPr>
       <w:r>
         <w:rPr>
           <w:rFonts w:ascii="Consolas" w:hAnsi="Consolas" w:eastAsia="宋体"/>
-          <w:sz w:val="18"/>
+          <w:sz w:val="19"/>
         </w:rPr>
-        <w:t>│  三层Prompt(角色设定+数据注入+输出约束) → 大模型 → 自然语言报告 │</w:t>
+        <w:t>service/impl/AiServiceImpl</w:t>
+      </w:r>
+      <w:r>
+        <w:rPr>
+          <w:rFonts w:ascii="Calibri" w:hAnsi="Calibri" w:eastAsia="宋体"/>
+          <w:b w:val="0"/>
+          <w:sz w:val="21"/>
+        </w:rPr>
+        <w:t>：组装数据上下文、调用模型或 mock，并保存报告。</w:t>
       </w:r>
     </w:p>
     <w:p>
       <w:pPr>
-        <w:shd w:val="clear" w:fill="F2F2F2"/>
+        <w:pStyle w:val="ListBullet"/>
       </w:pPr>
       <w:r>
         <w:rPr>
-          <w:rFonts w:ascii="Consolas" w:hAnsi="Consolas" w:eastAsia="宋体"/>
-          <w:sz w:val="18"/>
+          <w:rFonts w:ascii="Calibri" w:hAnsi="Calibri" w:eastAsia="宋体"/>
+          <w:b w:val="0"/>
+          <w:sz w:val="21"/>
         </w:rPr>
-        <w:t>│  严格基于注入数据生成, 禁止编造数字(防幻觉)                    │</w:t>
+        <w:t xml:space="preserve">九张业务表的定义见 </w:t>
       </w:r>
-    </w:p>
-    <w:p>
-      <w:pPr>
-        <w:shd w:val="clear" w:fill="F2F2F2"/>
-      </w:pPr>
       <w:r>
         <w:rPr>
           <w:rFonts w:ascii="Consolas" w:hAnsi="Consolas" w:eastAsia="宋体"/>
-          <w:sz w:val="18"/>
+          <w:sz w:val="19"/>
         </w:rPr>
-        <w:t>├─────────────────────────────────────────────────────────────┤</w:t>
+        <w:t>sql/01_schema.sql</w:t>
       </w:r>
-    </w:p>
-    <w:p>
-      <w:pPr>
-        <w:shd w:val="clear" w:fill="F2F2F2"/>
-      </w:pPr>
+      <w:r>
+        <w:rPr>
+          <w:rFonts w:ascii="Calibri" w:hAnsi="Calibri" w:eastAsia="宋体"/>
+          <w:b w:val="0"/>
+          <w:sz w:val="21"/>
+        </w:rPr>
+        <w:t xml:space="preserve">；采集程序见 </w:t>
+      </w:r>
       <w:r>
         <w:rPr>
           <w:rFonts w:ascii="Consolas" w:hAnsi="Consolas" w:eastAsia="宋体"/>
-          <w:sz w:val="18"/>
+          <w:sz w:val="19"/>
         </w:rPr>
-        <w:t>│  下层: 数据计算层(本后端全部实现)                              │</w:t>
+        <w:t>sql/fetch_real_data.py</w:t>
       </w:r>
-    </w:p>
-    <w:p>
-      <w:pPr>
-        <w:shd w:val="clear" w:fill="F2F2F2"/>
-      </w:pPr>
       <w:r>
         <w:rPr>
-          <w:rFonts w:ascii="Consolas" w:hAnsi="Consolas" w:eastAsia="宋体"/>
-          <w:sz w:val="18"/>
+          <w:rFonts w:ascii="Calibri" w:hAnsi="Calibri" w:eastAsia="宋体"/>
+          <w:b w:val="0"/>
+          <w:sz w:val="21"/>
         </w:rPr>
-        <w:t>│  原始财务数据 → 12项标准化指标 → 行业对标(均值/中位数/百分位)   │</w:t>
-      </w:r>
-    </w:p>
-    <w:p>
-      <w:pPr>
-        <w:shd w:val="clear" w:fill="F2F2F2"/>
-      </w:pPr>
-      <w:r>
-        <w:rPr>
-          <w:rFonts w:ascii="Consolas" w:hAnsi="Consolas" w:eastAsia="宋体"/>
-          <w:sz w:val="18"/>
-        </w:rPr>
-        <w:t>│  → 多条件交叉筛选 → 排名 → 画像/趋势                           │</w:t>
-      </w:r>
-    </w:p>
-    <w:p>
-      <w:pPr>
-        <w:shd w:val="clear" w:fill="F2F2F2"/>
-      </w:pPr>
-      <w:r>
-        <w:rPr>
-          <w:rFonts w:ascii="Consolas" w:hAnsi="Consolas" w:eastAsia="宋体"/>
-          <w:sz w:val="18"/>
-        </w:rPr>
-        <w:t>│  每一个数字均可溯源、可验证                                    │</w:t>
-      </w:r>
-    </w:p>
-    <w:p>
-      <w:pPr>
-        <w:shd w:val="clear" w:fill="F2F2F2"/>
-      </w:pPr>
-      <w:r>
-        <w:rPr>
-          <w:rFonts w:ascii="Consolas" w:hAnsi="Consolas" w:eastAsia="宋体"/>
-          <w:sz w:val="18"/>
-        </w:rPr>
-        <w:t>└─────────────────────────────────────────────────────────────┘</w:t>
+        <w:t>。</w:t>
       </w:r>
     </w:p>
     <w:p>
@@ -197,1413 +194,7 @@
           <w:color w:val="1F3B63"/>
           <w:sz w:val="28"/>
         </w:rPr>
-        <w:t>2. 技术栈与环境</w:t>
-      </w:r>
-    </w:p>
-    <w:tbl>
-      <w:tblPr>
-        <w:tblStyle w:val="TableGrid"/>
-        <w:tblW w:type="auto" w:w="0"/>
-        <w:jc w:val="center"/>
-        <w:tblLook w:firstColumn="1" w:firstRow="1" w:lastColumn="0" w:lastRow="0" w:noHBand="0" w:noVBand="1" w:val="04A0"/>
-      </w:tblPr>
-      <w:tblGrid>
-        <w:gridCol w:w="2880"/>
-        <w:gridCol w:w="2880"/>
-        <w:gridCol w:w="2880"/>
-      </w:tblGrid>
-      <w:tr>
-        <w:tc>
-          <w:tcPr>
-            <w:tcW w:type="dxa" w:w="2880"/>
-          </w:tcPr>
-          <w:p>
-            <w:pPr>
-              <w:shd w:val="clear" w:fill="DEEAF6"/>
-            </w:pPr>
-            <w:r/>
-            <w:r>
-              <w:rPr>
-                <w:rFonts w:ascii="Calibri" w:hAnsi="Calibri" w:eastAsia="宋体"/>
-                <w:b/>
-                <w:sz w:val="21"/>
-              </w:rPr>
-              <w:t>项</w:t>
-            </w:r>
-          </w:p>
-        </w:tc>
-        <w:tc>
-          <w:tcPr>
-            <w:tcW w:type="dxa" w:w="2880"/>
-          </w:tcPr>
-          <w:p>
-            <w:pPr>
-              <w:shd w:val="clear" w:fill="DEEAF6"/>
-            </w:pPr>
-            <w:r/>
-            <w:r>
-              <w:rPr>
-                <w:rFonts w:ascii="Calibri" w:hAnsi="Calibri" w:eastAsia="宋体"/>
-                <w:b/>
-                <w:sz w:val="21"/>
-              </w:rPr>
-              <w:t>选型</w:t>
-            </w:r>
-          </w:p>
-        </w:tc>
-        <w:tc>
-          <w:tcPr>
-            <w:tcW w:type="dxa" w:w="2880"/>
-          </w:tcPr>
-          <w:p>
-            <w:pPr>
-              <w:shd w:val="clear" w:fill="DEEAF6"/>
-            </w:pPr>
-            <w:r/>
-            <w:r>
-              <w:rPr>
-                <w:rFonts w:ascii="Calibri" w:hAnsi="Calibri" w:eastAsia="宋体"/>
-                <w:b/>
-                <w:sz w:val="21"/>
-              </w:rPr>
-              <w:t>说明</w:t>
-            </w:r>
-          </w:p>
-        </w:tc>
-      </w:tr>
-      <w:tr>
-        <w:tc>
-          <w:tcPr>
-            <w:tcW w:type="dxa" w:w="2880"/>
-          </w:tcPr>
-          <w:p>
-            <w:r/>
-            <w:r>
-              <w:rPr>
-                <w:rFonts w:ascii="Calibri" w:hAnsi="Calibri" w:eastAsia="宋体"/>
-                <w:b w:val="0"/>
-                <w:sz w:val="21"/>
-              </w:rPr>
-              <w:t>---</w:t>
-            </w:r>
-          </w:p>
-        </w:tc>
-        <w:tc>
-          <w:tcPr>
-            <w:tcW w:type="dxa" w:w="2880"/>
-          </w:tcPr>
-          <w:p>
-            <w:r/>
-            <w:r>
-              <w:rPr>
-                <w:rFonts w:ascii="Calibri" w:hAnsi="Calibri" w:eastAsia="宋体"/>
-                <w:b w:val="0"/>
-                <w:sz w:val="21"/>
-              </w:rPr>
-              <w:t>---</w:t>
-            </w:r>
-          </w:p>
-        </w:tc>
-        <w:tc>
-          <w:tcPr>
-            <w:tcW w:type="dxa" w:w="2880"/>
-          </w:tcPr>
-          <w:p>
-            <w:r/>
-            <w:r>
-              <w:rPr>
-                <w:rFonts w:ascii="Calibri" w:hAnsi="Calibri" w:eastAsia="宋体"/>
-                <w:b w:val="0"/>
-                <w:sz w:val="21"/>
-              </w:rPr>
-              <w:t>---</w:t>
-            </w:r>
-          </w:p>
-        </w:tc>
-      </w:tr>
-      <w:tr>
-        <w:tc>
-          <w:tcPr>
-            <w:tcW w:type="dxa" w:w="2880"/>
-          </w:tcPr>
-          <w:p>
-            <w:r/>
-            <w:r>
-              <w:rPr>
-                <w:rFonts w:ascii="Calibri" w:hAnsi="Calibri" w:eastAsia="宋体"/>
-                <w:b w:val="0"/>
-                <w:sz w:val="21"/>
-              </w:rPr>
-              <w:t>语言/JDK</w:t>
-            </w:r>
-          </w:p>
-        </w:tc>
-        <w:tc>
-          <w:tcPr>
-            <w:tcW w:type="dxa" w:w="2880"/>
-          </w:tcPr>
-          <w:p>
-            <w:r/>
-            <w:r>
-              <w:rPr>
-                <w:rFonts w:ascii="Calibri" w:hAnsi="Calibri" w:eastAsia="宋体"/>
-                <w:b w:val="0"/>
-                <w:sz w:val="21"/>
-              </w:rPr>
-              <w:t>Java 17+ (已在 JDK 25.0.2 验证)</w:t>
-            </w:r>
-          </w:p>
-        </w:tc>
-        <w:tc>
-          <w:tcPr>
-            <w:tcW w:type="dxa" w:w="2880"/>
-          </w:tcPr>
-          <w:p>
-            <w:r/>
-            <w:r>
-              <w:rPr>
-                <w:rFonts w:ascii="Calibri" w:hAnsi="Calibri" w:eastAsia="宋体"/>
-                <w:b w:val="0"/>
-                <w:sz w:val="21"/>
-              </w:rPr>
-              <w:t>编译目标 release 17</w:t>
-            </w:r>
-          </w:p>
-        </w:tc>
-      </w:tr>
-      <w:tr>
-        <w:tc>
-          <w:tcPr>
-            <w:tcW w:type="dxa" w:w="2880"/>
-          </w:tcPr>
-          <w:p>
-            <w:r/>
-            <w:r>
-              <w:rPr>
-                <w:rFonts w:ascii="Calibri" w:hAnsi="Calibri" w:eastAsia="宋体"/>
-                <w:b w:val="0"/>
-                <w:sz w:val="21"/>
-              </w:rPr>
-              <w:t>框架</w:t>
-            </w:r>
-          </w:p>
-        </w:tc>
-        <w:tc>
-          <w:tcPr>
-            <w:tcW w:type="dxa" w:w="2880"/>
-          </w:tcPr>
-          <w:p>
-            <w:r/>
-            <w:r>
-              <w:rPr>
-                <w:rFonts w:ascii="Calibri" w:hAnsi="Calibri" w:eastAsia="宋体"/>
-                <w:b w:val="0"/>
-                <w:sz w:val="21"/>
-              </w:rPr>
-              <w:t>Spring Boot 3.4.3</w:t>
-            </w:r>
-          </w:p>
-        </w:tc>
-        <w:tc>
-          <w:tcPr>
-            <w:tcW w:type="dxa" w:w="2880"/>
-          </w:tcPr>
-          <w:p>
-            <w:r/>
-            <w:r>
-              <w:rPr>
-                <w:rFonts w:ascii="Calibri" w:hAnsi="Calibri" w:eastAsia="宋体"/>
-                <w:b w:val="0"/>
-                <w:sz w:val="21"/>
-              </w:rPr>
-              <w:t>spring-boot-starter-web</w:t>
-            </w:r>
-          </w:p>
-        </w:tc>
-      </w:tr>
-      <w:tr>
-        <w:tc>
-          <w:tcPr>
-            <w:tcW w:type="dxa" w:w="2880"/>
-          </w:tcPr>
-          <w:p>
-            <w:r/>
-            <w:r>
-              <w:rPr>
-                <w:rFonts w:ascii="Calibri" w:hAnsi="Calibri" w:eastAsia="宋体"/>
-                <w:b w:val="0"/>
-                <w:sz w:val="21"/>
-              </w:rPr>
-              <w:t>ORM</w:t>
-            </w:r>
-          </w:p>
-        </w:tc>
-        <w:tc>
-          <w:tcPr>
-            <w:tcW w:type="dxa" w:w="2880"/>
-          </w:tcPr>
-          <w:p>
-            <w:r/>
-            <w:r>
-              <w:rPr>
-                <w:rFonts w:ascii="Calibri" w:hAnsi="Calibri" w:eastAsia="宋体"/>
-                <w:b w:val="0"/>
-                <w:sz w:val="21"/>
-              </w:rPr>
-              <w:t>MyBatis 3.0.3 (原生, 非 Plus) + 手写 XML</w:t>
-            </w:r>
-          </w:p>
-        </w:tc>
-        <w:tc>
-          <w:tcPr>
-            <w:tcW w:type="dxa" w:w="2880"/>
-          </w:tcPr>
-          <w:p>
-            <w:r/>
-            <w:r>
-              <w:rPr>
-                <w:rFonts w:ascii="Calibri" w:hAnsi="Calibri" w:eastAsia="宋体"/>
-                <w:b w:val="0"/>
-                <w:sz w:val="21"/>
-              </w:rPr>
-              <w:t>9 个 Mapper</w:t>
-            </w:r>
-          </w:p>
-        </w:tc>
-      </w:tr>
-      <w:tr>
-        <w:tc>
-          <w:tcPr>
-            <w:tcW w:type="dxa" w:w="2880"/>
-          </w:tcPr>
-          <w:p>
-            <w:r/>
-            <w:r>
-              <w:rPr>
-                <w:rFonts w:ascii="Calibri" w:hAnsi="Calibri" w:eastAsia="宋体"/>
-                <w:b w:val="0"/>
-                <w:sz w:val="21"/>
-              </w:rPr>
-              <w:t>数据库</w:t>
-            </w:r>
-          </w:p>
-        </w:tc>
-        <w:tc>
-          <w:tcPr>
-            <w:tcW w:type="dxa" w:w="2880"/>
-          </w:tcPr>
-          <w:p>
-            <w:r/>
-            <w:r>
-              <w:rPr>
-                <w:rFonts w:ascii="Calibri" w:hAnsi="Calibri" w:eastAsia="宋体"/>
-                <w:b w:val="0"/>
-                <w:sz w:val="21"/>
-              </w:rPr>
-              <w:t xml:space="preserve">MySQL 5.7.44, 库名 </w:t>
-            </w:r>
-            <w:r>
-              <w:rPr>
-                <w:rFonts w:ascii="Consolas" w:hAnsi="Consolas" w:eastAsia="宋体"/>
-                <w:sz w:val="19"/>
-              </w:rPr>
-              <w:t>财报分析系统</w:t>
-            </w:r>
-            <w:r>
-              <w:rPr>
-                <w:rFonts w:ascii="Calibri" w:hAnsi="Calibri" w:eastAsia="宋体"/>
-                <w:b w:val="0"/>
-                <w:sz w:val="21"/>
-              </w:rPr>
-              <w:t>(中文)</w:t>
-            </w:r>
-          </w:p>
-        </w:tc>
-        <w:tc>
-          <w:tcPr>
-            <w:tcW w:type="dxa" w:w="2880"/>
-          </w:tcPr>
-          <w:p>
-            <w:r/>
-            <w:r>
-              <w:rPr>
-                <w:rFonts w:ascii="Calibri" w:hAnsi="Calibri" w:eastAsia="宋体"/>
-                <w:b w:val="0"/>
-                <w:sz w:val="21"/>
-              </w:rPr>
-              <w:t>utf8mb4</w:t>
-            </w:r>
-          </w:p>
-        </w:tc>
-      </w:tr>
-      <w:tr>
-        <w:tc>
-          <w:tcPr>
-            <w:tcW w:type="dxa" w:w="2880"/>
-          </w:tcPr>
-          <w:p>
-            <w:r/>
-            <w:r>
-              <w:rPr>
-                <w:rFonts w:ascii="Calibri" w:hAnsi="Calibri" w:eastAsia="宋体"/>
-                <w:b w:val="0"/>
-                <w:sz w:val="21"/>
-              </w:rPr>
-              <w:t>连接池</w:t>
-            </w:r>
-          </w:p>
-        </w:tc>
-        <w:tc>
-          <w:tcPr>
-            <w:tcW w:type="dxa" w:w="2880"/>
-          </w:tcPr>
-          <w:p>
-            <w:r/>
-            <w:r>
-              <w:rPr>
-                <w:rFonts w:ascii="Calibri" w:hAnsi="Calibri" w:eastAsia="宋体"/>
-                <w:b w:val="0"/>
-                <w:sz w:val="21"/>
-              </w:rPr>
-              <w:t>Druid 1.2.20</w:t>
-            </w:r>
-          </w:p>
-        </w:tc>
-        <w:tc>
-          <w:tcPr>
-            <w:tcW w:type="dxa" w:w="2880"/>
-          </w:tcPr>
-          <w:p>
-            <w:r/>
-            <w:r>
-              <w:rPr>
-                <w:rFonts w:ascii="Calibri" w:hAnsi="Calibri" w:eastAsia="宋体"/>
-                <w:b w:val="0"/>
-                <w:sz w:val="21"/>
-              </w:rPr>
-              <w:t xml:space="preserve">前缀 </w:t>
-            </w:r>
-            <w:r>
-              <w:rPr>
-                <w:rFonts w:ascii="Consolas" w:hAnsi="Consolas" w:eastAsia="宋体"/>
-                <w:sz w:val="19"/>
-              </w:rPr>
-              <w:t>spring.datasource.druid.*</w:t>
-            </w:r>
-          </w:p>
-        </w:tc>
-      </w:tr>
-      <w:tr>
-        <w:tc>
-          <w:tcPr>
-            <w:tcW w:type="dxa" w:w="2880"/>
-          </w:tcPr>
-          <w:p>
-            <w:r/>
-            <w:r>
-              <w:rPr>
-                <w:rFonts w:ascii="Calibri" w:hAnsi="Calibri" w:eastAsia="宋体"/>
-                <w:b w:val="0"/>
-                <w:sz w:val="21"/>
-              </w:rPr>
-              <w:t>JSON</w:t>
-            </w:r>
-          </w:p>
-        </w:tc>
-        <w:tc>
-          <w:tcPr>
-            <w:tcW w:type="dxa" w:w="2880"/>
-          </w:tcPr>
-          <w:p>
-            <w:r/>
-            <w:r>
-              <w:rPr>
-                <w:rFonts w:ascii="Calibri" w:hAnsi="Calibri" w:eastAsia="宋体"/>
-                <w:b w:val="0"/>
-                <w:sz w:val="21"/>
-              </w:rPr>
-              <w:t>Jackson (Spring Boot 自带)</w:t>
-            </w:r>
-          </w:p>
-        </w:tc>
-        <w:tc>
-          <w:tcPr>
-            <w:tcW w:type="dxa" w:w="2880"/>
-          </w:tcPr>
-          <w:p>
-            <w:r/>
-            <w:r>
-              <w:rPr>
-                <w:rFonts w:ascii="Calibri" w:hAnsi="Calibri" w:eastAsia="宋体"/>
-                <w:b w:val="0"/>
-                <w:sz w:val="21"/>
-              </w:rPr>
-              <w:t>统一响应/数据上下文序列化</w:t>
-            </w:r>
-          </w:p>
-        </w:tc>
-      </w:tr>
-      <w:tr>
-        <w:tc>
-          <w:tcPr>
-            <w:tcW w:type="dxa" w:w="2880"/>
-          </w:tcPr>
-          <w:p>
-            <w:r/>
-            <w:r>
-              <w:rPr>
-                <w:rFonts w:ascii="Calibri" w:hAnsi="Calibri" w:eastAsia="宋体"/>
-                <w:b w:val="0"/>
-                <w:sz w:val="21"/>
-              </w:rPr>
-              <w:t>LLM 客户端</w:t>
-            </w:r>
-          </w:p>
-        </w:tc>
-        <w:tc>
-          <w:tcPr>
-            <w:tcW w:type="dxa" w:w="2880"/>
-          </w:tcPr>
-          <w:p>
-            <w:r/>
-            <w:r>
-              <w:rPr>
-                <w:rFonts w:ascii="Calibri" w:hAnsi="Calibri" w:eastAsia="宋体"/>
-                <w:b w:val="0"/>
-                <w:sz w:val="21"/>
-              </w:rPr>
-              <w:t>JDK 原生 HttpClient</w:t>
-            </w:r>
-          </w:p>
-        </w:tc>
-        <w:tc>
-          <w:tcPr>
-            <w:tcW w:type="dxa" w:w="2880"/>
-          </w:tcPr>
-          <w:p>
-            <w:r/>
-            <w:r>
-              <w:rPr>
-                <w:rFonts w:ascii="Calibri" w:hAnsi="Calibri" w:eastAsia="宋体"/>
-                <w:b w:val="0"/>
-                <w:sz w:val="21"/>
-              </w:rPr>
-              <w:t>OpenAI 兼容接口, 零额外依赖</w:t>
-            </w:r>
-          </w:p>
-        </w:tc>
-      </w:tr>
-      <w:tr>
-        <w:tc>
-          <w:tcPr>
-            <w:tcW w:type="dxa" w:w="2880"/>
-          </w:tcPr>
-          <w:p>
-            <w:r/>
-            <w:r>
-              <w:rPr>
-                <w:rFonts w:ascii="Calibri" w:hAnsi="Calibri" w:eastAsia="宋体"/>
-                <w:b w:val="0"/>
-                <w:sz w:val="21"/>
-              </w:rPr>
-              <w:t>构建</w:t>
-            </w:r>
-          </w:p>
-        </w:tc>
-        <w:tc>
-          <w:tcPr>
-            <w:tcW w:type="dxa" w:w="2880"/>
-          </w:tcPr>
-          <w:p>
-            <w:r/>
-            <w:r>
-              <w:rPr>
-                <w:rFonts w:ascii="Calibri" w:hAnsi="Calibri" w:eastAsia="宋体"/>
-                <w:b w:val="0"/>
-                <w:sz w:val="21"/>
-              </w:rPr>
-              <w:t>Maven (项目自带 mvnw 3.9.16)</w:t>
-            </w:r>
-          </w:p>
-        </w:tc>
-        <w:tc>
-          <w:tcPr>
-            <w:tcW w:type="dxa" w:w="2880"/>
-          </w:tcPr>
-          <w:p>
-            <w:r/>
-            <w:r>
-              <w:rPr>
-                <w:rFonts w:ascii="Calibri" w:hAnsi="Calibri" w:eastAsia="宋体"/>
-                <w:b w:val="0"/>
-                <w:sz w:val="21"/>
-              </w:rPr>
-              <w:t xml:space="preserve">打包 </w:t>
-            </w:r>
-            <w:r>
-              <w:rPr>
-                <w:rFonts w:ascii="Consolas" w:hAnsi="Consolas" w:eastAsia="宋体"/>
-                <w:sz w:val="19"/>
-              </w:rPr>
-              <w:t>.\mvnw.cmd -DskipTests package</w:t>
-            </w:r>
-          </w:p>
-        </w:tc>
-      </w:tr>
-      <w:tr>
-        <w:tc>
-          <w:tcPr>
-            <w:tcW w:type="dxa" w:w="2880"/>
-          </w:tcPr>
-          <w:p>
-            <w:r/>
-            <w:r>
-              <w:rPr>
-                <w:rFonts w:ascii="Calibri" w:hAnsi="Calibri" w:eastAsia="宋体"/>
-                <w:b w:val="0"/>
-                <w:sz w:val="21"/>
-              </w:rPr>
-              <w:t>端口</w:t>
-            </w:r>
-          </w:p>
-        </w:tc>
-        <w:tc>
-          <w:tcPr>
-            <w:tcW w:type="dxa" w:w="2880"/>
-          </w:tcPr>
-          <w:p>
-            <w:r/>
-            <w:r>
-              <w:rPr>
-                <w:rFonts w:ascii="Calibri" w:hAnsi="Calibri" w:eastAsia="宋体"/>
-                <w:b w:val="0"/>
-                <w:sz w:val="21"/>
-              </w:rPr>
-              <w:t>8091</w:t>
-            </w:r>
-          </w:p>
-        </w:tc>
-        <w:tc>
-          <w:tcPr>
-            <w:tcW w:type="dxa" w:w="2880"/>
-          </w:tcPr>
-          <w:p>
-            <w:r/>
-            <w:r>
-              <w:rPr>
-                <w:rFonts w:ascii="Calibri" w:hAnsi="Calibri" w:eastAsia="宋体"/>
-                <w:b w:val="0"/>
-                <w:sz w:val="21"/>
-              </w:rPr>
-              <w:t>前后端分离, 已配置 CORS</w:t>
-            </w:r>
-          </w:p>
-        </w:tc>
-      </w:tr>
-    </w:tbl>
-    <w:p/>
-    <w:p>
-      <w:pPr>
-        <w:pStyle w:val="Heading2"/>
-      </w:pPr>
-      <w:r>
-        <w:rPr>
-          <w:rFonts w:ascii="Calibri" w:hAnsi="Calibri" w:eastAsia="黑体"/>
-          <w:b/>
-          <w:color w:val="1F3B63"/>
-          <w:sz w:val="28"/>
-        </w:rPr>
-        <w:t>3. 数据库设计 (9 张表)</w:t>
-      </w:r>
-    </w:p>
-    <w:p>
-      <w:pPr>
-        <w:pStyle w:val="Heading3"/>
-      </w:pPr>
-      <w:r>
-        <w:rPr>
-          <w:rFonts w:ascii="Calibri" w:hAnsi="Calibri" w:eastAsia="黑体"/>
-          <w:b/>
-          <w:color w:val="1F3B63"/>
-          <w:sz w:val="24"/>
-        </w:rPr>
-        <w:t>3.1 表结构总览</w:t>
-      </w:r>
-    </w:p>
-    <w:tbl>
-      <w:tblPr>
-        <w:tblStyle w:val="TableGrid"/>
-        <w:tblW w:type="auto" w:w="0"/>
-        <w:jc w:val="center"/>
-        <w:tblLook w:firstColumn="1" w:firstRow="1" w:lastColumn="0" w:lastRow="0" w:noHBand="0" w:noVBand="1" w:val="04A0"/>
-      </w:tblPr>
-      <w:tblGrid>
-        <w:gridCol w:w="2880"/>
-        <w:gridCol w:w="2880"/>
-        <w:gridCol w:w="2880"/>
-      </w:tblGrid>
-      <w:tr>
-        <w:tc>
-          <w:tcPr>
-            <w:tcW w:type="dxa" w:w="2880"/>
-          </w:tcPr>
-          <w:p>
-            <w:pPr>
-              <w:shd w:val="clear" w:fill="DEEAF6"/>
-            </w:pPr>
-            <w:r/>
-            <w:r>
-              <w:rPr>
-                <w:rFonts w:ascii="Calibri" w:hAnsi="Calibri" w:eastAsia="宋体"/>
-                <w:b/>
-                <w:sz w:val="21"/>
-              </w:rPr>
-              <w:t>表名</w:t>
-            </w:r>
-          </w:p>
-        </w:tc>
-        <w:tc>
-          <w:tcPr>
-            <w:tcW w:type="dxa" w:w="2880"/>
-          </w:tcPr>
-          <w:p>
-            <w:pPr>
-              <w:shd w:val="clear" w:fill="DEEAF6"/>
-            </w:pPr>
-            <w:r/>
-            <w:r>
-              <w:rPr>
-                <w:rFonts w:ascii="Calibri" w:hAnsi="Calibri" w:eastAsia="宋体"/>
-                <w:b/>
-                <w:sz w:val="21"/>
-              </w:rPr>
-              <w:t>职责</w:t>
-            </w:r>
-          </w:p>
-        </w:tc>
-        <w:tc>
-          <w:tcPr>
-            <w:tcW w:type="dxa" w:w="2880"/>
-          </w:tcPr>
-          <w:p>
-            <w:pPr>
-              <w:shd w:val="clear" w:fill="DEEAF6"/>
-            </w:pPr>
-            <w:r/>
-            <w:r>
-              <w:rPr>
-                <w:rFonts w:ascii="Calibri" w:hAnsi="Calibri" w:eastAsia="宋体"/>
-                <w:b/>
-                <w:sz w:val="21"/>
-              </w:rPr>
-              <w:t>关键字段</w:t>
-            </w:r>
-          </w:p>
-        </w:tc>
-      </w:tr>
-      <w:tr>
-        <w:tc>
-          <w:tcPr>
-            <w:tcW w:type="dxa" w:w="2880"/>
-          </w:tcPr>
-          <w:p>
-            <w:r/>
-            <w:r>
-              <w:rPr>
-                <w:rFonts w:ascii="Calibri" w:hAnsi="Calibri" w:eastAsia="宋体"/>
-                <w:b w:val="0"/>
-                <w:sz w:val="21"/>
-              </w:rPr>
-              <w:t>---</w:t>
-            </w:r>
-          </w:p>
-        </w:tc>
-        <w:tc>
-          <w:tcPr>
-            <w:tcW w:type="dxa" w:w="2880"/>
-          </w:tcPr>
-          <w:p>
-            <w:r/>
-            <w:r>
-              <w:rPr>
-                <w:rFonts w:ascii="Calibri" w:hAnsi="Calibri" w:eastAsia="宋体"/>
-                <w:b w:val="0"/>
-                <w:sz w:val="21"/>
-              </w:rPr>
-              <w:t>---</w:t>
-            </w:r>
-          </w:p>
-        </w:tc>
-        <w:tc>
-          <w:tcPr>
-            <w:tcW w:type="dxa" w:w="2880"/>
-          </w:tcPr>
-          <w:p>
-            <w:r/>
-            <w:r>
-              <w:rPr>
-                <w:rFonts w:ascii="Calibri" w:hAnsi="Calibri" w:eastAsia="宋体"/>
-                <w:b w:val="0"/>
-                <w:sz w:val="21"/>
-              </w:rPr>
-              <w:t>---</w:t>
-            </w:r>
-          </w:p>
-        </w:tc>
-      </w:tr>
-      <w:tr>
-        <w:tc>
-          <w:tcPr>
-            <w:tcW w:type="dxa" w:w="2880"/>
-          </w:tcPr>
-          <w:p>
-            <w:r/>
-            <w:r>
-              <w:rPr>
-                <w:rFonts w:ascii="Consolas" w:hAnsi="Consolas" w:eastAsia="宋体"/>
-                <w:sz w:val="19"/>
-              </w:rPr>
-              <w:t>行业分类</w:t>
-            </w:r>
-          </w:p>
-        </w:tc>
-        <w:tc>
-          <w:tcPr>
-            <w:tcW w:type="dxa" w:w="2880"/>
-          </w:tcPr>
-          <w:p>
-            <w:r/>
-            <w:r>
-              <w:rPr>
-                <w:rFonts w:ascii="Calibri" w:hAnsi="Calibri" w:eastAsia="宋体"/>
-                <w:b w:val="0"/>
-                <w:sz w:val="21"/>
-              </w:rPr>
-              <w:t>行业字典(证监会代码)</w:t>
-            </w:r>
-          </w:p>
-        </w:tc>
-        <w:tc>
-          <w:tcPr>
-            <w:tcW w:type="dxa" w:w="2880"/>
-          </w:tcPr>
-          <w:p>
-            <w:r/>
-            <w:r>
-              <w:rPr>
-                <w:rFonts w:ascii="Calibri" w:hAnsi="Calibri" w:eastAsia="宋体"/>
-                <w:b w:val="0"/>
-                <w:sz w:val="21"/>
-              </w:rPr>
-              <w:t>行业ID, 行业代码(C39…), 行业名称</w:t>
-            </w:r>
-          </w:p>
-        </w:tc>
-      </w:tr>
-      <w:tr>
-        <w:tc>
-          <w:tcPr>
-            <w:tcW w:type="dxa" w:w="2880"/>
-          </w:tcPr>
-          <w:p>
-            <w:r/>
-            <w:r>
-              <w:rPr>
-                <w:rFonts w:ascii="Consolas" w:hAnsi="Consolas" w:eastAsia="宋体"/>
-                <w:sz w:val="19"/>
-              </w:rPr>
-              <w:t>上市公司</w:t>
-            </w:r>
-          </w:p>
-        </w:tc>
-        <w:tc>
-          <w:tcPr>
-            <w:tcW w:type="dxa" w:w="2880"/>
-          </w:tcPr>
-          <w:p>
-            <w:r/>
-            <w:r>
-              <w:rPr>
-                <w:rFonts w:ascii="Calibri" w:hAnsi="Calibri" w:eastAsia="宋体"/>
-                <w:b w:val="0"/>
-                <w:sz w:val="21"/>
-              </w:rPr>
-              <w:t>公司档案</w:t>
-            </w:r>
-          </w:p>
-        </w:tc>
-        <w:tc>
-          <w:tcPr>
-            <w:tcW w:type="dxa" w:w="2880"/>
-          </w:tcPr>
-          <w:p>
-            <w:r/>
-            <w:r>
-              <w:rPr>
-                <w:rFonts w:ascii="Calibri" w:hAnsi="Calibri" w:eastAsia="宋体"/>
-                <w:b w:val="0"/>
-                <w:sz w:val="21"/>
-              </w:rPr>
-              <w:t>公司ID, 股票代码(唯一), 股票简称, 行业ID(FK), 上市日期</w:t>
-            </w:r>
-          </w:p>
-        </w:tc>
-      </w:tr>
-      <w:tr>
-        <w:tc>
-          <w:tcPr>
-            <w:tcW w:type="dxa" w:w="2880"/>
-          </w:tcPr>
-          <w:p>
-            <w:r/>
-            <w:r>
-              <w:rPr>
-                <w:rFonts w:ascii="Consolas" w:hAnsi="Consolas" w:eastAsia="宋体"/>
-                <w:sz w:val="19"/>
-              </w:rPr>
-              <w:t>报表项目</w:t>
-            </w:r>
-          </w:p>
-        </w:tc>
-        <w:tc>
-          <w:tcPr>
-            <w:tcW w:type="dxa" w:w="2880"/>
-          </w:tcPr>
-          <w:p>
-            <w:r/>
-            <w:r>
-              <w:rPr>
-                <w:rFonts w:ascii="Calibri" w:hAnsi="Calibri" w:eastAsia="宋体"/>
-                <w:b w:val="0"/>
-                <w:sz w:val="21"/>
-              </w:rPr>
-              <w:t>财报科目字典</w:t>
-            </w:r>
-          </w:p>
-        </w:tc>
-        <w:tc>
-          <w:tcPr>
-            <w:tcW w:type="dxa" w:w="2880"/>
-          </w:tcPr>
-          <w:p>
-            <w:r/>
-            <w:r>
-              <w:rPr>
-                <w:rFonts w:ascii="Calibri" w:hAnsi="Calibri" w:eastAsia="宋体"/>
-                <w:b w:val="0"/>
-                <w:sz w:val="21"/>
-              </w:rPr>
-              <w:t>项目ID, 项目编码(operating_revenue…), 所属报表, 显示顺序</w:t>
-            </w:r>
-          </w:p>
-        </w:tc>
-      </w:tr>
-      <w:tr>
-        <w:tc>
-          <w:tcPr>
-            <w:tcW w:type="dxa" w:w="2880"/>
-          </w:tcPr>
-          <w:p>
-            <w:r/>
-            <w:r>
-              <w:rPr>
-                <w:rFonts w:ascii="Consolas" w:hAnsi="Consolas" w:eastAsia="宋体"/>
-                <w:sz w:val="19"/>
-              </w:rPr>
-              <w:t>财务原始数据</w:t>
-            </w:r>
-          </w:p>
-        </w:tc>
-        <w:tc>
-          <w:tcPr>
-            <w:tcW w:type="dxa" w:w="2880"/>
-          </w:tcPr>
-          <w:p>
-            <w:r/>
-            <w:r>
-              <w:rPr>
-                <w:rFonts w:ascii="Calibri" w:hAnsi="Calibri" w:eastAsia="宋体"/>
-                <w:b w:val="0"/>
-                <w:sz w:val="21"/>
-              </w:rPr>
-              <w:t>原始科目金额(元)</w:t>
-            </w:r>
-          </w:p>
-        </w:tc>
-        <w:tc>
-          <w:tcPr>
-            <w:tcW w:type="dxa" w:w="2880"/>
-          </w:tcPr>
-          <w:p>
-            <w:r/>
-            <w:r>
-              <w:rPr>
-                <w:rFonts w:ascii="Calibri" w:hAnsi="Calibri" w:eastAsia="宋体"/>
-                <w:b w:val="0"/>
-                <w:sz w:val="21"/>
-              </w:rPr>
-              <w:t>公司ID+财年+报告期+项目ID 唯一, 金额 decimal(20,2)</w:t>
-            </w:r>
-          </w:p>
-        </w:tc>
-      </w:tr>
-      <w:tr>
-        <w:tc>
-          <w:tcPr>
-            <w:tcW w:type="dxa" w:w="2880"/>
-          </w:tcPr>
-          <w:p>
-            <w:r/>
-            <w:r>
-              <w:rPr>
-                <w:rFonts w:ascii="Consolas" w:hAnsi="Consolas" w:eastAsia="宋体"/>
-                <w:sz w:val="19"/>
-              </w:rPr>
-              <w:t>财务指标</w:t>
-            </w:r>
-          </w:p>
-        </w:tc>
-        <w:tc>
-          <w:tcPr>
-            <w:tcW w:type="dxa" w:w="2880"/>
-          </w:tcPr>
-          <w:p>
-            <w:r/>
-            <w:r>
-              <w:rPr>
-                <w:rFonts w:ascii="Calibri" w:hAnsi="Calibri" w:eastAsia="宋体"/>
-                <w:b w:val="0"/>
-                <w:sz w:val="21"/>
-              </w:rPr>
-              <w:t>计算引擎产出的标准化指标</w:t>
-            </w:r>
-          </w:p>
-        </w:tc>
-        <w:tc>
-          <w:tcPr>
-            <w:tcW w:type="dxa" w:w="2880"/>
-          </w:tcPr>
-          <w:p>
-            <w:r/>
-            <w:r>
-              <w:rPr>
-                <w:rFonts w:ascii="Calibri" w:hAnsi="Calibri" w:eastAsia="宋体"/>
-                <w:b w:val="0"/>
-                <w:sz w:val="21"/>
-              </w:rPr>
-              <w:t>公司ID+财年+报告期+指标编码 唯一, 指标值 decimal(12,4), 单位</w:t>
-            </w:r>
-          </w:p>
-        </w:tc>
-      </w:tr>
-      <w:tr>
-        <w:tc>
-          <w:tcPr>
-            <w:tcW w:type="dxa" w:w="2880"/>
-          </w:tcPr>
-          <w:p>
-            <w:r/>
-            <w:r>
-              <w:rPr>
-                <w:rFonts w:ascii="Consolas" w:hAnsi="Consolas" w:eastAsia="宋体"/>
-                <w:sz w:val="19"/>
-              </w:rPr>
-              <w:t>行业对标</w:t>
-            </w:r>
-          </w:p>
-        </w:tc>
-        <w:tc>
-          <w:tcPr>
-            <w:tcW w:type="dxa" w:w="2880"/>
-          </w:tcPr>
-          <w:p>
-            <w:r/>
-            <w:r>
-              <w:rPr>
-                <w:rFonts w:ascii="Calibri" w:hAnsi="Calibri" w:eastAsia="宋体"/>
-                <w:b w:val="0"/>
-                <w:sz w:val="21"/>
-              </w:rPr>
-              <w:t>行业统计基准(缓存)</w:t>
-            </w:r>
-          </w:p>
-        </w:tc>
-        <w:tc>
-          <w:tcPr>
-            <w:tcW w:type="dxa" w:w="2880"/>
-          </w:tcPr>
-          <w:p>
-            <w:r/>
-            <w:r>
-              <w:rPr>
-                <w:rFonts w:ascii="Calibri" w:hAnsi="Calibri" w:eastAsia="宋体"/>
-                <w:b w:val="0"/>
-                <w:sz w:val="21"/>
-              </w:rPr>
-              <w:t>行业ID+财年+报告期+指标编码 唯一, 均值/中位数/标准差/P25/P75/公司数量</w:t>
-            </w:r>
-          </w:p>
-        </w:tc>
-      </w:tr>
-      <w:tr>
-        <w:tc>
-          <w:tcPr>
-            <w:tcW w:type="dxa" w:w="2880"/>
-          </w:tcPr>
-          <w:p>
-            <w:r/>
-            <w:r>
-              <w:rPr>
-                <w:rFonts w:ascii="Consolas" w:hAnsi="Consolas" w:eastAsia="宋体"/>
-                <w:sz w:val="19"/>
-              </w:rPr>
-              <w:t>提示词模板</w:t>
-            </w:r>
-          </w:p>
-        </w:tc>
-        <w:tc>
-          <w:tcPr>
-            <w:tcW w:type="dxa" w:w="2880"/>
-          </w:tcPr>
-          <w:p>
-            <w:r/>
-            <w:r>
-              <w:rPr>
-                <w:rFonts w:ascii="Calibri" w:hAnsi="Calibri" w:eastAsia="宋体"/>
-                <w:b w:val="0"/>
-                <w:sz w:val="21"/>
-              </w:rPr>
-              <w:t>三层 Prompt 模板</w:t>
-            </w:r>
-          </w:p>
-        </w:tc>
-        <w:tc>
-          <w:tcPr>
-            <w:tcW w:type="dxa" w:w="2880"/>
-          </w:tcPr>
-          <w:p>
-            <w:r/>
-            <w:r>
-              <w:rPr>
-                <w:rFonts w:ascii="Calibri" w:hAnsi="Calibri" w:eastAsia="宋体"/>
-                <w:b w:val="0"/>
-                <w:sz w:val="21"/>
-              </w:rPr>
-              <w:t>模板类型(角色设定/数据注入/输出约束), 模板内容, 版本号, 是否启用</w:t>
-            </w:r>
-          </w:p>
-        </w:tc>
-      </w:tr>
-      <w:tr>
-        <w:tc>
-          <w:tcPr>
-            <w:tcW w:type="dxa" w:w="2880"/>
-          </w:tcPr>
-          <w:p>
-            <w:r/>
-            <w:r>
-              <w:rPr>
-                <w:rFonts w:ascii="Consolas" w:hAnsi="Consolas" w:eastAsia="宋体"/>
-                <w:sz w:val="19"/>
-              </w:rPr>
-              <w:t>估值快照</w:t>
-            </w:r>
-          </w:p>
-        </w:tc>
-        <w:tc>
-          <w:tcPr>
-            <w:tcW w:type="dxa" w:w="2880"/>
-          </w:tcPr>
-          <w:p>
-            <w:r/>
-            <w:r>
-              <w:rPr>
-                <w:rFonts w:ascii="Calibri" w:hAnsi="Calibri" w:eastAsia="宋体"/>
-                <w:b w:val="0"/>
-                <w:sz w:val="21"/>
-              </w:rPr>
-              <w:t>收盘价/总市值(PE/PB 数据源)</w:t>
-            </w:r>
-          </w:p>
-        </w:tc>
-        <w:tc>
-          <w:tcPr>
-            <w:tcW w:type="dxa" w:w="2880"/>
-          </w:tcPr>
-          <w:p>
-            <w:r/>
-            <w:r>
-              <w:rPr>
-                <w:rFonts w:ascii="Calibri" w:hAnsi="Calibri" w:eastAsia="宋体"/>
-                <w:b w:val="0"/>
-                <w:sz w:val="21"/>
-              </w:rPr>
-              <w:t>公司ID+快照日期 唯一</w:t>
-            </w:r>
-          </w:p>
-        </w:tc>
-      </w:tr>
-      <w:tr>
-        <w:tc>
-          <w:tcPr>
-            <w:tcW w:type="dxa" w:w="2880"/>
-          </w:tcPr>
-          <w:p>
-            <w:r/>
-            <w:r>
-              <w:rPr>
-                <w:rFonts w:ascii="Consolas" w:hAnsi="Consolas" w:eastAsia="宋体"/>
-                <w:sz w:val="19"/>
-              </w:rPr>
-              <w:t>解读报告</w:t>
-            </w:r>
-          </w:p>
-        </w:tc>
-        <w:tc>
-          <w:tcPr>
-            <w:tcW w:type="dxa" w:w="2880"/>
-          </w:tcPr>
-          <w:p>
-            <w:r/>
-            <w:r>
-              <w:rPr>
-                <w:rFonts w:ascii="Calibri" w:hAnsi="Calibri" w:eastAsia="宋体"/>
-                <w:b w:val="0"/>
-                <w:sz w:val="21"/>
-              </w:rPr>
-              <w:t>AI 简报/对话记录</w:t>
-            </w:r>
-          </w:p>
-        </w:tc>
-        <w:tc>
-          <w:tcPr>
-            <w:tcW w:type="dxa" w:w="2880"/>
-          </w:tcPr>
-          <w:p>
-            <w:r/>
-            <w:r>
-              <w:rPr>
-                <w:rFonts w:ascii="Calibri" w:hAnsi="Calibri" w:eastAsia="宋体"/>
-                <w:b w:val="0"/>
-                <w:sz w:val="21"/>
-              </w:rPr>
-              <w:t>报告类型(brief/chat), AI回答, 上下文(注入数据JSON, 防幻觉审计)</w:t>
-            </w:r>
-          </w:p>
-        </w:tc>
-      </w:tr>
-    </w:tbl>
-    <w:p/>
-    <w:p>
-      <w:pPr>
-        <w:pStyle w:val="Heading3"/>
-      </w:pPr>
-      <w:r>
-        <w:rPr>
-          <w:rFonts w:ascii="Calibri" w:hAnsi="Calibri" w:eastAsia="黑体"/>
-          <w:b/>
-          <w:color w:val="1F3B63"/>
-          <w:sz w:val="24"/>
-        </w:rPr>
-        <w:t>3.2 与原始骨架的差异(数据库变更)</w:t>
-      </w:r>
-    </w:p>
-    <w:p>
-      <w:pPr>
-        <w:pStyle w:val="ListNumber"/>
-      </w:pPr>
-      <w:r>
-        <w:rPr>
-          <w:rFonts w:ascii="Calibri" w:hAnsi="Calibri" w:eastAsia="宋体"/>
-          <w:b/>
-          <w:sz w:val="21"/>
-        </w:rPr>
-        <w:t>新增表 `解读报告`</w:t>
-      </w:r>
-      <w:r>
-        <w:rPr>
-          <w:rFonts w:ascii="Calibri" w:hAnsi="Calibri" w:eastAsia="宋体"/>
-          <w:b w:val="0"/>
-          <w:sz w:val="21"/>
-        </w:rPr>
-        <w:t>: 原 8 张表之外新增, 用于持久化 AI 简报与多轮对话(含注入的数据上下文, 可审计模型是否捏造数据)</w:t>
-      </w:r>
-    </w:p>
-    <w:p>
-      <w:pPr>
-        <w:pStyle w:val="ListNumber"/>
-      </w:pPr>
-      <w:r>
-        <w:rPr>
-          <w:rFonts w:ascii="Calibri" w:hAnsi="Calibri" w:eastAsia="宋体"/>
-          <w:b/>
-          <w:sz w:val="21"/>
-        </w:rPr>
-        <w:t>`报表项目` 由 20 项增至 22 项</w:t>
-      </w:r>
-      <w:r>
-        <w:rPr>
-          <w:rFonts w:ascii="Calibri" w:hAnsi="Calibri" w:eastAsia="宋体"/>
-          <w:b w:val="0"/>
-          <w:sz w:val="21"/>
-        </w:rPr>
-        <w:t xml:space="preserve">: 新增 </w:t>
-      </w:r>
-      <w:r>
-        <w:rPr>
-          <w:rFonts w:ascii="Consolas" w:hAnsi="Consolas" w:eastAsia="宋体"/>
-          <w:sz w:val="19"/>
-        </w:rPr>
-        <w:t>current_assets_total 流动资产合计</w:t>
-      </w:r>
-      <w:r>
-        <w:rPr>
-          <w:rFonts w:ascii="Calibri" w:hAnsi="Calibri" w:eastAsia="宋体"/>
-          <w:b w:val="0"/>
-          <w:sz w:val="21"/>
-        </w:rPr>
-        <w:t>、</w:t>
-      </w:r>
-      <w:r>
-        <w:rPr>
-          <w:rFonts w:ascii="Consolas" w:hAnsi="Consolas" w:eastAsia="宋体"/>
-          <w:sz w:val="19"/>
-        </w:rPr>
-        <w:t>current_liabilities_total 流动负债合计</w:t>
-      </w:r>
-      <w:r>
-        <w:rPr>
-          <w:rFonts w:ascii="Calibri" w:hAnsi="Calibri" w:eastAsia="宋体"/>
-          <w:b w:val="0"/>
-          <w:sz w:val="21"/>
-        </w:rPr>
-        <w:t>, 使流动比率/速动比率可以</w:t>
-      </w:r>
-      <w:r>
-        <w:rPr>
-          <w:rFonts w:ascii="Calibri" w:hAnsi="Calibri" w:eastAsia="宋体"/>
-          <w:b/>
-          <w:sz w:val="21"/>
-        </w:rPr>
-        <w:t>精确计算</w:t>
-      </w:r>
-      <w:r>
-        <w:rPr>
-          <w:rFonts w:ascii="Calibri" w:hAnsi="Calibri" w:eastAsia="宋体"/>
-          <w:b w:val="0"/>
-          <w:sz w:val="21"/>
-        </w:rPr>
-        <w:t>而非近似估算</w:t>
-      </w:r>
-    </w:p>
-    <w:p>
-      <w:pPr>
-        <w:pStyle w:val="ListNumber"/>
-      </w:pPr>
-      <w:r>
-        <w:rPr>
-          <w:rFonts w:ascii="Calibri" w:hAnsi="Calibri" w:eastAsia="宋体"/>
-          <w:b/>
-          <w:sz w:val="21"/>
-        </w:rPr>
-        <w:t>数据重置并扩充</w:t>
-      </w:r>
-      <w:r>
-        <w:rPr>
-          <w:rFonts w:ascii="Calibri" w:hAnsi="Calibri" w:eastAsia="宋体"/>
-          <w:b w:val="0"/>
-          <w:sz w:val="21"/>
-        </w:rPr>
-        <w:t xml:space="preserve">: 原库仅有 1 个行业/1 家公司/52 条原始数据且年度不完整; 现为 3 行业 × 24 家公司 × 5 年(2021-2025) × 22 科目 = </w:t>
-      </w:r>
-      <w:r>
-        <w:rPr>
-          <w:rFonts w:ascii="Calibri" w:hAnsi="Calibri" w:eastAsia="宋体"/>
-          <w:b/>
-          <w:sz w:val="21"/>
-        </w:rPr>
-        <w:t>2640 条原始数据</w:t>
-      </w:r>
-      <w:r>
-        <w:rPr>
-          <w:rFonts w:ascii="Calibri" w:hAnsi="Calibri" w:eastAsia="宋体"/>
-          <w:b w:val="0"/>
-          <w:sz w:val="21"/>
-        </w:rPr>
-        <w:t xml:space="preserve"> + 48 条估值快照 + 3 条 Prompt 模板</w:t>
-      </w:r>
-    </w:p>
-    <w:p>
-      <w:pPr>
-        <w:pStyle w:val="ListNumber"/>
-      </w:pPr>
-      <w:r>
-        <w:rPr>
-          <w:rFonts w:ascii="Calibri" w:hAnsi="Calibri" w:eastAsia="宋体"/>
-          <w:b w:val="0"/>
-          <w:sz w:val="21"/>
-        </w:rPr>
-        <w:t>种子数据为</w:t>
-      </w:r>
-      <w:r>
-        <w:rPr>
-          <w:rFonts w:ascii="Calibri" w:hAnsi="Calibri" w:eastAsia="宋体"/>
-          <w:b/>
-          <w:sz w:val="21"/>
-        </w:rPr>
-        <w:t>量级近似真实财报的模拟数据</w:t>
-      </w:r>
-      <w:r>
-        <w:rPr>
-          <w:rFonts w:ascii="Calibri" w:hAnsi="Calibri" w:eastAsia="宋体"/>
-          <w:b w:val="0"/>
-          <w:sz w:val="21"/>
-        </w:rPr>
-        <w:t xml:space="preserve">(数据来源字段已标注), 接入真实数据只需替换 </w:t>
-      </w:r>
-      <w:r>
-        <w:rPr>
-          <w:rFonts w:ascii="Consolas" w:hAnsi="Consolas" w:eastAsia="宋体"/>
-          <w:sz w:val="19"/>
-        </w:rPr>
-        <w:t>财务原始数据</w:t>
-      </w:r>
-      <w:r>
-        <w:rPr>
-          <w:rFonts w:ascii="Calibri" w:hAnsi="Calibri" w:eastAsia="宋体"/>
-          <w:b w:val="0"/>
-          <w:sz w:val="21"/>
-        </w:rPr>
-        <w:t>/</w:t>
-      </w:r>
-      <w:r>
-        <w:rPr>
-          <w:rFonts w:ascii="Consolas" w:hAnsi="Consolas" w:eastAsia="宋体"/>
-          <w:sz w:val="19"/>
-        </w:rPr>
-        <w:t>估值快照</w:t>
-      </w:r>
-      <w:r>
-        <w:rPr>
-          <w:rFonts w:ascii="Calibri" w:hAnsi="Calibri" w:eastAsia="宋体"/>
-          <w:b w:val="0"/>
-          <w:sz w:val="21"/>
-        </w:rPr>
-        <w:t xml:space="preserve"> 后重算</w:t>
-      </w:r>
-    </w:p>
-    <w:p>
-      <w:pPr>
-        <w:pStyle w:val="Heading3"/>
-      </w:pPr>
-      <w:r>
-        <w:rPr>
-          <w:rFonts w:ascii="Calibri" w:hAnsi="Calibri" w:eastAsia="黑体"/>
-          <w:b/>
-          <w:color w:val="1F3B63"/>
-          <w:sz w:val="24"/>
-        </w:rPr>
-        <w:t>3.3 初始化脚本 (sql/)</w:t>
+        <w:t>指标口径</w:t>
       </w:r>
     </w:p>
     <w:tbl>
@@ -1633,7 +224,7 @@
                 <w:b/>
                 <w:sz w:val="21"/>
               </w:rPr>
-              <w:t>文件</w:t>
+              <w:t>指标</w:t>
             </w:r>
           </w:p>
         </w:tc>
@@ -1652,7 +243,7 @@
                 <w:b/>
                 <w:sz w:val="21"/>
               </w:rPr>
-              <w:t>说明</w:t>
+              <w:t>当前计算口径</w:t>
             </w:r>
           </w:p>
         </w:tc>
@@ -1700,10 +291,11 @@
             <w:r/>
             <w:r>
               <w:rPr>
-                <w:rFonts w:ascii="Consolas" w:hAnsi="Consolas" w:eastAsia="宋体"/>
-                <w:sz w:val="19"/>
+                <w:rFonts w:ascii="Calibri" w:hAnsi="Calibri" w:eastAsia="宋体"/>
+                <w:b w:val="0"/>
+                <w:sz w:val="21"/>
               </w:rPr>
-              <w:t>01_schema.sql</w:t>
+              <w:t>ROE</w:t>
             </w:r>
           </w:p>
         </w:tc>
@@ -1719,3131 +311,7 @@
                 <w:b w:val="0"/>
                 <w:sz w:val="21"/>
               </w:rPr>
-              <w:t>建库建表, 幂等(先删后建), 含外键</w:t>
-            </w:r>
-          </w:p>
-        </w:tc>
-      </w:tr>
-      <w:tr>
-        <w:tc>
-          <w:tcPr>
-            <w:tcW w:type="dxa" w:w="4320"/>
-          </w:tcPr>
-          <w:p>
-            <w:r/>
-            <w:r>
-              <w:rPr>
-                <w:rFonts w:ascii="Consolas" w:hAnsi="Consolas" w:eastAsia="宋体"/>
-                <w:sz w:val="19"/>
-              </w:rPr>
-              <w:t>gen_seed.py</w:t>
-            </w:r>
-          </w:p>
-        </w:tc>
-        <w:tc>
-          <w:tcPr>
-            <w:tcW w:type="dxa" w:w="4320"/>
-          </w:tcPr>
-          <w:p>
-            <w:r/>
-            <w:r>
-              <w:rPr>
-                <w:rFonts w:ascii="Calibri" w:hAnsi="Calibri" w:eastAsia="宋体"/>
-                <w:b w:val="0"/>
-                <w:sz w:val="21"/>
-              </w:rPr>
-              <w:t>种子数据生成器(py -3 运行), 确定性随机(seed=20260814)</w:t>
-            </w:r>
-          </w:p>
-        </w:tc>
-      </w:tr>
-      <w:tr>
-        <w:tc>
-          <w:tcPr>
-            <w:tcW w:type="dxa" w:w="4320"/>
-          </w:tcPr>
-          <w:p>
-            <w:r/>
-            <w:r>
-              <w:rPr>
-                <w:rFonts w:ascii="Consolas" w:hAnsi="Consolas" w:eastAsia="宋体"/>
-                <w:sz w:val="19"/>
-              </w:rPr>
-              <w:t>02_seed_data.sql</w:t>
-            </w:r>
-          </w:p>
-        </w:tc>
-        <w:tc>
-          <w:tcPr>
-            <w:tcW w:type="dxa" w:w="4320"/>
-          </w:tcPr>
-          <w:p>
-            <w:r/>
-            <w:r>
-              <w:rPr>
-                <w:rFonts w:ascii="Calibri" w:hAnsi="Calibri" w:eastAsia="宋体"/>
-                <w:b w:val="0"/>
-                <w:sz w:val="21"/>
-              </w:rPr>
-              <w:t>生成的种子数据(公司/科目/原始数据/估值/模板)</w:t>
-            </w:r>
-          </w:p>
-        </w:tc>
-      </w:tr>
-      <w:tr>
-        <w:tc>
-          <w:tcPr>
-            <w:tcW w:type="dxa" w:w="4320"/>
-          </w:tcPr>
-          <w:p>
-            <w:r/>
-            <w:r>
-              <w:rPr>
-                <w:rFonts w:ascii="Consolas" w:hAnsi="Consolas" w:eastAsia="宋体"/>
-                <w:sz w:val="19"/>
-              </w:rPr>
-              <w:t>check_overflow.py</w:t>
-            </w:r>
-          </w:p>
-        </w:tc>
-        <w:tc>
-          <w:tcPr>
-            <w:tcW w:type="dxa" w:w="4320"/>
-          </w:tcPr>
-          <w:p>
-            <w:r/>
-            <w:r>
-              <w:rPr>
-                <w:rFonts w:ascii="Calibri" w:hAnsi="Calibri" w:eastAsia="宋体"/>
-                <w:b w:val="0"/>
-                <w:sz w:val="21"/>
-              </w:rPr>
-              <w:t>校验指标值不超出 DECIMAL(12,4) 的辅助脚本</w:t>
-            </w:r>
-          </w:p>
-        </w:tc>
-      </w:tr>
-    </w:tbl>
-    <w:p/>
-    <w:p>
-      <w:pPr>
-        <w:pStyle w:val="Heading2"/>
-      </w:pPr>
-      <w:r>
-        <w:rPr>
-          <w:rFonts w:ascii="Calibri" w:hAnsi="Calibri" w:eastAsia="黑体"/>
-          <w:b/>
-          <w:color w:val="1F3B63"/>
-          <w:sz w:val="28"/>
-        </w:rPr>
-        <w:t>4. 指标体系 (12 项, 定义见 `common/IndicatorDef.java`)</w:t>
-      </w:r>
-    </w:p>
-    <w:tbl>
-      <w:tblPr>
-        <w:tblStyle w:val="TableGrid"/>
-        <w:tblW w:type="auto" w:w="0"/>
-        <w:jc w:val="center"/>
-        <w:tblLook w:firstColumn="1" w:firstRow="1" w:lastColumn="0" w:lastRow="0" w:noHBand="0" w:noVBand="1" w:val="04A0"/>
-      </w:tblPr>
-      <w:tblGrid>
-        <w:gridCol w:w="1728"/>
-        <w:gridCol w:w="1728"/>
-        <w:gridCol w:w="1728"/>
-        <w:gridCol w:w="1728"/>
-        <w:gridCol w:w="1728"/>
-      </w:tblGrid>
-      <w:tr>
-        <w:tc>
-          <w:tcPr>
-            <w:tcW w:type="dxa" w:w="1728"/>
-          </w:tcPr>
-          <w:p>
-            <w:pPr>
-              <w:shd w:val="clear" w:fill="DEEAF6"/>
-            </w:pPr>
-            <w:r/>
-            <w:r>
-              <w:rPr>
-                <w:rFonts w:ascii="Calibri" w:hAnsi="Calibri" w:eastAsia="宋体"/>
-                <w:b/>
-                <w:sz w:val="21"/>
-              </w:rPr>
-              <w:t>维度</w:t>
-            </w:r>
-          </w:p>
-        </w:tc>
-        <w:tc>
-          <w:tcPr>
-            <w:tcW w:type="dxa" w:w="1728"/>
-          </w:tcPr>
-          <w:p>
-            <w:pPr>
-              <w:shd w:val="clear" w:fill="DEEAF6"/>
-            </w:pPr>
-            <w:r/>
-            <w:r>
-              <w:rPr>
-                <w:rFonts w:ascii="Calibri" w:hAnsi="Calibri" w:eastAsia="宋体"/>
-                <w:b/>
-                <w:sz w:val="21"/>
-              </w:rPr>
-              <w:t>指标编码</w:t>
-            </w:r>
-          </w:p>
-        </w:tc>
-        <w:tc>
-          <w:tcPr>
-            <w:tcW w:type="dxa" w:w="1728"/>
-          </w:tcPr>
-          <w:p>
-            <w:pPr>
-              <w:shd w:val="clear" w:fill="DEEAF6"/>
-            </w:pPr>
-            <w:r/>
-            <w:r>
-              <w:rPr>
-                <w:rFonts w:ascii="Calibri" w:hAnsi="Calibri" w:eastAsia="宋体"/>
-                <w:b/>
-                <w:sz w:val="21"/>
-              </w:rPr>
-              <w:t>名称</w:t>
-            </w:r>
-          </w:p>
-        </w:tc>
-        <w:tc>
-          <w:tcPr>
-            <w:tcW w:type="dxa" w:w="1728"/>
-          </w:tcPr>
-          <w:p>
-            <w:pPr>
-              <w:shd w:val="clear" w:fill="DEEAF6"/>
-            </w:pPr>
-            <w:r/>
-            <w:r>
-              <w:rPr>
-                <w:rFonts w:ascii="Calibri" w:hAnsi="Calibri" w:eastAsia="宋体"/>
-                <w:b/>
-                <w:sz w:val="21"/>
-              </w:rPr>
-              <w:t>单位</w:t>
-            </w:r>
-          </w:p>
-        </w:tc>
-        <w:tc>
-          <w:tcPr>
-            <w:tcW w:type="dxa" w:w="1728"/>
-          </w:tcPr>
-          <w:p>
-            <w:pPr>
-              <w:shd w:val="clear" w:fill="DEEAF6"/>
-            </w:pPr>
-            <w:r/>
-            <w:r>
-              <w:rPr>
-                <w:rFonts w:ascii="Calibri" w:hAnsi="Calibri" w:eastAsia="宋体"/>
-                <w:b/>
-                <w:sz w:val="21"/>
-              </w:rPr>
-              <w:t>方向</w:t>
-            </w:r>
-          </w:p>
-        </w:tc>
-      </w:tr>
-      <w:tr>
-        <w:tc>
-          <w:tcPr>
-            <w:tcW w:type="dxa" w:w="1728"/>
-          </w:tcPr>
-          <w:p>
-            <w:r/>
-            <w:r>
-              <w:rPr>
-                <w:rFonts w:ascii="Calibri" w:hAnsi="Calibri" w:eastAsia="宋体"/>
-                <w:b w:val="0"/>
-                <w:sz w:val="21"/>
-              </w:rPr>
-              <w:t>---</w:t>
-            </w:r>
-          </w:p>
-        </w:tc>
-        <w:tc>
-          <w:tcPr>
-            <w:tcW w:type="dxa" w:w="1728"/>
-          </w:tcPr>
-          <w:p>
-            <w:r/>
-            <w:r>
-              <w:rPr>
-                <w:rFonts w:ascii="Calibri" w:hAnsi="Calibri" w:eastAsia="宋体"/>
-                <w:b w:val="0"/>
-                <w:sz w:val="21"/>
-              </w:rPr>
-              <w:t>---</w:t>
-            </w:r>
-          </w:p>
-        </w:tc>
-        <w:tc>
-          <w:tcPr>
-            <w:tcW w:type="dxa" w:w="1728"/>
-          </w:tcPr>
-          <w:p>
-            <w:r/>
-            <w:r>
-              <w:rPr>
-                <w:rFonts w:ascii="Calibri" w:hAnsi="Calibri" w:eastAsia="宋体"/>
-                <w:b w:val="0"/>
-                <w:sz w:val="21"/>
-              </w:rPr>
-              <w:t>---</w:t>
-            </w:r>
-          </w:p>
-        </w:tc>
-        <w:tc>
-          <w:tcPr>
-            <w:tcW w:type="dxa" w:w="1728"/>
-          </w:tcPr>
-          <w:p>
-            <w:r/>
-            <w:r>
-              <w:rPr>
-                <w:rFonts w:ascii="Calibri" w:hAnsi="Calibri" w:eastAsia="宋体"/>
-                <w:b w:val="0"/>
-                <w:sz w:val="21"/>
-              </w:rPr>
-              <w:t>---</w:t>
-            </w:r>
-          </w:p>
-        </w:tc>
-        <w:tc>
-          <w:tcPr>
-            <w:tcW w:type="dxa" w:w="1728"/>
-          </w:tcPr>
-          <w:p>
-            <w:r/>
-            <w:r>
-              <w:rPr>
-                <w:rFonts w:ascii="Calibri" w:hAnsi="Calibri" w:eastAsia="宋体"/>
-                <w:b w:val="0"/>
-                <w:sz w:val="21"/>
-              </w:rPr>
-              <w:t>---</w:t>
-            </w:r>
-          </w:p>
-        </w:tc>
-      </w:tr>
-      <w:tr>
-        <w:tc>
-          <w:tcPr>
-            <w:tcW w:type="dxa" w:w="1728"/>
-          </w:tcPr>
-          <w:p>
-            <w:r/>
-            <w:r>
-              <w:rPr>
-                <w:rFonts w:ascii="Calibri" w:hAnsi="Calibri" w:eastAsia="宋体"/>
-                <w:b w:val="0"/>
-                <w:sz w:val="21"/>
-              </w:rPr>
-              <w:t>盈利能力</w:t>
-            </w:r>
-          </w:p>
-        </w:tc>
-        <w:tc>
-          <w:tcPr>
-            <w:tcW w:type="dxa" w:w="1728"/>
-          </w:tcPr>
-          <w:p>
-            <w:r/>
-            <w:r>
-              <w:rPr>
-                <w:rFonts w:ascii="Calibri" w:hAnsi="Calibri" w:eastAsia="宋体"/>
-                <w:b w:val="0"/>
-                <w:sz w:val="21"/>
-              </w:rPr>
-              <w:t>roe</w:t>
-            </w:r>
-          </w:p>
-        </w:tc>
-        <w:tc>
-          <w:tcPr>
-            <w:tcW w:type="dxa" w:w="1728"/>
-          </w:tcPr>
-          <w:p>
-            <w:r/>
-            <w:r>
-              <w:rPr>
-                <w:rFonts w:ascii="Calibri" w:hAnsi="Calibri" w:eastAsia="宋体"/>
-                <w:b w:val="0"/>
-                <w:sz w:val="21"/>
-              </w:rPr>
-              <w:t>净资产收益率</w:t>
-            </w:r>
-          </w:p>
-        </w:tc>
-        <w:tc>
-          <w:tcPr>
-            <w:tcW w:type="dxa" w:w="1728"/>
-          </w:tcPr>
-          <w:p>
-            <w:r/>
-            <w:r>
-              <w:rPr>
-                <w:rFonts w:ascii="Calibri" w:hAnsi="Calibri" w:eastAsia="宋体"/>
-                <w:b w:val="0"/>
-                <w:sz w:val="21"/>
-              </w:rPr>
-              <w:t>%</w:t>
-            </w:r>
-          </w:p>
-        </w:tc>
-        <w:tc>
-          <w:tcPr>
-            <w:tcW w:type="dxa" w:w="1728"/>
-          </w:tcPr>
-          <w:p>
-            <w:r/>
-            <w:r>
-              <w:rPr>
-                <w:rFonts w:ascii="Calibri" w:hAnsi="Calibri" w:eastAsia="宋体"/>
-                <w:b w:val="0"/>
-                <w:sz w:val="21"/>
-              </w:rPr>
-              <w:t>higher_better</w:t>
-            </w:r>
-          </w:p>
-        </w:tc>
-      </w:tr>
-      <w:tr>
-        <w:tc>
-          <w:tcPr>
-            <w:tcW w:type="dxa" w:w="1728"/>
-          </w:tcPr>
-          <w:p>
-            <w:r/>
-            <w:r>
-              <w:rPr>
-                <w:rFonts w:ascii="Calibri" w:hAnsi="Calibri" w:eastAsia="宋体"/>
-                <w:b w:val="0"/>
-                <w:sz w:val="21"/>
-              </w:rPr>
-              <w:t>盈利能力</w:t>
-            </w:r>
-          </w:p>
-        </w:tc>
-        <w:tc>
-          <w:tcPr>
-            <w:tcW w:type="dxa" w:w="1728"/>
-          </w:tcPr>
-          <w:p>
-            <w:r/>
-            <w:r>
-              <w:rPr>
-                <w:rFonts w:ascii="Calibri" w:hAnsi="Calibri" w:eastAsia="宋体"/>
-                <w:b w:val="0"/>
-                <w:sz w:val="21"/>
-              </w:rPr>
-              <w:t>gross_margin</w:t>
-            </w:r>
-          </w:p>
-        </w:tc>
-        <w:tc>
-          <w:tcPr>
-            <w:tcW w:type="dxa" w:w="1728"/>
-          </w:tcPr>
-          <w:p>
-            <w:r/>
-            <w:r>
-              <w:rPr>
-                <w:rFonts w:ascii="Calibri" w:hAnsi="Calibri" w:eastAsia="宋体"/>
-                <w:b w:val="0"/>
-                <w:sz w:val="21"/>
-              </w:rPr>
-              <w:t>毛利率</w:t>
-            </w:r>
-          </w:p>
-        </w:tc>
-        <w:tc>
-          <w:tcPr>
-            <w:tcW w:type="dxa" w:w="1728"/>
-          </w:tcPr>
-          <w:p>
-            <w:r/>
-            <w:r>
-              <w:rPr>
-                <w:rFonts w:ascii="Calibri" w:hAnsi="Calibri" w:eastAsia="宋体"/>
-                <w:b w:val="0"/>
-                <w:sz w:val="21"/>
-              </w:rPr>
-              <w:t>%</w:t>
-            </w:r>
-          </w:p>
-        </w:tc>
-        <w:tc>
-          <w:tcPr>
-            <w:tcW w:type="dxa" w:w="1728"/>
-          </w:tcPr>
-          <w:p>
-            <w:r/>
-            <w:r>
-              <w:rPr>
-                <w:rFonts w:ascii="Calibri" w:hAnsi="Calibri" w:eastAsia="宋体"/>
-                <w:b w:val="0"/>
-                <w:sz w:val="21"/>
-              </w:rPr>
-              <w:t>higher_better</w:t>
-            </w:r>
-          </w:p>
-        </w:tc>
-      </w:tr>
-      <w:tr>
-        <w:tc>
-          <w:tcPr>
-            <w:tcW w:type="dxa" w:w="1728"/>
-          </w:tcPr>
-          <w:p>
-            <w:r/>
-            <w:r>
-              <w:rPr>
-                <w:rFonts w:ascii="Calibri" w:hAnsi="Calibri" w:eastAsia="宋体"/>
-                <w:b w:val="0"/>
-                <w:sz w:val="21"/>
-              </w:rPr>
-              <w:t>盈利能力</w:t>
-            </w:r>
-          </w:p>
-        </w:tc>
-        <w:tc>
-          <w:tcPr>
-            <w:tcW w:type="dxa" w:w="1728"/>
-          </w:tcPr>
-          <w:p>
-            <w:r/>
-            <w:r>
-              <w:rPr>
-                <w:rFonts w:ascii="Calibri" w:hAnsi="Calibri" w:eastAsia="宋体"/>
-                <w:b w:val="0"/>
-                <w:sz w:val="21"/>
-              </w:rPr>
-              <w:t>net_margin_parent</w:t>
-            </w:r>
-          </w:p>
-        </w:tc>
-        <w:tc>
-          <w:tcPr>
-            <w:tcW w:type="dxa" w:w="1728"/>
-          </w:tcPr>
-          <w:p>
-            <w:r/>
-            <w:r>
-              <w:rPr>
-                <w:rFonts w:ascii="Calibri" w:hAnsi="Calibri" w:eastAsia="宋体"/>
-                <w:b w:val="0"/>
-                <w:sz w:val="21"/>
-              </w:rPr>
-              <w:t>归母净利率</w:t>
-            </w:r>
-          </w:p>
-        </w:tc>
-        <w:tc>
-          <w:tcPr>
-            <w:tcW w:type="dxa" w:w="1728"/>
-          </w:tcPr>
-          <w:p>
-            <w:r/>
-            <w:r>
-              <w:rPr>
-                <w:rFonts w:ascii="Calibri" w:hAnsi="Calibri" w:eastAsia="宋体"/>
-                <w:b w:val="0"/>
-                <w:sz w:val="21"/>
-              </w:rPr>
-              <w:t>%</w:t>
-            </w:r>
-          </w:p>
-        </w:tc>
-        <w:tc>
-          <w:tcPr>
-            <w:tcW w:type="dxa" w:w="1728"/>
-          </w:tcPr>
-          <w:p>
-            <w:r/>
-            <w:r>
-              <w:rPr>
-                <w:rFonts w:ascii="Calibri" w:hAnsi="Calibri" w:eastAsia="宋体"/>
-                <w:b w:val="0"/>
-                <w:sz w:val="21"/>
-              </w:rPr>
-              <w:t>higher_better</w:t>
-            </w:r>
-          </w:p>
-        </w:tc>
-      </w:tr>
-      <w:tr>
-        <w:tc>
-          <w:tcPr>
-            <w:tcW w:type="dxa" w:w="1728"/>
-          </w:tcPr>
-          <w:p>
-            <w:r/>
-            <w:r>
-              <w:rPr>
-                <w:rFonts w:ascii="Calibri" w:hAnsi="Calibri" w:eastAsia="宋体"/>
-                <w:b w:val="0"/>
-                <w:sz w:val="21"/>
-              </w:rPr>
-              <w:t>成长性</w:t>
-            </w:r>
-          </w:p>
-        </w:tc>
-        <w:tc>
-          <w:tcPr>
-            <w:tcW w:type="dxa" w:w="1728"/>
-          </w:tcPr>
-          <w:p>
-            <w:r/>
-            <w:r>
-              <w:rPr>
-                <w:rFonts w:ascii="Calibri" w:hAnsi="Calibri" w:eastAsia="宋体"/>
-                <w:b w:val="0"/>
-                <w:sz w:val="21"/>
-              </w:rPr>
-              <w:t>revenue_growth</w:t>
-            </w:r>
-          </w:p>
-        </w:tc>
-        <w:tc>
-          <w:tcPr>
-            <w:tcW w:type="dxa" w:w="1728"/>
-          </w:tcPr>
-          <w:p>
-            <w:r/>
-            <w:r>
-              <w:rPr>
-                <w:rFonts w:ascii="Calibri" w:hAnsi="Calibri" w:eastAsia="宋体"/>
-                <w:b w:val="0"/>
-                <w:sz w:val="21"/>
-              </w:rPr>
-              <w:t>营业收入增长率</w:t>
-            </w:r>
-          </w:p>
-        </w:tc>
-        <w:tc>
-          <w:tcPr>
-            <w:tcW w:type="dxa" w:w="1728"/>
-          </w:tcPr>
-          <w:p>
-            <w:r/>
-            <w:r>
-              <w:rPr>
-                <w:rFonts w:ascii="Calibri" w:hAnsi="Calibri" w:eastAsia="宋体"/>
-                <w:b w:val="0"/>
-                <w:sz w:val="21"/>
-              </w:rPr>
-              <w:t>%</w:t>
-            </w:r>
-          </w:p>
-        </w:tc>
-        <w:tc>
-          <w:tcPr>
-            <w:tcW w:type="dxa" w:w="1728"/>
-          </w:tcPr>
-          <w:p>
-            <w:r/>
-            <w:r>
-              <w:rPr>
-                <w:rFonts w:ascii="Calibri" w:hAnsi="Calibri" w:eastAsia="宋体"/>
-                <w:b w:val="0"/>
-                <w:sz w:val="21"/>
-              </w:rPr>
-              <w:t>higher_better</w:t>
-            </w:r>
-          </w:p>
-        </w:tc>
-      </w:tr>
-      <w:tr>
-        <w:tc>
-          <w:tcPr>
-            <w:tcW w:type="dxa" w:w="1728"/>
-          </w:tcPr>
-          <w:p>
-            <w:r/>
-            <w:r>
-              <w:rPr>
-                <w:rFonts w:ascii="Calibri" w:hAnsi="Calibri" w:eastAsia="宋体"/>
-                <w:b w:val="0"/>
-                <w:sz w:val="21"/>
-              </w:rPr>
-              <w:t>成长性</w:t>
-            </w:r>
-          </w:p>
-        </w:tc>
-        <w:tc>
-          <w:tcPr>
-            <w:tcW w:type="dxa" w:w="1728"/>
-          </w:tcPr>
-          <w:p>
-            <w:r/>
-            <w:r>
-              <w:rPr>
-                <w:rFonts w:ascii="Calibri" w:hAnsi="Calibri" w:eastAsia="宋体"/>
-                <w:b w:val="0"/>
-                <w:sz w:val="21"/>
-              </w:rPr>
-              <w:t>profit_growth</w:t>
-            </w:r>
-          </w:p>
-        </w:tc>
-        <w:tc>
-          <w:tcPr>
-            <w:tcW w:type="dxa" w:w="1728"/>
-          </w:tcPr>
-          <w:p>
-            <w:r/>
-            <w:r>
-              <w:rPr>
-                <w:rFonts w:ascii="Calibri" w:hAnsi="Calibri" w:eastAsia="宋体"/>
-                <w:b w:val="0"/>
-                <w:sz w:val="21"/>
-              </w:rPr>
-              <w:t>归母净利润增长率</w:t>
-            </w:r>
-          </w:p>
-        </w:tc>
-        <w:tc>
-          <w:tcPr>
-            <w:tcW w:type="dxa" w:w="1728"/>
-          </w:tcPr>
-          <w:p>
-            <w:r/>
-            <w:r>
-              <w:rPr>
-                <w:rFonts w:ascii="Calibri" w:hAnsi="Calibri" w:eastAsia="宋体"/>
-                <w:b w:val="0"/>
-                <w:sz w:val="21"/>
-              </w:rPr>
-              <w:t>%</w:t>
-            </w:r>
-          </w:p>
-        </w:tc>
-        <w:tc>
-          <w:tcPr>
-            <w:tcW w:type="dxa" w:w="1728"/>
-          </w:tcPr>
-          <w:p>
-            <w:r/>
-            <w:r>
-              <w:rPr>
-                <w:rFonts w:ascii="Calibri" w:hAnsi="Calibri" w:eastAsia="宋体"/>
-                <w:b w:val="0"/>
-                <w:sz w:val="21"/>
-              </w:rPr>
-              <w:t>higher_better</w:t>
-            </w:r>
-          </w:p>
-        </w:tc>
-      </w:tr>
-      <w:tr>
-        <w:tc>
-          <w:tcPr>
-            <w:tcW w:type="dxa" w:w="1728"/>
-          </w:tcPr>
-          <w:p>
-            <w:r/>
-            <w:r>
-              <w:rPr>
-                <w:rFonts w:ascii="Calibri" w:hAnsi="Calibri" w:eastAsia="宋体"/>
-                <w:b w:val="0"/>
-                <w:sz w:val="21"/>
-              </w:rPr>
-              <w:t>财务风险</w:t>
-            </w:r>
-          </w:p>
-        </w:tc>
-        <w:tc>
-          <w:tcPr>
-            <w:tcW w:type="dxa" w:w="1728"/>
-          </w:tcPr>
-          <w:p>
-            <w:r/>
-            <w:r>
-              <w:rPr>
-                <w:rFonts w:ascii="Calibri" w:hAnsi="Calibri" w:eastAsia="宋体"/>
-                <w:b w:val="0"/>
-                <w:sz w:val="21"/>
-              </w:rPr>
-              <w:t>asset_liability_ratio</w:t>
-            </w:r>
-          </w:p>
-        </w:tc>
-        <w:tc>
-          <w:tcPr>
-            <w:tcW w:type="dxa" w:w="1728"/>
-          </w:tcPr>
-          <w:p>
-            <w:r/>
-            <w:r>
-              <w:rPr>
-                <w:rFonts w:ascii="Calibri" w:hAnsi="Calibri" w:eastAsia="宋体"/>
-                <w:b w:val="0"/>
-                <w:sz w:val="21"/>
-              </w:rPr>
-              <w:t>资产负债率</w:t>
-            </w:r>
-          </w:p>
-        </w:tc>
-        <w:tc>
-          <w:tcPr>
-            <w:tcW w:type="dxa" w:w="1728"/>
-          </w:tcPr>
-          <w:p>
-            <w:r/>
-            <w:r>
-              <w:rPr>
-                <w:rFonts w:ascii="Calibri" w:hAnsi="Calibri" w:eastAsia="宋体"/>
-                <w:b w:val="0"/>
-                <w:sz w:val="21"/>
-              </w:rPr>
-              <w:t>%</w:t>
-            </w:r>
-          </w:p>
-        </w:tc>
-        <w:tc>
-          <w:tcPr>
-            <w:tcW w:type="dxa" w:w="1728"/>
-          </w:tcPr>
-          <w:p>
-            <w:r/>
-            <w:r>
-              <w:rPr>
-                <w:rFonts w:ascii="Calibri" w:hAnsi="Calibri" w:eastAsia="宋体"/>
-                <w:b w:val="0"/>
-                <w:sz w:val="21"/>
-              </w:rPr>
-              <w:t>lower_better</w:t>
-            </w:r>
-          </w:p>
-        </w:tc>
-      </w:tr>
-      <w:tr>
-        <w:tc>
-          <w:tcPr>
-            <w:tcW w:type="dxa" w:w="1728"/>
-          </w:tcPr>
-          <w:p>
-            <w:r/>
-            <w:r>
-              <w:rPr>
-                <w:rFonts w:ascii="Calibri" w:hAnsi="Calibri" w:eastAsia="宋体"/>
-                <w:b w:val="0"/>
-                <w:sz w:val="21"/>
-              </w:rPr>
-              <w:t>财务风险</w:t>
-            </w:r>
-          </w:p>
-        </w:tc>
-        <w:tc>
-          <w:tcPr>
-            <w:tcW w:type="dxa" w:w="1728"/>
-          </w:tcPr>
-          <w:p>
-            <w:r/>
-            <w:r>
-              <w:rPr>
-                <w:rFonts w:ascii="Calibri" w:hAnsi="Calibri" w:eastAsia="宋体"/>
-                <w:b w:val="0"/>
-                <w:sz w:val="21"/>
-              </w:rPr>
-              <w:t>current_ratio</w:t>
-            </w:r>
-          </w:p>
-        </w:tc>
-        <w:tc>
-          <w:tcPr>
-            <w:tcW w:type="dxa" w:w="1728"/>
-          </w:tcPr>
-          <w:p>
-            <w:r/>
-            <w:r>
-              <w:rPr>
-                <w:rFonts w:ascii="Calibri" w:hAnsi="Calibri" w:eastAsia="宋体"/>
-                <w:b w:val="0"/>
-                <w:sz w:val="21"/>
-              </w:rPr>
-              <w:t>流动比率</w:t>
-            </w:r>
-          </w:p>
-        </w:tc>
-        <w:tc>
-          <w:tcPr>
-            <w:tcW w:type="dxa" w:w="1728"/>
-          </w:tcPr>
-          <w:p>
-            <w:r/>
-            <w:r>
-              <w:rPr>
-                <w:rFonts w:ascii="Calibri" w:hAnsi="Calibri" w:eastAsia="宋体"/>
-                <w:b w:val="0"/>
-                <w:sz w:val="21"/>
-              </w:rPr>
-              <w:t>倍</w:t>
-            </w:r>
-          </w:p>
-        </w:tc>
-        <w:tc>
-          <w:tcPr>
-            <w:tcW w:type="dxa" w:w="1728"/>
-          </w:tcPr>
-          <w:p>
-            <w:r/>
-            <w:r>
-              <w:rPr>
-                <w:rFonts w:ascii="Calibri" w:hAnsi="Calibri" w:eastAsia="宋体"/>
-                <w:b w:val="0"/>
-                <w:sz w:val="21"/>
-              </w:rPr>
-              <w:t>higher_better</w:t>
-            </w:r>
-          </w:p>
-        </w:tc>
-      </w:tr>
-      <w:tr>
-        <w:tc>
-          <w:tcPr>
-            <w:tcW w:type="dxa" w:w="1728"/>
-          </w:tcPr>
-          <w:p>
-            <w:r/>
-            <w:r>
-              <w:rPr>
-                <w:rFonts w:ascii="Calibri" w:hAnsi="Calibri" w:eastAsia="宋体"/>
-                <w:b w:val="0"/>
-                <w:sz w:val="21"/>
-              </w:rPr>
-              <w:t>财务风险</w:t>
-            </w:r>
-          </w:p>
-        </w:tc>
-        <w:tc>
-          <w:tcPr>
-            <w:tcW w:type="dxa" w:w="1728"/>
-          </w:tcPr>
-          <w:p>
-            <w:r/>
-            <w:r>
-              <w:rPr>
-                <w:rFonts w:ascii="Calibri" w:hAnsi="Calibri" w:eastAsia="宋体"/>
-                <w:b w:val="0"/>
-                <w:sz w:val="21"/>
-              </w:rPr>
-              <w:t>quick_ratio</w:t>
-            </w:r>
-          </w:p>
-        </w:tc>
-        <w:tc>
-          <w:tcPr>
-            <w:tcW w:type="dxa" w:w="1728"/>
-          </w:tcPr>
-          <w:p>
-            <w:r/>
-            <w:r>
-              <w:rPr>
-                <w:rFonts w:ascii="Calibri" w:hAnsi="Calibri" w:eastAsia="宋体"/>
-                <w:b w:val="0"/>
-                <w:sz w:val="21"/>
-              </w:rPr>
-              <w:t>速动比率</w:t>
-            </w:r>
-          </w:p>
-        </w:tc>
-        <w:tc>
-          <w:tcPr>
-            <w:tcW w:type="dxa" w:w="1728"/>
-          </w:tcPr>
-          <w:p>
-            <w:r/>
-            <w:r>
-              <w:rPr>
-                <w:rFonts w:ascii="Calibri" w:hAnsi="Calibri" w:eastAsia="宋体"/>
-                <w:b w:val="0"/>
-                <w:sz w:val="21"/>
-              </w:rPr>
-              <w:t>倍</w:t>
-            </w:r>
-          </w:p>
-        </w:tc>
-        <w:tc>
-          <w:tcPr>
-            <w:tcW w:type="dxa" w:w="1728"/>
-          </w:tcPr>
-          <w:p>
-            <w:r/>
-            <w:r>
-              <w:rPr>
-                <w:rFonts w:ascii="Calibri" w:hAnsi="Calibri" w:eastAsia="宋体"/>
-                <w:b w:val="0"/>
-                <w:sz w:val="21"/>
-              </w:rPr>
-              <w:t>higher_better</w:t>
-            </w:r>
-          </w:p>
-        </w:tc>
-      </w:tr>
-      <w:tr>
-        <w:tc>
-          <w:tcPr>
-            <w:tcW w:type="dxa" w:w="1728"/>
-          </w:tcPr>
-          <w:p>
-            <w:r/>
-            <w:r>
-              <w:rPr>
-                <w:rFonts w:ascii="Calibri" w:hAnsi="Calibri" w:eastAsia="宋体"/>
-                <w:b w:val="0"/>
-                <w:sz w:val="21"/>
-              </w:rPr>
-              <w:t>盈利质量</w:t>
-            </w:r>
-          </w:p>
-        </w:tc>
-        <w:tc>
-          <w:tcPr>
-            <w:tcW w:type="dxa" w:w="1728"/>
-          </w:tcPr>
-          <w:p>
-            <w:r/>
-            <w:r>
-              <w:rPr>
-                <w:rFonts w:ascii="Calibri" w:hAnsi="Calibri" w:eastAsia="宋体"/>
-                <w:b w:val="0"/>
-                <w:sz w:val="21"/>
-              </w:rPr>
-              <w:t>cashflow_quality</w:t>
-            </w:r>
-          </w:p>
-        </w:tc>
-        <w:tc>
-          <w:tcPr>
-            <w:tcW w:type="dxa" w:w="1728"/>
-          </w:tcPr>
-          <w:p>
-            <w:r/>
-            <w:r>
-              <w:rPr>
-                <w:rFonts w:ascii="Calibri" w:hAnsi="Calibri" w:eastAsia="宋体"/>
-                <w:b w:val="0"/>
-                <w:sz w:val="21"/>
-              </w:rPr>
-              <w:t>经营现金流/净利润</w:t>
-            </w:r>
-          </w:p>
-        </w:tc>
-        <w:tc>
-          <w:tcPr>
-            <w:tcW w:type="dxa" w:w="1728"/>
-          </w:tcPr>
-          <w:p>
-            <w:r/>
-            <w:r>
-              <w:rPr>
-                <w:rFonts w:ascii="Calibri" w:hAnsi="Calibri" w:eastAsia="宋体"/>
-                <w:b w:val="0"/>
-                <w:sz w:val="21"/>
-              </w:rPr>
-              <w:t>倍</w:t>
-            </w:r>
-          </w:p>
-        </w:tc>
-        <w:tc>
-          <w:tcPr>
-            <w:tcW w:type="dxa" w:w="1728"/>
-          </w:tcPr>
-          <w:p>
-            <w:r/>
-            <w:r>
-              <w:rPr>
-                <w:rFonts w:ascii="Calibri" w:hAnsi="Calibri" w:eastAsia="宋体"/>
-                <w:b w:val="0"/>
-                <w:sz w:val="21"/>
-              </w:rPr>
-              <w:t>higher_better</w:t>
-            </w:r>
-          </w:p>
-        </w:tc>
-      </w:tr>
-      <w:tr>
-        <w:tc>
-          <w:tcPr>
-            <w:tcW w:type="dxa" w:w="1728"/>
-          </w:tcPr>
-          <w:p>
-            <w:r/>
-            <w:r>
-              <w:rPr>
-                <w:rFonts w:ascii="Calibri" w:hAnsi="Calibri" w:eastAsia="宋体"/>
-                <w:b w:val="0"/>
-                <w:sz w:val="21"/>
-              </w:rPr>
-              <w:t>每股指标</w:t>
-            </w:r>
-          </w:p>
-        </w:tc>
-        <w:tc>
-          <w:tcPr>
-            <w:tcW w:type="dxa" w:w="1728"/>
-          </w:tcPr>
-          <w:p>
-            <w:r/>
-            <w:r>
-              <w:rPr>
-                <w:rFonts w:ascii="Calibri" w:hAnsi="Calibri" w:eastAsia="宋体"/>
-                <w:b w:val="0"/>
-                <w:sz w:val="21"/>
-              </w:rPr>
-              <w:t>eps</w:t>
-            </w:r>
-          </w:p>
-        </w:tc>
-        <w:tc>
-          <w:tcPr>
-            <w:tcW w:type="dxa" w:w="1728"/>
-          </w:tcPr>
-          <w:p>
-            <w:r/>
-            <w:r>
-              <w:rPr>
-                <w:rFonts w:ascii="Calibri" w:hAnsi="Calibri" w:eastAsia="宋体"/>
-                <w:b w:val="0"/>
-                <w:sz w:val="21"/>
-              </w:rPr>
-              <w:t>基本每股收益</w:t>
-            </w:r>
-          </w:p>
-        </w:tc>
-        <w:tc>
-          <w:tcPr>
-            <w:tcW w:type="dxa" w:w="1728"/>
-          </w:tcPr>
-          <w:p>
-            <w:r/>
-            <w:r>
-              <w:rPr>
-                <w:rFonts w:ascii="Calibri" w:hAnsi="Calibri" w:eastAsia="宋体"/>
-                <w:b w:val="0"/>
-                <w:sz w:val="21"/>
-              </w:rPr>
-              <w:t>元/股</w:t>
-            </w:r>
-          </w:p>
-        </w:tc>
-        <w:tc>
-          <w:tcPr>
-            <w:tcW w:type="dxa" w:w="1728"/>
-          </w:tcPr>
-          <w:p>
-            <w:r/>
-            <w:r>
-              <w:rPr>
-                <w:rFonts w:ascii="Calibri" w:hAnsi="Calibri" w:eastAsia="宋体"/>
-                <w:b w:val="0"/>
-                <w:sz w:val="21"/>
-              </w:rPr>
-              <w:t>higher_better</w:t>
-            </w:r>
-          </w:p>
-        </w:tc>
-      </w:tr>
-      <w:tr>
-        <w:tc>
-          <w:tcPr>
-            <w:tcW w:type="dxa" w:w="1728"/>
-          </w:tcPr>
-          <w:p>
-            <w:r/>
-            <w:r>
-              <w:rPr>
-                <w:rFonts w:ascii="Calibri" w:hAnsi="Calibri" w:eastAsia="宋体"/>
-                <w:b w:val="0"/>
-                <w:sz w:val="21"/>
-              </w:rPr>
-              <w:t>估值</w:t>
-            </w:r>
-          </w:p>
-        </w:tc>
-        <w:tc>
-          <w:tcPr>
-            <w:tcW w:type="dxa" w:w="1728"/>
-          </w:tcPr>
-          <w:p>
-            <w:r/>
-            <w:r>
-              <w:rPr>
-                <w:rFonts w:ascii="Calibri" w:hAnsi="Calibri" w:eastAsia="宋体"/>
-                <w:b w:val="0"/>
-                <w:sz w:val="21"/>
-              </w:rPr>
-              <w:t>pe</w:t>
-            </w:r>
-          </w:p>
-        </w:tc>
-        <w:tc>
-          <w:tcPr>
-            <w:tcW w:type="dxa" w:w="1728"/>
-          </w:tcPr>
-          <w:p>
-            <w:r/>
-            <w:r>
-              <w:rPr>
-                <w:rFonts w:ascii="Calibri" w:hAnsi="Calibri" w:eastAsia="宋体"/>
-                <w:b w:val="0"/>
-                <w:sz w:val="21"/>
-              </w:rPr>
-              <w:t>市盈率</w:t>
-            </w:r>
-          </w:p>
-        </w:tc>
-        <w:tc>
-          <w:tcPr>
-            <w:tcW w:type="dxa" w:w="1728"/>
-          </w:tcPr>
-          <w:p>
-            <w:r/>
-            <w:r>
-              <w:rPr>
-                <w:rFonts w:ascii="Calibri" w:hAnsi="Calibri" w:eastAsia="宋体"/>
-                <w:b w:val="0"/>
-                <w:sz w:val="21"/>
-              </w:rPr>
-              <w:t>倍</w:t>
-            </w:r>
-          </w:p>
-        </w:tc>
-        <w:tc>
-          <w:tcPr>
-            <w:tcW w:type="dxa" w:w="1728"/>
-          </w:tcPr>
-          <w:p>
-            <w:r/>
-            <w:r>
-              <w:rPr>
-                <w:rFonts w:ascii="Calibri" w:hAnsi="Calibri" w:eastAsia="宋体"/>
-                <w:b w:val="0"/>
-                <w:sz w:val="21"/>
-              </w:rPr>
-              <w:t>lower_better</w:t>
-            </w:r>
-          </w:p>
-        </w:tc>
-      </w:tr>
-      <w:tr>
-        <w:tc>
-          <w:tcPr>
-            <w:tcW w:type="dxa" w:w="1728"/>
-          </w:tcPr>
-          <w:p>
-            <w:r/>
-            <w:r>
-              <w:rPr>
-                <w:rFonts w:ascii="Calibri" w:hAnsi="Calibri" w:eastAsia="宋体"/>
-                <w:b w:val="0"/>
-                <w:sz w:val="21"/>
-              </w:rPr>
-              <w:t>估值</w:t>
-            </w:r>
-          </w:p>
-        </w:tc>
-        <w:tc>
-          <w:tcPr>
-            <w:tcW w:type="dxa" w:w="1728"/>
-          </w:tcPr>
-          <w:p>
-            <w:r/>
-            <w:r>
-              <w:rPr>
-                <w:rFonts w:ascii="Calibri" w:hAnsi="Calibri" w:eastAsia="宋体"/>
-                <w:b w:val="0"/>
-                <w:sz w:val="21"/>
-              </w:rPr>
-              <w:t>pb</w:t>
-            </w:r>
-          </w:p>
-        </w:tc>
-        <w:tc>
-          <w:tcPr>
-            <w:tcW w:type="dxa" w:w="1728"/>
-          </w:tcPr>
-          <w:p>
-            <w:r/>
-            <w:r>
-              <w:rPr>
-                <w:rFonts w:ascii="Calibri" w:hAnsi="Calibri" w:eastAsia="宋体"/>
-                <w:b w:val="0"/>
-                <w:sz w:val="21"/>
-              </w:rPr>
-              <w:t>市净率</w:t>
-            </w:r>
-          </w:p>
-        </w:tc>
-        <w:tc>
-          <w:tcPr>
-            <w:tcW w:type="dxa" w:w="1728"/>
-          </w:tcPr>
-          <w:p>
-            <w:r/>
-            <w:r>
-              <w:rPr>
-                <w:rFonts w:ascii="Calibri" w:hAnsi="Calibri" w:eastAsia="宋体"/>
-                <w:b w:val="0"/>
-                <w:sz w:val="21"/>
-              </w:rPr>
-              <w:t>倍</w:t>
-            </w:r>
-          </w:p>
-        </w:tc>
-        <w:tc>
-          <w:tcPr>
-            <w:tcW w:type="dxa" w:w="1728"/>
-          </w:tcPr>
-          <w:p>
-            <w:r/>
-            <w:r>
-              <w:rPr>
-                <w:rFonts w:ascii="Calibri" w:hAnsi="Calibri" w:eastAsia="宋体"/>
-                <w:b w:val="0"/>
-                <w:sz w:val="21"/>
-              </w:rPr>
-              <w:t>lower_better</w:t>
-            </w:r>
-          </w:p>
-        </w:tc>
-      </w:tr>
-    </w:tbl>
-    <w:p/>
-    <w:p>
-      <w:r>
-        <w:rPr>
-          <w:rFonts w:ascii="Calibri" w:hAnsi="Calibri" w:eastAsia="宋体"/>
-          <w:b/>
-          <w:sz w:val="21"/>
-        </w:rPr>
-        <w:t>计算公式</w:t>
-      </w:r>
-      <w:r>
-        <w:rPr>
-          <w:rFonts w:ascii="Calibri" w:hAnsi="Calibri" w:eastAsia="宋体"/>
-          <w:b w:val="0"/>
-          <w:sz w:val="21"/>
-        </w:rPr>
-        <w:t xml:space="preserve"> (</w:t>
-      </w:r>
-      <w:r>
-        <w:rPr>
-          <w:rFonts w:ascii="Consolas" w:hAnsi="Consolas" w:eastAsia="宋体"/>
-          <w:sz w:val="19"/>
-        </w:rPr>
-        <w:t>service/calc/IndicatorCalcEngine.java</w:t>
-      </w:r>
-      <w:r>
-        <w:rPr>
-          <w:rFonts w:ascii="Calibri" w:hAnsi="Calibri" w:eastAsia="宋体"/>
-          <w:b w:val="0"/>
-          <w:sz w:val="21"/>
-        </w:rPr>
-        <w:t>):</w:t>
-      </w:r>
-    </w:p>
-    <w:tbl>
-      <w:tblPr>
-        <w:tblStyle w:val="TableGrid"/>
-        <w:tblW w:type="auto" w:w="0"/>
-        <w:jc w:val="center"/>
-        <w:tblLook w:firstColumn="1" w:firstRow="1" w:lastColumn="0" w:lastRow="0" w:noHBand="0" w:noVBand="1" w:val="04A0"/>
-      </w:tblPr>
-      <w:tblGrid>
-        <w:gridCol w:w="2880"/>
-        <w:gridCol w:w="2880"/>
-        <w:gridCol w:w="2880"/>
-      </w:tblGrid>
-      <w:tr>
-        <w:tc>
-          <w:tcPr>
-            <w:tcW w:type="dxa" w:w="2880"/>
-          </w:tcPr>
-          <w:p>
-            <w:pPr>
-              <w:shd w:val="clear" w:fill="DEEAF6"/>
-            </w:pPr>
-            <w:r/>
-            <w:r>
-              <w:rPr>
-                <w:rFonts w:ascii="Calibri" w:hAnsi="Calibri" w:eastAsia="宋体"/>
-                <w:b/>
-                <w:sz w:val="21"/>
-              </w:rPr>
-              <w:t>指标</w:t>
-            </w:r>
-          </w:p>
-        </w:tc>
-        <w:tc>
-          <w:tcPr>
-            <w:tcW w:type="dxa" w:w="2880"/>
-          </w:tcPr>
-          <w:p>
-            <w:pPr>
-              <w:shd w:val="clear" w:fill="DEEAF6"/>
-            </w:pPr>
-            <w:r/>
-            <w:r>
-              <w:rPr>
-                <w:rFonts w:ascii="Calibri" w:hAnsi="Calibri" w:eastAsia="宋体"/>
-                <w:b/>
-                <w:sz w:val="21"/>
-              </w:rPr>
-              <w:t>公式</w:t>
-            </w:r>
-          </w:p>
-        </w:tc>
-        <w:tc>
-          <w:tcPr>
-            <w:tcW w:type="dxa" w:w="2880"/>
-          </w:tcPr>
-          <w:p>
-            <w:pPr>
-              <w:shd w:val="clear" w:fill="DEEAF6"/>
-            </w:pPr>
-            <w:r/>
-            <w:r>
-              <w:rPr>
-                <w:rFonts w:ascii="Calibri" w:hAnsi="Calibri" w:eastAsia="宋体"/>
-                <w:b/>
-                <w:sz w:val="21"/>
-              </w:rPr>
-              <w:t>备注</w:t>
-            </w:r>
-          </w:p>
-        </w:tc>
-      </w:tr>
-      <w:tr>
-        <w:tc>
-          <w:tcPr>
-            <w:tcW w:type="dxa" w:w="2880"/>
-          </w:tcPr>
-          <w:p>
-            <w:r/>
-            <w:r>
-              <w:rPr>
-                <w:rFonts w:ascii="Calibri" w:hAnsi="Calibri" w:eastAsia="宋体"/>
-                <w:b w:val="0"/>
-                <w:sz w:val="21"/>
-              </w:rPr>
-              <w:t>---</w:t>
-            </w:r>
-          </w:p>
-        </w:tc>
-        <w:tc>
-          <w:tcPr>
-            <w:tcW w:type="dxa" w:w="2880"/>
-          </w:tcPr>
-          <w:p>
-            <w:r/>
-            <w:r>
-              <w:rPr>
-                <w:rFonts w:ascii="Calibri" w:hAnsi="Calibri" w:eastAsia="宋体"/>
-                <w:b w:val="0"/>
-                <w:sz w:val="21"/>
-              </w:rPr>
-              <w:t>---</w:t>
-            </w:r>
-          </w:p>
-        </w:tc>
-        <w:tc>
-          <w:tcPr>
-            <w:tcW w:type="dxa" w:w="2880"/>
-          </w:tcPr>
-          <w:p>
-            <w:r/>
-            <w:r>
-              <w:rPr>
-                <w:rFonts w:ascii="Calibri" w:hAnsi="Calibri" w:eastAsia="宋体"/>
-                <w:b w:val="0"/>
-                <w:sz w:val="21"/>
-              </w:rPr>
-              <w:t>---</w:t>
-            </w:r>
-          </w:p>
-        </w:tc>
-      </w:tr>
-      <w:tr>
-        <w:tc>
-          <w:tcPr>
-            <w:tcW w:type="dxa" w:w="2880"/>
-          </w:tcPr>
-          <w:p>
-            <w:r/>
-            <w:r>
-              <w:rPr>
-                <w:rFonts w:ascii="Calibri" w:hAnsi="Calibri" w:eastAsia="宋体"/>
-                <w:b w:val="0"/>
-                <w:sz w:val="21"/>
-              </w:rPr>
-              <w:t>roe</w:t>
-            </w:r>
-          </w:p>
-        </w:tc>
-        <w:tc>
-          <w:tcPr>
-            <w:tcW w:type="dxa" w:w="2880"/>
-          </w:tcPr>
-          <w:p>
-            <w:r/>
-            <w:r>
-              <w:rPr>
-                <w:rFonts w:ascii="Calibri" w:hAnsi="Calibri" w:eastAsia="宋体"/>
-                <w:b w:val="0"/>
-                <w:sz w:val="21"/>
-              </w:rPr>
-              <w:t>归母净利润 ÷ 平均股东权益 × 100</w:t>
-            </w:r>
-          </w:p>
-        </w:tc>
-        <w:tc>
-          <w:tcPr>
-            <w:tcW w:type="dxa" w:w="2880"/>
-          </w:tcPr>
-          <w:p>
-            <w:r/>
-            <w:r>
-              <w:rPr>
-                <w:rFonts w:ascii="Calibri" w:hAnsi="Calibri" w:eastAsia="宋体"/>
-                <w:b w:val="0"/>
-                <w:sz w:val="21"/>
-              </w:rPr>
-              <w:t>平均 = (上年末+本年末)/2, 无上年用期末</w:t>
-            </w:r>
-          </w:p>
-        </w:tc>
-      </w:tr>
-      <w:tr>
-        <w:tc>
-          <w:tcPr>
-            <w:tcW w:type="dxa" w:w="2880"/>
-          </w:tcPr>
-          <w:p>
-            <w:r/>
-            <w:r>
-              <w:rPr>
-                <w:rFonts w:ascii="Calibri" w:hAnsi="Calibri" w:eastAsia="宋体"/>
-                <w:b w:val="0"/>
-                <w:sz w:val="21"/>
-              </w:rPr>
-              <w:t>gross_margin</w:t>
-            </w:r>
-          </w:p>
-        </w:tc>
-        <w:tc>
-          <w:tcPr>
-            <w:tcW w:type="dxa" w:w="2880"/>
-          </w:tcPr>
-          <w:p>
-            <w:r/>
-            <w:r>
-              <w:rPr>
-                <w:rFonts w:ascii="Calibri" w:hAnsi="Calibri" w:eastAsia="宋体"/>
-                <w:b w:val="0"/>
-                <w:sz w:val="21"/>
-              </w:rPr>
-              <w:t>(营业收入−营业成本) ÷ 营业收入 × 100</w:t>
-            </w:r>
-          </w:p>
-        </w:tc>
-        <w:tc>
-          <w:tcPr>
-            <w:tcW w:type="dxa" w:w="2880"/>
-          </w:tcPr>
-          <w:p>
-            <w:r/>
-          </w:p>
-        </w:tc>
-      </w:tr>
-      <w:tr>
-        <w:tc>
-          <w:tcPr>
-            <w:tcW w:type="dxa" w:w="2880"/>
-          </w:tcPr>
-          <w:p>
-            <w:r/>
-            <w:r>
-              <w:rPr>
-                <w:rFonts w:ascii="Calibri" w:hAnsi="Calibri" w:eastAsia="宋体"/>
-                <w:b w:val="0"/>
-                <w:sz w:val="21"/>
-              </w:rPr>
-              <w:t>net_margin_parent</w:t>
-            </w:r>
-          </w:p>
-        </w:tc>
-        <w:tc>
-          <w:tcPr>
-            <w:tcW w:type="dxa" w:w="2880"/>
-          </w:tcPr>
-          <w:p>
-            <w:r/>
-            <w:r>
-              <w:rPr>
-                <w:rFonts w:ascii="Calibri" w:hAnsi="Calibri" w:eastAsia="宋体"/>
-                <w:b w:val="0"/>
-                <w:sz w:val="21"/>
-              </w:rPr>
-              <w:t>归母净利润 ÷ 营业收入 × 100</w:t>
-            </w:r>
-          </w:p>
-        </w:tc>
-        <w:tc>
-          <w:tcPr>
-            <w:tcW w:type="dxa" w:w="2880"/>
-          </w:tcPr>
-          <w:p>
-            <w:r/>
-          </w:p>
-        </w:tc>
-      </w:tr>
-      <w:tr>
-        <w:tc>
-          <w:tcPr>
-            <w:tcW w:type="dxa" w:w="2880"/>
-          </w:tcPr>
-          <w:p>
-            <w:r/>
-            <w:r>
-              <w:rPr>
-                <w:rFonts w:ascii="Calibri" w:hAnsi="Calibri" w:eastAsia="宋体"/>
-                <w:b w:val="0"/>
-                <w:sz w:val="21"/>
-              </w:rPr>
-              <w:t>revenue_growth</w:t>
-            </w:r>
-          </w:p>
-        </w:tc>
-        <w:tc>
-          <w:tcPr>
-            <w:tcW w:type="dxa" w:w="2880"/>
-          </w:tcPr>
-          <w:p>
-            <w:r/>
-            <w:r>
-              <w:rPr>
-                <w:rFonts w:ascii="Calibri" w:hAnsi="Calibri" w:eastAsia="宋体"/>
-                <w:b w:val="0"/>
-                <w:sz w:val="21"/>
-              </w:rPr>
-              <w:t>(本期营收−上期营收) ÷ \</w:t>
-            </w:r>
-          </w:p>
-        </w:tc>
-        <w:tc>
-          <w:tcPr>
-            <w:tcW w:type="dxa" w:w="2880"/>
-          </w:tcPr>
-          <w:p>
-            <w:r/>
-            <w:r>
-              <w:rPr>
-                <w:rFonts w:ascii="Calibri" w:hAnsi="Calibri" w:eastAsia="宋体"/>
-                <w:b w:val="0"/>
-                <w:sz w:val="21"/>
-              </w:rPr>
-              <w:t>上期营收\</w:t>
-            </w:r>
-          </w:p>
-        </w:tc>
-      </w:tr>
-      <w:tr>
-        <w:tc>
-          <w:tcPr>
-            <w:tcW w:type="dxa" w:w="2880"/>
-          </w:tcPr>
-          <w:p>
-            <w:r/>
-            <w:r>
-              <w:rPr>
-                <w:rFonts w:ascii="Calibri" w:hAnsi="Calibri" w:eastAsia="宋体"/>
-                <w:b w:val="0"/>
-                <w:sz w:val="21"/>
-              </w:rPr>
-              <w:t>profit_growth</w:t>
-            </w:r>
-          </w:p>
-        </w:tc>
-        <w:tc>
-          <w:tcPr>
-            <w:tcW w:type="dxa" w:w="2880"/>
-          </w:tcPr>
-          <w:p>
-            <w:r/>
-            <w:r>
-              <w:rPr>
-                <w:rFonts w:ascii="Calibri" w:hAnsi="Calibri" w:eastAsia="宋体"/>
-                <w:b w:val="0"/>
-                <w:sz w:val="21"/>
-              </w:rPr>
-              <w:t>(本期归母净利−上期归母净利) ÷ \</w:t>
-            </w:r>
-          </w:p>
-        </w:tc>
-        <w:tc>
-          <w:tcPr>
-            <w:tcW w:type="dxa" w:w="2880"/>
-          </w:tcPr>
-          <w:p>
-            <w:r/>
-            <w:r>
-              <w:rPr>
-                <w:rFonts w:ascii="Calibri" w:hAnsi="Calibri" w:eastAsia="宋体"/>
-                <w:b w:val="0"/>
-                <w:sz w:val="21"/>
-              </w:rPr>
-              <w:t>上期\</w:t>
-            </w:r>
-          </w:p>
-        </w:tc>
-      </w:tr>
-      <w:tr>
-        <w:tc>
-          <w:tcPr>
-            <w:tcW w:type="dxa" w:w="2880"/>
-          </w:tcPr>
-          <w:p>
-            <w:r/>
-            <w:r>
-              <w:rPr>
-                <w:rFonts w:ascii="Calibri" w:hAnsi="Calibri" w:eastAsia="宋体"/>
-                <w:b w:val="0"/>
-                <w:sz w:val="21"/>
-              </w:rPr>
-              <w:t>asset_liability_ratio</w:t>
-            </w:r>
-          </w:p>
-        </w:tc>
-        <w:tc>
-          <w:tcPr>
-            <w:tcW w:type="dxa" w:w="2880"/>
-          </w:tcPr>
-          <w:p>
-            <w:r/>
-            <w:r>
-              <w:rPr>
-                <w:rFonts w:ascii="Calibri" w:hAnsi="Calibri" w:eastAsia="宋体"/>
-                <w:b w:val="0"/>
-                <w:sz w:val="21"/>
-              </w:rPr>
-              <w:t>总负债 ÷ 总资产 × 100</w:t>
-            </w:r>
-          </w:p>
-        </w:tc>
-        <w:tc>
-          <w:tcPr>
-            <w:tcW w:type="dxa" w:w="2880"/>
-          </w:tcPr>
-          <w:p>
-            <w:r/>
-          </w:p>
-        </w:tc>
-      </w:tr>
-      <w:tr>
-        <w:tc>
-          <w:tcPr>
-            <w:tcW w:type="dxa" w:w="2880"/>
-          </w:tcPr>
-          <w:p>
-            <w:r/>
-            <w:r>
-              <w:rPr>
-                <w:rFonts w:ascii="Calibri" w:hAnsi="Calibri" w:eastAsia="宋体"/>
-                <w:b w:val="0"/>
-                <w:sz w:val="21"/>
-              </w:rPr>
-              <w:t>current_ratio</w:t>
-            </w:r>
-          </w:p>
-        </w:tc>
-        <w:tc>
-          <w:tcPr>
-            <w:tcW w:type="dxa" w:w="2880"/>
-          </w:tcPr>
-          <w:p>
-            <w:r/>
-            <w:r>
-              <w:rPr>
-                <w:rFonts w:ascii="Calibri" w:hAnsi="Calibri" w:eastAsia="宋体"/>
-                <w:b w:val="0"/>
-                <w:sz w:val="21"/>
-              </w:rPr>
-              <w:t>流动资产合计 ÷ 流动负债合计</w:t>
-            </w:r>
-          </w:p>
-        </w:tc>
-        <w:tc>
-          <w:tcPr>
-            <w:tcW w:type="dxa" w:w="2880"/>
-          </w:tcPr>
-          <w:p>
-            <w:r/>
-          </w:p>
-        </w:tc>
-      </w:tr>
-      <w:tr>
-        <w:tc>
-          <w:tcPr>
-            <w:tcW w:type="dxa" w:w="2880"/>
-          </w:tcPr>
-          <w:p>
-            <w:r/>
-            <w:r>
-              <w:rPr>
-                <w:rFonts w:ascii="Calibri" w:hAnsi="Calibri" w:eastAsia="宋体"/>
-                <w:b w:val="0"/>
-                <w:sz w:val="21"/>
-              </w:rPr>
-              <w:t>quick_ratio</w:t>
-            </w:r>
-          </w:p>
-        </w:tc>
-        <w:tc>
-          <w:tcPr>
-            <w:tcW w:type="dxa" w:w="2880"/>
-          </w:tcPr>
-          <w:p>
-            <w:r/>
-            <w:r>
-              <w:rPr>
-                <w:rFonts w:ascii="Calibri" w:hAnsi="Calibri" w:eastAsia="宋体"/>
-                <w:b w:val="0"/>
-                <w:sz w:val="21"/>
-              </w:rPr>
-              <w:t>(流动资产合计−存货) ÷ 流动负债合计</w:t>
-            </w:r>
-          </w:p>
-        </w:tc>
-        <w:tc>
-          <w:tcPr>
-            <w:tcW w:type="dxa" w:w="2880"/>
-          </w:tcPr>
-          <w:p>
-            <w:r/>
-          </w:p>
-        </w:tc>
-      </w:tr>
-      <w:tr>
-        <w:tc>
-          <w:tcPr>
-            <w:tcW w:type="dxa" w:w="2880"/>
-          </w:tcPr>
-          <w:p>
-            <w:r/>
-            <w:r>
-              <w:rPr>
-                <w:rFonts w:ascii="Calibri" w:hAnsi="Calibri" w:eastAsia="宋体"/>
-                <w:b w:val="0"/>
-                <w:sz w:val="21"/>
-              </w:rPr>
-              <w:t>cashflow_quality</w:t>
-            </w:r>
-          </w:p>
-        </w:tc>
-        <w:tc>
-          <w:tcPr>
-            <w:tcW w:type="dxa" w:w="2880"/>
-          </w:tcPr>
-          <w:p>
-            <w:r/>
-            <w:r>
-              <w:rPr>
-                <w:rFonts w:ascii="Calibri" w:hAnsi="Calibri" w:eastAsia="宋体"/>
-                <w:b w:val="0"/>
-                <w:sz w:val="21"/>
-              </w:rPr>
-              <w:t>经营现金流净额 ÷ 净利润</w:t>
-            </w:r>
-          </w:p>
-        </w:tc>
-        <w:tc>
-          <w:tcPr>
-            <w:tcW w:type="dxa" w:w="2880"/>
-          </w:tcPr>
-          <w:p>
-            <w:r/>
-          </w:p>
-        </w:tc>
-      </w:tr>
-      <w:tr>
-        <w:tc>
-          <w:tcPr>
-            <w:tcW w:type="dxa" w:w="2880"/>
-          </w:tcPr>
-          <w:p>
-            <w:r/>
-            <w:r>
-              <w:rPr>
-                <w:rFonts w:ascii="Calibri" w:hAnsi="Calibri" w:eastAsia="宋体"/>
-                <w:b w:val="0"/>
-                <w:sz w:val="21"/>
-              </w:rPr>
-              <w:t>eps</w:t>
-            </w:r>
-          </w:p>
-        </w:tc>
-        <w:tc>
-          <w:tcPr>
-            <w:tcW w:type="dxa" w:w="2880"/>
-          </w:tcPr>
-          <w:p>
-            <w:r/>
-            <w:r>
-              <w:rPr>
-                <w:rFonts w:ascii="Calibri" w:hAnsi="Calibri" w:eastAsia="宋体"/>
-                <w:b w:val="0"/>
-                <w:sz w:val="21"/>
-              </w:rPr>
-              <w:t>直接取报表项 eps_basic</w:t>
-            </w:r>
-          </w:p>
-        </w:tc>
-        <w:tc>
-          <w:tcPr>
-            <w:tcW w:type="dxa" w:w="2880"/>
-          </w:tcPr>
-          <w:p>
-            <w:r/>
-          </w:p>
-        </w:tc>
-      </w:tr>
-      <w:tr>
-        <w:tc>
-          <w:tcPr>
-            <w:tcW w:type="dxa" w:w="2880"/>
-          </w:tcPr>
-          <w:p>
-            <w:r/>
-            <w:r>
-              <w:rPr>
-                <w:rFonts w:ascii="Calibri" w:hAnsi="Calibri" w:eastAsia="宋体"/>
-                <w:b w:val="0"/>
-                <w:sz w:val="21"/>
-              </w:rPr>
-              <w:t>pe</w:t>
-            </w:r>
-          </w:p>
-        </w:tc>
-        <w:tc>
-          <w:tcPr>
-            <w:tcW w:type="dxa" w:w="2880"/>
-          </w:tcPr>
-          <w:p>
-            <w:r/>
-            <w:r>
-              <w:rPr>
-                <w:rFonts w:ascii="Calibri" w:hAnsi="Calibri" w:eastAsia="宋体"/>
-                <w:b w:val="0"/>
-                <w:sz w:val="21"/>
-              </w:rPr>
-              <w:t>总市值 ÷ 归母净利润</w:t>
-            </w:r>
-          </w:p>
-        </w:tc>
-        <w:tc>
-          <w:tcPr>
-            <w:tcW w:type="dxa" w:w="2880"/>
-          </w:tcPr>
-          <w:p>
-            <w:r/>
-            <w:r>
-              <w:rPr>
-                <w:rFonts w:ascii="Calibri" w:hAnsi="Calibri" w:eastAsia="宋体"/>
-                <w:b w:val="0"/>
-                <w:sz w:val="21"/>
-              </w:rPr>
-              <w:t>需同年估值快照</w:t>
-            </w:r>
-          </w:p>
-        </w:tc>
-      </w:tr>
-      <w:tr>
-        <w:tc>
-          <w:tcPr>
-            <w:tcW w:type="dxa" w:w="2880"/>
-          </w:tcPr>
-          <w:p>
-            <w:r/>
-            <w:r>
-              <w:rPr>
-                <w:rFonts w:ascii="Calibri" w:hAnsi="Calibri" w:eastAsia="宋体"/>
-                <w:b w:val="0"/>
-                <w:sz w:val="21"/>
-              </w:rPr>
-              <w:t>pb</w:t>
-            </w:r>
-          </w:p>
-        </w:tc>
-        <w:tc>
-          <w:tcPr>
-            <w:tcW w:type="dxa" w:w="2880"/>
-          </w:tcPr>
-          <w:p>
-            <w:r/>
-            <w:r>
-              <w:rPr>
-                <w:rFonts w:ascii="Calibri" w:hAnsi="Calibri" w:eastAsia="宋体"/>
-                <w:b w:val="0"/>
-                <w:sz w:val="21"/>
-              </w:rPr>
-              <w:t>总市值 ÷ 股东权益</w:t>
-            </w:r>
-          </w:p>
-        </w:tc>
-        <w:tc>
-          <w:tcPr>
-            <w:tcW w:type="dxa" w:w="2880"/>
-          </w:tcPr>
-          <w:p>
-            <w:r/>
-            <w:r>
-              <w:rPr>
-                <w:rFonts w:ascii="Calibri" w:hAnsi="Calibri" w:eastAsia="宋体"/>
-                <w:b w:val="0"/>
-                <w:sz w:val="21"/>
-              </w:rPr>
-              <w:t>需同年估值快照</w:t>
-            </w:r>
-          </w:p>
-        </w:tc>
-      </w:tr>
-    </w:tbl>
-    <w:p/>
-    <w:p>
-      <w:pPr>
-        <w:pStyle w:val="Heading2"/>
-      </w:pPr>
-      <w:r>
-        <w:rPr>
-          <w:rFonts w:ascii="Calibri" w:hAnsi="Calibri" w:eastAsia="黑体"/>
-          <w:b/>
-          <w:color w:val="1F3B63"/>
-          <w:sz w:val="28"/>
-        </w:rPr>
-        <w:t>5. 行业对标引擎 (`service/calc/BenchmarkCalculator.java`)</w:t>
-      </w:r>
-    </w:p>
-    <w:p>
-      <w:r>
-        <w:rPr>
-          <w:rFonts w:ascii="Calibri" w:hAnsi="Calibri" w:eastAsia="宋体"/>
-          <w:b/>
-          <w:sz w:val="21"/>
-        </w:rPr>
-        <w:t>统计基准</w:t>
-      </w:r>
-      <w:r>
-        <w:rPr>
-          <w:rFonts w:ascii="Calibri" w:hAnsi="Calibri" w:eastAsia="宋体"/>
-          <w:b w:val="0"/>
-          <w:sz w:val="21"/>
-        </w:rPr>
-        <w:t>(按 行业×年度×指标 计算, 样本 = 同行业全部公司):</w:t>
-      </w:r>
-    </w:p>
-    <w:p>
-      <w:pPr>
-        <w:pStyle w:val="ListBullet"/>
-      </w:pPr>
-      <w:r>
-        <w:rPr>
-          <w:rFonts w:ascii="Calibri" w:hAnsi="Calibri" w:eastAsia="宋体"/>
-          <w:b w:val="0"/>
-          <w:sz w:val="21"/>
-        </w:rPr>
-        <w:t>均值(算术平均)、中位数、P25/P75(线性插值分位)、总体标准差、样本数</w:t>
-      </w:r>
-    </w:p>
-    <w:p>
-      <w:r>
-        <w:rPr>
-          <w:rFonts w:ascii="Calibri" w:hAnsi="Calibri" w:eastAsia="宋体"/>
-          <w:b/>
-          <w:sz w:val="21"/>
-        </w:rPr>
-        <w:t>公司定位</w:t>
-      </w:r>
-      <w:r>
-        <w:rPr>
-          <w:rFonts w:ascii="Calibri" w:hAnsi="Calibri" w:eastAsia="宋体"/>
-          <w:b w:val="0"/>
-          <w:sz w:val="21"/>
-        </w:rPr>
-        <w:t>:</w:t>
-      </w:r>
-    </w:p>
-    <w:p>
-      <w:pPr>
-        <w:pStyle w:val="ListBullet"/>
-      </w:pPr>
-      <w:r>
-        <w:rPr>
-          <w:rFonts w:ascii="Calibri" w:hAnsi="Calibri" w:eastAsia="宋体"/>
-          <w:b w:val="0"/>
-          <w:sz w:val="21"/>
-        </w:rPr>
-        <w:t xml:space="preserve">原始百分位 percentile = </w:t>
-      </w:r>
-      <w:r>
-        <w:rPr>
-          <w:rFonts w:ascii="Consolas" w:hAnsi="Consolas" w:eastAsia="宋体"/>
-          <w:sz w:val="19"/>
-        </w:rPr>
-        <w:t>(严格小于公司值的样本数) ÷ (样本数−1) × 100</w:t>
-      </w:r>
-      <w:r>
-        <w:rPr>
-          <w:rFonts w:ascii="Calibri" w:hAnsi="Calibri" w:eastAsia="宋体"/>
-          <w:b w:val="0"/>
-          <w:sz w:val="21"/>
-        </w:rPr>
-        <w:t>(单样本或全等时取 50)</w:t>
-      </w:r>
-    </w:p>
-    <w:p>
-      <w:pPr>
-        <w:pStyle w:val="ListBullet"/>
-      </w:pPr>
-      <w:r>
-        <w:rPr>
-          <w:rFonts w:ascii="Calibri" w:hAnsi="Calibri" w:eastAsia="宋体"/>
-          <w:b w:val="0"/>
-          <w:sz w:val="21"/>
-        </w:rPr>
-        <w:t>方向评分 score: higher_better → score = percentile; lower_better → score = 100 − percentile(评分越高越优, 便于横向比较)</w:t>
-      </w:r>
-    </w:p>
-    <w:p>
-      <w:pPr>
-        <w:pStyle w:val="ListBullet"/>
-      </w:pPr>
-      <w:r>
-        <w:rPr>
-          <w:rFonts w:ascii="Calibri" w:hAnsi="Calibri" w:eastAsia="宋体"/>
-          <w:b w:val="0"/>
-          <w:sz w:val="21"/>
-        </w:rPr>
-        <w:t>排名 rank: higher_better 值最大为第 1; lower_better 值最小为第 1(并列同名次)</w:t>
-      </w:r>
-    </w:p>
-    <w:p>
-      <w:r>
-        <w:rPr>
-          <w:rFonts w:ascii="Calibri" w:hAnsi="Calibri" w:eastAsia="宋体"/>
-          <w:b w:val="0"/>
-          <w:sz w:val="21"/>
-        </w:rPr>
-        <w:t xml:space="preserve">结果同时落库 </w:t>
-      </w:r>
-      <w:r>
-        <w:rPr>
-          <w:rFonts w:ascii="Consolas" w:hAnsi="Consolas" w:eastAsia="宋体"/>
-          <w:sz w:val="19"/>
-        </w:rPr>
-        <w:t>行业对标</w:t>
-      </w:r>
-      <w:r>
-        <w:rPr>
-          <w:rFonts w:ascii="Calibri" w:hAnsi="Calibri" w:eastAsia="宋体"/>
-          <w:b w:val="0"/>
-          <w:sz w:val="21"/>
-        </w:rPr>
-        <w:t>(重算时批量写入), 查询时实时计算保证与指标表一致。</w:t>
-      </w:r>
-    </w:p>
-    <w:p>
-      <w:pPr>
-        <w:pStyle w:val="Heading2"/>
-      </w:pPr>
-      <w:r>
-        <w:rPr>
-          <w:rFonts w:ascii="Calibri" w:hAnsi="Calibri" w:eastAsia="黑体"/>
-          <w:b/>
-          <w:color w:val="1F3B63"/>
-          <w:sz w:val="28"/>
-        </w:rPr>
-        <w:t>6. 多条件交叉筛选 (`POST /api/finance/screening`)</w:t>
-      </w:r>
-    </w:p>
-    <w:p>
-      <w:pPr>
-        <w:pStyle w:val="ListBullet"/>
-      </w:pPr>
-      <w:r>
-        <w:rPr>
-          <w:rFonts w:ascii="Calibri" w:hAnsi="Calibri" w:eastAsia="宋体"/>
-          <w:b w:val="0"/>
-          <w:sz w:val="21"/>
-        </w:rPr>
-        <w:t>条件之间 AND 关系, 支持运算符:</w:t>
-      </w:r>
-    </w:p>
-    <w:p>
-      <w:pPr>
-        <w:pStyle w:val="ListBullet"/>
-      </w:pPr>
-      <w:r>
-        <w:rPr>
-          <w:rFonts w:ascii="Consolas" w:hAnsi="Consolas" w:eastAsia="宋体"/>
-          <w:sz w:val="19"/>
-        </w:rPr>
-        <w:t>gt / gte / lt / lte</w:t>
-      </w:r>
-      <w:r>
-        <w:rPr>
-          <w:rFonts w:ascii="Calibri" w:hAnsi="Calibri" w:eastAsia="宋体"/>
-          <w:b w:val="0"/>
-          <w:sz w:val="21"/>
-        </w:rPr>
-        <w:t xml:space="preserve"> 数值比较</w:t>
-      </w:r>
-    </w:p>
-    <w:p>
-      <w:pPr>
-        <w:pStyle w:val="ListBullet"/>
-      </w:pPr>
-      <w:r>
-        <w:rPr>
-          <w:rFonts w:ascii="Consolas" w:hAnsi="Consolas" w:eastAsia="宋体"/>
-          <w:sz w:val="19"/>
-        </w:rPr>
-        <w:t>between</w:t>
-      </w:r>
-      <w:r>
-        <w:rPr>
-          <w:rFonts w:ascii="Calibri" w:hAnsi="Calibri" w:eastAsia="宋体"/>
-          <w:b w:val="0"/>
-          <w:sz w:val="21"/>
-        </w:rPr>
-        <w:t xml:space="preserve"> 区间(value, value2)</w:t>
-      </w:r>
-    </w:p>
-    <w:p>
-      <w:pPr>
-        <w:pStyle w:val="ListBullet"/>
-      </w:pPr>
-      <w:r>
-        <w:rPr>
-          <w:rFonts w:ascii="Consolas" w:hAnsi="Consolas" w:eastAsia="宋体"/>
-          <w:sz w:val="19"/>
-        </w:rPr>
-        <w:t>pct_gt / pct_lt</w:t>
-      </w:r>
-      <w:r>
-        <w:rPr>
-          <w:rFonts w:ascii="Calibri" w:hAnsi="Calibri" w:eastAsia="宋体"/>
-          <w:b w:val="0"/>
-          <w:sz w:val="21"/>
-        </w:rPr>
-        <w:t xml:space="preserve"> 行业百分位过滤(揭示"单一指标难以发现的隐藏财务信号", 如"ROE 处于行业前 20%")</w:t>
-      </w:r>
-    </w:p>
-    <w:p>
-      <w:pPr>
-        <w:pStyle w:val="ListBullet"/>
-      </w:pPr>
-      <w:r>
-        <w:rPr>
-          <w:rFonts w:ascii="Calibri" w:hAnsi="Calibri" w:eastAsia="宋体"/>
-          <w:b w:val="0"/>
-          <w:sz w:val="21"/>
-        </w:rPr>
-        <w:t>支持限定行业(缺省全市场), 返回每家公司的逐条件判定明细(passed/actualValue)</w:t>
-      </w:r>
-    </w:p>
-    <w:p>
-      <w:pPr>
-        <w:pStyle w:val="Heading2"/>
-      </w:pPr>
-      <w:r>
-        <w:rPr>
-          <w:rFonts w:ascii="Calibri" w:hAnsi="Calibri" w:eastAsia="黑体"/>
-          <w:b/>
-          <w:color w:val="1F3B63"/>
-          <w:sz w:val="28"/>
-        </w:rPr>
-        <w:t>7. Prompt 工程设计与 AI 模块</w:t>
-      </w:r>
-    </w:p>
-    <w:p>
-      <w:pPr>
-        <w:pStyle w:val="Heading3"/>
-      </w:pPr>
-      <w:r>
-        <w:rPr>
-          <w:rFonts w:ascii="Calibri" w:hAnsi="Calibri" w:eastAsia="黑体"/>
-          <w:b/>
-          <w:color w:val="1F3B63"/>
-          <w:sz w:val="24"/>
-        </w:rPr>
-        <w:t>7.1 三层 Prompt 模板(存于 `提示词模板` 表, 代码内置同款默认兜底)</w:t>
-      </w:r>
-    </w:p>
-    <w:p>
-      <w:pPr>
-        <w:pStyle w:val="ListNumber"/>
-      </w:pPr>
-      <w:r>
-        <w:rPr>
-          <w:rFonts w:ascii="Calibri" w:hAnsi="Calibri" w:eastAsia="宋体"/>
-          <w:b/>
-          <w:sz w:val="21"/>
-        </w:rPr>
-        <w:t>角色设定层</w:t>
-      </w:r>
-      <w:r>
-        <w:rPr>
-          <w:rFonts w:ascii="Calibri" w:hAnsi="Calibri" w:eastAsia="宋体"/>
-          <w:b w:val="0"/>
-          <w:sz w:val="21"/>
-        </w:rPr>
-        <w:t>: 资深 CFA 财务分析师, 客观严谨、结论必须有数据支撑</w:t>
-      </w:r>
-    </w:p>
-    <w:p>
-      <w:pPr>
-        <w:pStyle w:val="ListNumber"/>
-      </w:pPr>
-      <w:r>
-        <w:rPr>
-          <w:rFonts w:ascii="Calibri" w:hAnsi="Calibri" w:eastAsia="宋体"/>
-          <w:b/>
-          <w:sz w:val="21"/>
-        </w:rPr>
-        <w:t>数据注入层</w:t>
-      </w:r>
-      <w:r>
-        <w:rPr>
-          <w:rFonts w:ascii="Calibri" w:hAnsi="Calibri" w:eastAsia="宋体"/>
-          <w:b w:val="0"/>
-          <w:sz w:val="21"/>
-        </w:rPr>
-        <w:t>: 将系统精确计算的 12 项指标 + 行业基准 + 百分位/排名序列化为 JSON, 并声明"这是本次分析唯一可信的数据来源"</w:t>
-      </w:r>
-    </w:p>
-    <w:p>
-      <w:pPr>
-        <w:pStyle w:val="ListNumber"/>
-      </w:pPr>
-      <w:r>
-        <w:rPr>
-          <w:rFonts w:ascii="Calibri" w:hAnsi="Calibri" w:eastAsia="宋体"/>
-          <w:b/>
-          <w:sz w:val="21"/>
-        </w:rPr>
-        <w:t>输出约束层</w:t>
-      </w:r>
-      <w:r>
-        <w:rPr>
-          <w:rFonts w:ascii="Calibri" w:hAnsi="Calibri" w:eastAsia="宋体"/>
-          <w:b w:val="0"/>
-          <w:sz w:val="21"/>
-        </w:rPr>
-        <w:t>: 只准使用注入数据、固定六段式结构、每章必须引用具体数值、缺数据必须明说"数据不足"、≤800 字、中文 Markdown —— 从指令层面抑制幻觉</w:t>
-      </w:r>
-    </w:p>
-    <w:p>
-      <w:pPr>
-        <w:pStyle w:val="Heading3"/>
-      </w:pPr>
-      <w:r>
-        <w:rPr>
-          <w:rFonts w:ascii="Calibri" w:hAnsi="Calibri" w:eastAsia="黑体"/>
-          <w:b/>
-          <w:color w:val="1F3B63"/>
-          <w:sz w:val="24"/>
-        </w:rPr>
-        <w:t>7.2 流程</w:t>
-      </w:r>
-    </w:p>
-    <w:p>
-      <w:pPr>
-        <w:shd w:val="clear" w:fill="F2F2F2"/>
-      </w:pPr>
-      <w:r>
-        <w:rPr>
-          <w:rFonts w:ascii="Consolas" w:hAnsi="Consolas" w:eastAsia="宋体"/>
-          <w:sz w:val="18"/>
-        </w:rPr>
-        <w:t>FinanceService.getBenchmark()  →  buildDataJson()  →  composeSystemPrompt(角色+数据注入)</w:t>
-      </w:r>
-    </w:p>
-    <w:p>
-      <w:pPr>
-        <w:shd w:val="clear" w:fill="F2F2F2"/>
-      </w:pPr>
-      <w:r>
-        <w:rPr>
-          <w:rFonts w:ascii="Consolas" w:hAnsi="Consolas" w:eastAsia="宋体"/>
-          <w:sz w:val="18"/>
-        </w:rPr>
-        <w:t xml:space="preserve">                                                            ↓</w:t>
-      </w:r>
-    </w:p>
-    <w:p>
-      <w:pPr>
-        <w:shd w:val="clear" w:fill="F2F2F2"/>
-      </w:pPr>
-      <w:r>
-        <w:rPr>
-          <w:rFonts w:ascii="Consolas" w:hAnsi="Consolas" w:eastAsia="宋体"/>
-          <w:sz w:val="18"/>
-        </w:rPr>
-        <w:t xml:space="preserve">         mock 规则引擎(离线)  ←  降级  ←  LLM 调用(OpenAI兼容: DeepSeek/通义/智谱…)</w:t>
-      </w:r>
-    </w:p>
-    <w:p>
-      <w:pPr>
-        <w:shd w:val="clear" w:fill="F2F2F2"/>
-      </w:pPr>
-      <w:r>
-        <w:rPr>
-          <w:rFonts w:ascii="Consolas" w:hAnsi="Consolas" w:eastAsia="宋体"/>
-          <w:sz w:val="18"/>
-        </w:rPr>
-        <w:t xml:space="preserve">                                                            ↓</w:t>
-      </w:r>
-    </w:p>
-    <w:p>
-      <w:pPr>
-        <w:shd w:val="clear" w:fill="F2F2F2"/>
-      </w:pPr>
-      <w:r>
-        <w:rPr>
-          <w:rFonts w:ascii="Consolas" w:hAnsi="Consolas" w:eastAsia="宋体"/>
-          <w:sz w:val="18"/>
-        </w:rPr>
-        <w:t xml:space="preserve">                                          保存到 解读报告(含 context 审计)</w:t>
-      </w:r>
-    </w:p>
-    <w:p>
-      <w:pPr>
-        <w:pStyle w:val="Heading3"/>
-      </w:pPr>
-      <w:r>
-        <w:rPr>
-          <w:rFonts w:ascii="Calibri" w:hAnsi="Calibri" w:eastAsia="黑体"/>
-          <w:b/>
-          <w:color w:val="1F3B63"/>
-          <w:sz w:val="24"/>
-        </w:rPr>
-        <w:t>7.3 LLM 接入配置 (`application-development.properties`)</w:t>
-      </w:r>
-    </w:p>
-    <w:p>
-      <w:pPr>
-        <w:shd w:val="clear" w:fill="F2F2F2"/>
-      </w:pPr>
-      <w:r>
-        <w:rPr>
-          <w:rFonts w:ascii="Consolas" w:hAnsi="Consolas" w:eastAsia="宋体"/>
-          <w:sz w:val="18"/>
-        </w:rPr>
-        <w:t>ai.provider=mock          # mock=离线规则引擎(无需Key); openai=OpenAI兼容接口</w:t>
-      </w:r>
-    </w:p>
-    <w:p>
-      <w:pPr>
-        <w:shd w:val="clear" w:fill="F2F2F2"/>
-      </w:pPr>
-      <w:r>
-        <w:rPr>
-          <w:rFonts w:ascii="Consolas" w:hAnsi="Consolas" w:eastAsia="宋体"/>
-          <w:sz w:val="18"/>
-        </w:rPr>
-        <w:t>ai.base-url=https://api.deepseek.com/v1</w:t>
-      </w:r>
-    </w:p>
-    <w:p>
-      <w:pPr>
-        <w:shd w:val="clear" w:fill="F2F2F2"/>
-      </w:pPr>
-      <w:r>
-        <w:rPr>
-          <w:rFonts w:ascii="Consolas" w:hAnsi="Consolas" w:eastAsia="宋体"/>
-          <w:sz w:val="18"/>
-        </w:rPr>
-        <w:t>ai.api-key=               # 填 Key 后自动切换真实大模型</w:t>
-      </w:r>
-    </w:p>
-    <w:p>
-      <w:pPr>
-        <w:shd w:val="clear" w:fill="F2F2F2"/>
-      </w:pPr>
-      <w:r>
-        <w:rPr>
-          <w:rFonts w:ascii="Consolas" w:hAnsi="Consolas" w:eastAsia="宋体"/>
-          <w:sz w:val="18"/>
-        </w:rPr>
-        <w:t>ai.model=deepseek-chat</w:t>
-      </w:r>
-    </w:p>
-    <w:p>
-      <w:pPr>
-        <w:shd w:val="clear" w:fill="F2F2F2"/>
-      </w:pPr>
-      <w:r>
-        <w:rPr>
-          <w:rFonts w:ascii="Consolas" w:hAnsi="Consolas" w:eastAsia="宋体"/>
-          <w:sz w:val="18"/>
-        </w:rPr>
-        <w:t>ai.temperature=0.3</w:t>
-      </w:r>
-    </w:p>
-    <w:p>
-      <w:pPr>
-        <w:shd w:val="clear" w:fill="F2F2F2"/>
-      </w:pPr>
-      <w:r>
-        <w:rPr>
-          <w:rFonts w:ascii="Consolas" w:hAnsi="Consolas" w:eastAsia="宋体"/>
-          <w:sz w:val="18"/>
-        </w:rPr>
-        <w:t>ai.timeout-seconds=60</w:t>
-      </w:r>
-    </w:p>
-    <w:p>
-      <w:pPr>
-        <w:pStyle w:val="ListBullet"/>
-      </w:pPr>
-      <w:r>
-        <w:rPr>
-          <w:rFonts w:ascii="Calibri" w:hAnsi="Calibri" w:eastAsia="宋体"/>
-          <w:b w:val="0"/>
-          <w:sz w:val="21"/>
-        </w:rPr>
-        <w:t>调用失败自动降级 mock, 服务不中断</w:t>
-      </w:r>
-    </w:p>
-    <w:p>
-      <w:pPr>
-        <w:pStyle w:val="ListBullet"/>
-      </w:pPr>
-      <w:r>
-        <w:rPr>
-          <w:rFonts w:ascii="Calibri" w:hAnsi="Calibri" w:eastAsia="宋体"/>
-          <w:b/>
-          <w:sz w:val="21"/>
-        </w:rPr>
-        <w:t>mock 引擎同样只输出注入数据中的数字</w:t>
-      </w:r>
-      <w:r>
-        <w:rPr>
-          <w:rFonts w:ascii="Calibri" w:hAnsi="Calibri" w:eastAsia="宋体"/>
-          <w:b w:val="0"/>
-          <w:sz w:val="21"/>
-        </w:rPr>
-        <w:t>, 演示"数据锚定 + 指令约束"防幻觉方案</w:t>
-      </w:r>
-    </w:p>
-    <w:p>
-      <w:pPr>
-        <w:pStyle w:val="ListBullet"/>
-      </w:pPr>
-      <w:r>
-        <w:rPr>
-          <w:rFonts w:ascii="Calibri" w:hAnsi="Calibri" w:eastAsia="宋体"/>
-          <w:b w:val="0"/>
-          <w:sz w:val="21"/>
-        </w:rPr>
-        <w:t>多轮对话(</w:t>
-      </w:r>
-      <w:r>
-        <w:rPr>
-          <w:rFonts w:ascii="Consolas" w:hAnsi="Consolas" w:eastAsia="宋体"/>
-          <w:sz w:val="19"/>
-        </w:rPr>
-        <w:t>POST /api/ai/chat</w:t>
-      </w:r>
-      <w:r>
-        <w:rPr>
-          <w:rFonts w:ascii="Calibri" w:hAnsi="Calibri" w:eastAsia="宋体"/>
-          <w:b w:val="0"/>
-          <w:sz w:val="21"/>
-        </w:rPr>
-        <w:t>)携带 history + 同一数据上下文, 支持针对特定指标的追问</w:t>
-      </w:r>
-    </w:p>
-    <w:p>
-      <w:pPr>
-        <w:pStyle w:val="Heading2"/>
-      </w:pPr>
-      <w:r>
-        <w:rPr>
-          <w:rFonts w:ascii="Calibri" w:hAnsi="Calibri" w:eastAsia="黑体"/>
-          <w:b/>
-          <w:color w:val="1F3B63"/>
-          <w:sz w:val="28"/>
-        </w:rPr>
-        <w:t>8. 接口清单 (15 个, 详见 `docs/接口设计表.md`)</w:t>
-      </w:r>
-    </w:p>
-    <w:p>
-      <w:r>
-        <w:rPr>
-          <w:rFonts w:ascii="Calibri" w:hAnsi="Calibri" w:eastAsia="宋体"/>
-          <w:b w:val="0"/>
-          <w:sz w:val="21"/>
-        </w:rPr>
-        <w:t xml:space="preserve">财务模块 </w:t>
-      </w:r>
-      <w:r>
-        <w:rPr>
-          <w:rFonts w:ascii="Consolas" w:hAnsi="Consolas" w:eastAsia="宋体"/>
-          <w:sz w:val="19"/>
-        </w:rPr>
-        <w:t>/api/finance</w:t>
-      </w:r>
-      <w:r>
-        <w:rPr>
-          <w:rFonts w:ascii="Calibri" w:hAnsi="Calibri" w:eastAsia="宋体"/>
-          <w:b w:val="0"/>
-          <w:sz w:val="21"/>
-        </w:rPr>
-        <w:t>:</w:t>
-      </w:r>
-    </w:p>
-    <w:p>
-      <w:pPr>
-        <w:pStyle w:val="ListBullet"/>
-      </w:pPr>
-      <w:r>
-        <w:rPr>
-          <w:rFonts w:ascii="Calibri" w:hAnsi="Calibri" w:eastAsia="宋体"/>
-          <w:b w:val="0"/>
-          <w:sz w:val="21"/>
-        </w:rPr>
-        <w:t xml:space="preserve">GET </w:t>
-      </w:r>
-      <w:r>
-        <w:rPr>
-          <w:rFonts w:ascii="Consolas" w:hAnsi="Consolas" w:eastAsia="宋体"/>
-          <w:sz w:val="19"/>
-        </w:rPr>
-        <w:t>/industries</w:t>
-      </w:r>
-      <w:r>
-        <w:rPr>
-          <w:rFonts w:ascii="Calibri" w:hAnsi="Calibri" w:eastAsia="宋体"/>
-          <w:b w:val="0"/>
-          <w:sz w:val="21"/>
-        </w:rPr>
-        <w:t xml:space="preserve"> 行业列表(含公司数)</w:t>
-      </w:r>
-    </w:p>
-    <w:p>
-      <w:pPr>
-        <w:pStyle w:val="ListBullet"/>
-      </w:pPr>
-      <w:r>
-        <w:rPr>
-          <w:rFonts w:ascii="Calibri" w:hAnsi="Calibri" w:eastAsia="宋体"/>
-          <w:b w:val="0"/>
-          <w:sz w:val="21"/>
-        </w:rPr>
-        <w:t xml:space="preserve">GET </w:t>
-      </w:r>
-      <w:r>
-        <w:rPr>
-          <w:rFonts w:ascii="Consolas" w:hAnsi="Consolas" w:eastAsia="宋体"/>
-          <w:sz w:val="19"/>
-        </w:rPr>
-        <w:t>/companies</w:t>
-      </w:r>
-      <w:r>
-        <w:rPr>
-          <w:rFonts w:ascii="Calibri" w:hAnsi="Calibri" w:eastAsia="宋体"/>
-          <w:b w:val="0"/>
-          <w:sz w:val="21"/>
-        </w:rPr>
-        <w:t xml:space="preserve"> 公司分页(keyword/industryId/status)</w:t>
-      </w:r>
-    </w:p>
-    <w:p>
-      <w:pPr>
-        <w:pStyle w:val="ListBullet"/>
-      </w:pPr>
-      <w:r>
-        <w:rPr>
-          <w:rFonts w:ascii="Calibri" w:hAnsi="Calibri" w:eastAsia="宋体"/>
-          <w:b w:val="0"/>
-          <w:sz w:val="21"/>
-        </w:rPr>
-        <w:t xml:space="preserve">GET </w:t>
-      </w:r>
-      <w:r>
-        <w:rPr>
-          <w:rFonts w:ascii="Consolas" w:hAnsi="Consolas" w:eastAsia="宋体"/>
-          <w:sz w:val="19"/>
-        </w:rPr>
-        <w:t>/companies/{id}</w:t>
-      </w:r>
-      <w:r>
-        <w:rPr>
-          <w:rFonts w:ascii="Calibri" w:hAnsi="Calibri" w:eastAsia="宋体"/>
-          <w:b w:val="0"/>
-          <w:sz w:val="21"/>
-        </w:rPr>
-        <w:t xml:space="preserve"> 公司详情</w:t>
-      </w:r>
-    </w:p>
-    <w:p>
-      <w:pPr>
-        <w:pStyle w:val="ListBullet"/>
-      </w:pPr>
-      <w:r>
-        <w:rPr>
-          <w:rFonts w:ascii="Calibri" w:hAnsi="Calibri" w:eastAsia="宋体"/>
-          <w:b w:val="0"/>
-          <w:sz w:val="21"/>
-        </w:rPr>
-        <w:t xml:space="preserve">GET </w:t>
-      </w:r>
-      <w:r>
-        <w:rPr>
-          <w:rFonts w:ascii="Consolas" w:hAnsi="Consolas" w:eastAsia="宋体"/>
-          <w:sz w:val="19"/>
-        </w:rPr>
-        <w:t>/profile</w:t>
-      </w:r>
-      <w:r>
-        <w:rPr>
-          <w:rFonts w:ascii="Calibri" w:hAnsi="Calibri" w:eastAsia="宋体"/>
-          <w:b w:val="0"/>
-          <w:sz w:val="21"/>
-        </w:rPr>
-        <w:t xml:space="preserve"> 财务画像(原始科目+指标+估值)</w:t>
-      </w:r>
-    </w:p>
-    <w:p>
-      <w:pPr>
-        <w:pStyle w:val="ListBullet"/>
-      </w:pPr>
-      <w:r>
-        <w:rPr>
-          <w:rFonts w:ascii="Calibri" w:hAnsi="Calibri" w:eastAsia="宋体"/>
-          <w:b w:val="0"/>
-          <w:sz w:val="21"/>
-        </w:rPr>
-        <w:t xml:space="preserve">GET </w:t>
-      </w:r>
-      <w:r>
-        <w:rPr>
-          <w:rFonts w:ascii="Consolas" w:hAnsi="Consolas" w:eastAsia="宋体"/>
-          <w:sz w:val="19"/>
-        </w:rPr>
-        <w:t>/trend</w:t>
-      </w:r>
-      <w:r>
-        <w:rPr>
-          <w:rFonts w:ascii="Calibri" w:hAnsi="Calibri" w:eastAsia="宋体"/>
-          <w:b w:val="0"/>
-          <w:sz w:val="21"/>
-        </w:rPr>
-        <w:t xml:space="preserve"> 多年度指标趋势</w:t>
-      </w:r>
-    </w:p>
-    <w:p>
-      <w:pPr>
-        <w:pStyle w:val="ListBullet"/>
-      </w:pPr>
-      <w:r>
-        <w:rPr>
-          <w:rFonts w:ascii="Calibri" w:hAnsi="Calibri" w:eastAsia="宋体"/>
-          <w:b w:val="0"/>
-          <w:sz w:val="21"/>
-        </w:rPr>
-        <w:t xml:space="preserve">GET </w:t>
-      </w:r>
-      <w:r>
-        <w:rPr>
-          <w:rFonts w:ascii="Consolas" w:hAnsi="Consolas" w:eastAsia="宋体"/>
-          <w:sz w:val="19"/>
-        </w:rPr>
-        <w:t>/benchmark</w:t>
-      </w:r>
-      <w:r>
-        <w:rPr>
-          <w:rFonts w:ascii="Calibri" w:hAnsi="Calibri" w:eastAsia="宋体"/>
-          <w:b w:val="0"/>
-          <w:sz w:val="21"/>
-        </w:rPr>
-        <w:t xml:space="preserve"> 行业对标(核心: 值/基准/百分位/评分/排名)</w:t>
-      </w:r>
-    </w:p>
-    <w:p>
-      <w:pPr>
-        <w:pStyle w:val="ListBullet"/>
-      </w:pPr>
-      <w:r>
-        <w:rPr>
-          <w:rFonts w:ascii="Calibri" w:hAnsi="Calibri" w:eastAsia="宋体"/>
-          <w:b w:val="0"/>
-          <w:sz w:val="21"/>
-        </w:rPr>
-        <w:t xml:space="preserve">GET </w:t>
-      </w:r>
-      <w:r>
-        <w:rPr>
-          <w:rFonts w:ascii="Consolas" w:hAnsi="Consolas" w:eastAsia="宋体"/>
-          <w:sz w:val="19"/>
-        </w:rPr>
-        <w:t>/ranking</w:t>
-      </w:r>
-      <w:r>
-        <w:rPr>
-          <w:rFonts w:ascii="Calibri" w:hAnsi="Calibri" w:eastAsia="宋体"/>
-          <w:b w:val="0"/>
-          <w:sz w:val="21"/>
-        </w:rPr>
-        <w:t xml:space="preserve"> 行业指标排名</w:t>
-      </w:r>
-    </w:p>
-    <w:p>
-      <w:pPr>
-        <w:pStyle w:val="ListBullet"/>
-      </w:pPr>
-      <w:r>
-        <w:rPr>
-          <w:rFonts w:ascii="Calibri" w:hAnsi="Calibri" w:eastAsia="宋体"/>
-          <w:b w:val="0"/>
-          <w:sz w:val="21"/>
-        </w:rPr>
-        <w:t xml:space="preserve">POST </w:t>
-      </w:r>
-      <w:r>
-        <w:rPr>
-          <w:rFonts w:ascii="Consolas" w:hAnsi="Consolas" w:eastAsia="宋体"/>
-          <w:sz w:val="19"/>
-        </w:rPr>
-        <w:t>/screening</w:t>
-      </w:r>
-      <w:r>
-        <w:rPr>
-          <w:rFonts w:ascii="Calibri" w:hAnsi="Calibri" w:eastAsia="宋体"/>
-          <w:b w:val="0"/>
-          <w:sz w:val="21"/>
-        </w:rPr>
-        <w:t xml:space="preserve"> 多条件交叉筛选</w:t>
-      </w:r>
-    </w:p>
-    <w:p>
-      <w:pPr>
-        <w:pStyle w:val="ListBullet"/>
-      </w:pPr>
-      <w:r>
-        <w:rPr>
-          <w:rFonts w:ascii="Calibri" w:hAnsi="Calibri" w:eastAsia="宋体"/>
-          <w:b w:val="0"/>
-          <w:sz w:val="21"/>
-        </w:rPr>
-        <w:t xml:space="preserve">POST </w:t>
-      </w:r>
-      <w:r>
-        <w:rPr>
-          <w:rFonts w:ascii="Consolas" w:hAnsi="Consolas" w:eastAsia="宋体"/>
-          <w:sz w:val="19"/>
-        </w:rPr>
-        <w:t>/recalc</w:t>
-      </w:r>
-      <w:r>
-        <w:rPr>
-          <w:rFonts w:ascii="Calibri" w:hAnsi="Calibri" w:eastAsia="宋体"/>
-          <w:b w:val="0"/>
-          <w:sz w:val="21"/>
-        </w:rPr>
-        <w:t xml:space="preserve"> 重算指标与行业对标(数据变更后执行)</w:t>
-      </w:r>
-    </w:p>
-    <w:p>
-      <w:r>
-        <w:rPr>
-          <w:rFonts w:ascii="Calibri" w:hAnsi="Calibri" w:eastAsia="宋体"/>
-          <w:b w:val="0"/>
-          <w:sz w:val="21"/>
-        </w:rPr>
-        <w:t xml:space="preserve">AI 模块 </w:t>
-      </w:r>
-      <w:r>
-        <w:rPr>
-          <w:rFonts w:ascii="Consolas" w:hAnsi="Consolas" w:eastAsia="宋体"/>
-          <w:sz w:val="19"/>
-        </w:rPr>
-        <w:t>/api/ai</w:t>
-      </w:r>
-      <w:r>
-        <w:rPr>
-          <w:rFonts w:ascii="Calibri" w:hAnsi="Calibri" w:eastAsia="宋体"/>
-          <w:b w:val="0"/>
-          <w:sz w:val="21"/>
-        </w:rPr>
-        <w:t>:</w:t>
-      </w:r>
-    </w:p>
-    <w:p>
-      <w:pPr>
-        <w:pStyle w:val="ListBullet"/>
-      </w:pPr>
-      <w:r>
-        <w:rPr>
-          <w:rFonts w:ascii="Calibri" w:hAnsi="Calibri" w:eastAsia="宋体"/>
-          <w:b w:val="0"/>
-          <w:sz w:val="21"/>
-        </w:rPr>
-        <w:t xml:space="preserve">GET </w:t>
-      </w:r>
-      <w:r>
-        <w:rPr>
-          <w:rFonts w:ascii="Consolas" w:hAnsi="Consolas" w:eastAsia="宋体"/>
-          <w:sz w:val="19"/>
-        </w:rPr>
-        <w:t>/templates</w:t>
-      </w:r>
-      <w:r>
-        <w:rPr>
-          <w:rFonts w:ascii="Calibri" w:hAnsi="Calibri" w:eastAsia="宋体"/>
-          <w:b w:val="0"/>
-          <w:sz w:val="21"/>
-        </w:rPr>
-        <w:t xml:space="preserve"> 三层 Prompt 模板</w:t>
-      </w:r>
-    </w:p>
-    <w:p>
-      <w:pPr>
-        <w:pStyle w:val="ListBullet"/>
-      </w:pPr>
-      <w:r>
-        <w:rPr>
-          <w:rFonts w:ascii="Calibri" w:hAnsi="Calibri" w:eastAsia="宋体"/>
-          <w:b w:val="0"/>
-          <w:sz w:val="21"/>
-        </w:rPr>
-        <w:t xml:space="preserve">POST </w:t>
-      </w:r>
-      <w:r>
-        <w:rPr>
-          <w:rFonts w:ascii="Consolas" w:hAnsi="Consolas" w:eastAsia="宋体"/>
-          <w:sz w:val="19"/>
-        </w:rPr>
-        <w:t>/report</w:t>
-      </w:r>
-      <w:r>
-        <w:rPr>
-          <w:rFonts w:ascii="Calibri" w:hAnsi="Calibri" w:eastAsia="宋体"/>
-          <w:b w:val="0"/>
-          <w:sz w:val="21"/>
-        </w:rPr>
-        <w:t xml:space="preserve"> 生成财报解读简报</w:t>
-      </w:r>
-    </w:p>
-    <w:p>
-      <w:pPr>
-        <w:pStyle w:val="ListBullet"/>
-      </w:pPr>
-      <w:r>
-        <w:rPr>
-          <w:rFonts w:ascii="Calibri" w:hAnsi="Calibri" w:eastAsia="宋体"/>
-          <w:b w:val="0"/>
-          <w:sz w:val="21"/>
-        </w:rPr>
-        <w:t xml:space="preserve">POST </w:t>
-      </w:r>
-      <w:r>
-        <w:rPr>
-          <w:rFonts w:ascii="Consolas" w:hAnsi="Consolas" w:eastAsia="宋体"/>
-          <w:sz w:val="19"/>
-        </w:rPr>
-        <w:t>/chat</w:t>
-      </w:r>
-      <w:r>
-        <w:rPr>
-          <w:rFonts w:ascii="Calibri" w:hAnsi="Calibri" w:eastAsia="宋体"/>
-          <w:b w:val="0"/>
-          <w:sz w:val="21"/>
-        </w:rPr>
-        <w:t xml:space="preserve"> 上下文感知追问对话</w:t>
-      </w:r>
-    </w:p>
-    <w:p>
-      <w:pPr>
-        <w:pStyle w:val="ListBullet"/>
-      </w:pPr>
-      <w:r>
-        <w:rPr>
-          <w:rFonts w:ascii="Calibri" w:hAnsi="Calibri" w:eastAsia="宋体"/>
-          <w:b w:val="0"/>
-          <w:sz w:val="21"/>
-        </w:rPr>
-        <w:t xml:space="preserve">GET </w:t>
-      </w:r>
-      <w:r>
-        <w:rPr>
-          <w:rFonts w:ascii="Consolas" w:hAnsi="Consolas" w:eastAsia="宋体"/>
-          <w:sz w:val="19"/>
-        </w:rPr>
-        <w:t>/reports</w:t>
-      </w:r>
-      <w:r>
-        <w:rPr>
-          <w:rFonts w:ascii="Calibri" w:hAnsi="Calibri" w:eastAsia="宋体"/>
-          <w:b w:val="0"/>
-          <w:sz w:val="21"/>
-        </w:rPr>
-        <w:t xml:space="preserve"> 报告/对话记录分页</w:t>
-      </w:r>
-    </w:p>
-    <w:p>
-      <w:pPr>
-        <w:pStyle w:val="ListBullet"/>
-      </w:pPr>
-      <w:r>
-        <w:rPr>
-          <w:rFonts w:ascii="Calibri" w:hAnsi="Calibri" w:eastAsia="宋体"/>
-          <w:b w:val="0"/>
-          <w:sz w:val="21"/>
-        </w:rPr>
-        <w:t xml:space="preserve">GET </w:t>
-      </w:r>
-      <w:r>
-        <w:rPr>
-          <w:rFonts w:ascii="Consolas" w:hAnsi="Consolas" w:eastAsia="宋体"/>
-          <w:sz w:val="19"/>
-        </w:rPr>
-        <w:t>/reports/{id}</w:t>
-      </w:r>
-      <w:r>
-        <w:rPr>
-          <w:rFonts w:ascii="Calibri" w:hAnsi="Calibri" w:eastAsia="宋体"/>
-          <w:b w:val="0"/>
-          <w:sz w:val="21"/>
-        </w:rPr>
-        <w:t xml:space="preserve"> 报告详情</w:t>
-      </w:r>
-    </w:p>
-    <w:p>
-      <w:r>
-        <w:rPr>
-          <w:rFonts w:ascii="Calibri" w:hAnsi="Calibri" w:eastAsia="宋体"/>
-          <w:b w:val="0"/>
-          <w:sz w:val="21"/>
-        </w:rPr>
-        <w:t xml:space="preserve">统一响应 </w:t>
-      </w:r>
-      <w:r>
-        <w:rPr>
-          <w:rFonts w:ascii="Consolas" w:hAnsi="Consolas" w:eastAsia="宋体"/>
-          <w:sz w:val="19"/>
-        </w:rPr>
-        <w:t>{code, message, data}</w:t>
-      </w:r>
-      <w:r>
-        <w:rPr>
-          <w:rFonts w:ascii="Calibri" w:hAnsi="Calibri" w:eastAsia="宋体"/>
-          <w:b w:val="0"/>
-          <w:sz w:val="21"/>
-        </w:rPr>
-        <w:t xml:space="preserve">, code=0 成功; 错误码见 </w:t>
-      </w:r>
-      <w:r>
-        <w:rPr>
-          <w:rFonts w:ascii="Consolas" w:hAnsi="Consolas" w:eastAsia="宋体"/>
-          <w:sz w:val="19"/>
-        </w:rPr>
-        <w:t>ErrorCodeEnums</w:t>
-      </w:r>
-      <w:r>
-        <w:rPr>
-          <w:rFonts w:ascii="Calibri" w:hAnsi="Calibri" w:eastAsia="宋体"/>
-          <w:b w:val="0"/>
-          <w:sz w:val="21"/>
-        </w:rPr>
-        <w:t>。</w:t>
-      </w:r>
-    </w:p>
-    <w:p>
-      <w:pPr>
-        <w:pStyle w:val="Heading2"/>
-      </w:pPr>
-      <w:r>
-        <w:rPr>
-          <w:rFonts w:ascii="Calibri" w:hAnsi="Calibri" w:eastAsia="黑体"/>
-          <w:b/>
-          <w:color w:val="1F3B63"/>
-          <w:sz w:val="28"/>
-        </w:rPr>
-        <w:t>9. 变更明细 (相对原始骨架)</w:t>
-      </w:r>
-    </w:p>
-    <w:p>
-      <w:pPr>
-        <w:pStyle w:val="Heading3"/>
-      </w:pPr>
-      <w:r>
-        <w:rPr>
-          <w:rFonts w:ascii="Calibri" w:hAnsi="Calibri" w:eastAsia="黑体"/>
-          <w:b/>
-          <w:color w:val="1F3B63"/>
-          <w:sz w:val="24"/>
-        </w:rPr>
-        <w:t>9.1 修改的文件</w:t>
-      </w:r>
-    </w:p>
-    <w:tbl>
-      <w:tblPr>
-        <w:tblStyle w:val="TableGrid"/>
-        <w:tblW w:type="auto" w:w="0"/>
-        <w:jc w:val="center"/>
-        <w:tblLook w:firstColumn="1" w:firstRow="1" w:lastColumn="0" w:lastRow="0" w:noHBand="0" w:noVBand="1" w:val="04A0"/>
-      </w:tblPr>
-      <w:tblGrid>
-        <w:gridCol w:w="4320"/>
-        <w:gridCol w:w="4320"/>
-      </w:tblGrid>
-      <w:tr>
-        <w:tc>
-          <w:tcPr>
-            <w:tcW w:type="dxa" w:w="4320"/>
-          </w:tcPr>
-          <w:p>
-            <w:pPr>
-              <w:shd w:val="clear" w:fill="DEEAF6"/>
-            </w:pPr>
-            <w:r/>
-            <w:r>
-              <w:rPr>
-                <w:rFonts w:ascii="Calibri" w:hAnsi="Calibri" w:eastAsia="宋体"/>
-                <w:b/>
-                <w:sz w:val="21"/>
-              </w:rPr>
-              <w:t>文件</w:t>
-            </w:r>
-          </w:p>
-        </w:tc>
-        <w:tc>
-          <w:tcPr>
-            <w:tcW w:type="dxa" w:w="4320"/>
-          </w:tcPr>
-          <w:p>
-            <w:pPr>
-              <w:shd w:val="clear" w:fill="DEEAF6"/>
-            </w:pPr>
-            <w:r/>
-            <w:r>
-              <w:rPr>
-                <w:rFonts w:ascii="Calibri" w:hAnsi="Calibri" w:eastAsia="宋体"/>
-                <w:b/>
-                <w:sz w:val="21"/>
-              </w:rPr>
-              <w:t>变更内容</w:t>
+              <w:t>归母净利润 / 平均股东权益 × 100%</w:t>
             </w:r>
           </w:p>
         </w:tc>
@@ -4861,7 +329,7 @@
                 <w:b w:val="0"/>
                 <w:sz w:val="21"/>
               </w:rPr>
-              <w:t>---</w:t>
+              <w:t>毛利率</w:t>
             </w:r>
           </w:p>
         </w:tc>
@@ -4877,320 +345,7 @@
                 <w:b w:val="0"/>
                 <w:sz w:val="21"/>
               </w:rPr>
-              <w:t>---</w:t>
-            </w:r>
-          </w:p>
-        </w:tc>
-      </w:tr>
-      <w:tr>
-        <w:tc>
-          <w:tcPr>
-            <w:tcW w:type="dxa" w:w="4320"/>
-          </w:tcPr>
-          <w:p>
-            <w:r/>
-            <w:r>
-              <w:rPr>
-                <w:rFonts w:ascii="Consolas" w:hAnsi="Consolas" w:eastAsia="宋体"/>
-                <w:sz w:val="19"/>
-              </w:rPr>
-              <w:t>pom.xml</w:t>
-            </w:r>
-          </w:p>
-        </w:tc>
-        <w:tc>
-          <w:tcPr>
-            <w:tcW w:type="dxa" w:w="4320"/>
-          </w:tcPr>
-          <w:p>
-            <w:r/>
-            <w:r>
-              <w:rPr>
-                <w:rFonts w:ascii="Calibri" w:hAnsi="Calibri" w:eastAsia="宋体"/>
-                <w:b w:val="0"/>
-                <w:sz w:val="21"/>
-              </w:rPr>
-              <w:t xml:space="preserve">Lombok 1.18.34→1.18.46; 新增 maven-compiler-plugin 配置(annotationProcessorPaths + </w:t>
-            </w:r>
-            <w:r>
-              <w:rPr>
-                <w:rFonts w:ascii="Consolas" w:hAnsi="Consolas" w:eastAsia="宋体"/>
-                <w:sz w:val="19"/>
-              </w:rPr>
-              <w:t>-proc:full</w:t>
-            </w:r>
-            <w:r>
-              <w:rPr>
-                <w:rFonts w:ascii="Calibri" w:hAnsi="Calibri" w:eastAsia="宋体"/>
-                <w:b w:val="0"/>
-                <w:sz w:val="21"/>
-              </w:rPr>
-              <w:t>, 适配 JDK 23+)</w:t>
-            </w:r>
-          </w:p>
-        </w:tc>
-      </w:tr>
-      <w:tr>
-        <w:tc>
-          <w:tcPr>
-            <w:tcW w:type="dxa" w:w="4320"/>
-          </w:tcPr>
-          <w:p>
-            <w:r/>
-            <w:r>
-              <w:rPr>
-                <w:rFonts w:ascii="Consolas" w:hAnsi="Consolas" w:eastAsia="宋体"/>
-                <w:sz w:val="19"/>
-              </w:rPr>
-              <w:t>PromptProjectApplication.java</w:t>
-            </w:r>
-          </w:p>
-        </w:tc>
-        <w:tc>
-          <w:tcPr>
-            <w:tcW w:type="dxa" w:w="4320"/>
-          </w:tcPr>
-          <w:p>
-            <w:r/>
-            <w:r>
-              <w:rPr>
-                <w:rFonts w:ascii="Calibri" w:hAnsi="Calibri" w:eastAsia="宋体"/>
-                <w:b w:val="0"/>
-                <w:sz w:val="21"/>
-              </w:rPr>
-              <w:t xml:space="preserve">移除 DataSource/Transaction 自动配置排除; 新增 </w:t>
-            </w:r>
-            <w:r>
-              <w:rPr>
-                <w:rFonts w:ascii="Consolas" w:hAnsi="Consolas" w:eastAsia="宋体"/>
-                <w:sz w:val="19"/>
-              </w:rPr>
-              <w:t>@MapperScan("com.fycx.mapper")</w:t>
-            </w:r>
-            <w:r>
-              <w:rPr>
-                <w:rFonts w:ascii="Calibri" w:hAnsi="Calibri" w:eastAsia="宋体"/>
-                <w:b w:val="0"/>
-                <w:sz w:val="21"/>
-              </w:rPr>
-              <w:t xml:space="preserve"> 与 </w:t>
-            </w:r>
-            <w:r>
-              <w:rPr>
-                <w:rFonts w:ascii="Consolas" w:hAnsi="Consolas" w:eastAsia="宋体"/>
-                <w:sz w:val="19"/>
-              </w:rPr>
-              <w:t>scanBasePackages="com.fycx"</w:t>
-            </w:r>
-            <w:r>
-              <w:rPr>
-                <w:rFonts w:ascii="Calibri" w:hAnsi="Calibri" w:eastAsia="宋体"/>
-                <w:b w:val="0"/>
-                <w:sz w:val="21"/>
-              </w:rPr>
-              <w:t>(原包扫描不到兄弟包, 导致数据源/服务 Bean 缺失)</w:t>
-            </w:r>
-          </w:p>
-        </w:tc>
-      </w:tr>
-      <w:tr>
-        <w:tc>
-          <w:tcPr>
-            <w:tcW w:type="dxa" w:w="4320"/>
-          </w:tcPr>
-          <w:p>
-            <w:r/>
-            <w:r>
-              <w:rPr>
-                <w:rFonts w:ascii="Consolas" w:hAnsi="Consolas" w:eastAsia="宋体"/>
-                <w:sz w:val="19"/>
-              </w:rPr>
-              <w:t>config/DataSourceConfig.java</w:t>
-            </w:r>
-          </w:p>
-        </w:tc>
-        <w:tc>
-          <w:tcPr>
-            <w:tcW w:type="dxa" w:w="4320"/>
-          </w:tcPr>
-          <w:p>
-            <w:r/>
-            <w:r>
-              <w:rPr>
-                <w:rFonts w:ascii="Calibri" w:hAnsi="Calibri" w:eastAsia="宋体"/>
-                <w:b w:val="0"/>
-                <w:sz w:val="21"/>
-              </w:rPr>
-              <w:t>空壳→Druid DataSource Bean(</w:t>
-            </w:r>
-            <w:r>
-              <w:rPr>
-                <w:rFonts w:ascii="Consolas" w:hAnsi="Consolas" w:eastAsia="宋体"/>
-                <w:sz w:val="19"/>
-              </w:rPr>
-              <w:t>new DruidDataSource()</w:t>
-            </w:r>
-            <w:r>
-              <w:rPr>
-                <w:rFonts w:ascii="Calibri" w:hAnsi="Calibri" w:eastAsia="宋体"/>
-                <w:b w:val="0"/>
-                <w:sz w:val="21"/>
-              </w:rPr>
-              <w:t xml:space="preserve"> + @ConfigurationProperties), 配置前缀 </w:t>
-            </w:r>
-            <w:r>
-              <w:rPr>
-                <w:rFonts w:ascii="Consolas" w:hAnsi="Consolas" w:eastAsia="宋体"/>
-                <w:sz w:val="19"/>
-              </w:rPr>
-              <w:t>spring.datasource.druid.*</w:t>
-            </w:r>
-          </w:p>
-        </w:tc>
-      </w:tr>
-      <w:tr>
-        <w:tc>
-          <w:tcPr>
-            <w:tcW w:type="dxa" w:w="4320"/>
-          </w:tcPr>
-          <w:p>
-            <w:r/>
-            <w:r>
-              <w:rPr>
-                <w:rFonts w:ascii="Consolas" w:hAnsi="Consolas" w:eastAsia="宋体"/>
-                <w:sz w:val="19"/>
-              </w:rPr>
-              <w:t>common/ErrorCodeEnums.java</w:t>
-            </w:r>
-          </w:p>
-        </w:tc>
-        <w:tc>
-          <w:tcPr>
-            <w:tcW w:type="dxa" w:w="4320"/>
-          </w:tcPr>
-          <w:p>
-            <w:r/>
-            <w:r>
-              <w:rPr>
-                <w:rFonts w:ascii="Calibri" w:hAnsi="Calibri" w:eastAsia="宋体"/>
-                <w:b w:val="0"/>
-                <w:sz w:val="21"/>
-              </w:rPr>
-              <w:t>新增 INVALID_PARAM/SCREENING_NO_CONDITION/LLM_CALL_FAILED/TEMPLATE_NOT_FOUND/NO_INDICATOR_DATA</w:t>
-            </w:r>
-          </w:p>
-        </w:tc>
-      </w:tr>
-      <w:tr>
-        <w:tc>
-          <w:tcPr>
-            <w:tcW w:type="dxa" w:w="4320"/>
-          </w:tcPr>
-          <w:p>
-            <w:r/>
-            <w:r>
-              <w:rPr>
-                <w:rFonts w:ascii="Consolas" w:hAnsi="Consolas" w:eastAsia="宋体"/>
-                <w:sz w:val="19"/>
-              </w:rPr>
-              <w:t>common/HandleException.java</w:t>
-            </w:r>
-          </w:p>
-        </w:tc>
-        <w:tc>
-          <w:tcPr>
-            <w:tcW w:type="dxa" w:w="4320"/>
-          </w:tcPr>
-          <w:p>
-            <w:r/>
-            <w:r>
-              <w:rPr>
-                <w:rFonts w:ascii="Calibri" w:hAnsi="Calibri" w:eastAsia="宋体"/>
-                <w:b w:val="0"/>
-                <w:sz w:val="21"/>
-              </w:rPr>
-              <w:t xml:space="preserve">新增 </w:t>
-            </w:r>
-            <w:r>
-              <w:rPr>
-                <w:rFonts w:ascii="Consolas" w:hAnsi="Consolas" w:eastAsia="宋体"/>
-                <w:sz w:val="19"/>
-              </w:rPr>
-              <w:t>HandleException(ErrorCodeEnums)</w:t>
-            </w:r>
-            <w:r>
-              <w:rPr>
-                <w:rFonts w:ascii="Calibri" w:hAnsi="Calibri" w:eastAsia="宋体"/>
-                <w:b w:val="0"/>
-                <w:sz w:val="21"/>
-              </w:rPr>
-              <w:t xml:space="preserve"> 构造器</w:t>
-            </w:r>
-          </w:p>
-        </w:tc>
-      </w:tr>
-      <w:tr>
-        <w:tc>
-          <w:tcPr>
-            <w:tcW w:type="dxa" w:w="4320"/>
-          </w:tcPr>
-          <w:p>
-            <w:r/>
-            <w:r>
-              <w:rPr>
-                <w:rFonts w:ascii="Consolas" w:hAnsi="Consolas" w:eastAsia="宋体"/>
-                <w:sz w:val="19"/>
-              </w:rPr>
-              <w:t>application.properties</w:t>
-            </w:r>
-          </w:p>
-        </w:tc>
-        <w:tc>
-          <w:tcPr>
-            <w:tcW w:type="dxa" w:w="4320"/>
-          </w:tcPr>
-          <w:p>
-            <w:r/>
-            <w:r>
-              <w:rPr>
-                <w:rFonts w:ascii="Calibri" w:hAnsi="Calibri" w:eastAsia="宋体"/>
-                <w:b w:val="0"/>
-                <w:sz w:val="21"/>
-              </w:rPr>
-              <w:t>增加 spring.application.name</w:t>
-            </w:r>
-          </w:p>
-        </w:tc>
-      </w:tr>
-      <w:tr>
-        <w:tc>
-          <w:tcPr>
-            <w:tcW w:type="dxa" w:w="4320"/>
-          </w:tcPr>
-          <w:p>
-            <w:r/>
-            <w:r>
-              <w:rPr>
-                <w:rFonts w:ascii="Consolas" w:hAnsi="Consolas" w:eastAsia="宋体"/>
-                <w:sz w:val="19"/>
-              </w:rPr>
-              <w:t>application-development.properties</w:t>
-            </w:r>
-          </w:p>
-        </w:tc>
-        <w:tc>
-          <w:tcPr>
-            <w:tcW w:type="dxa" w:w="4320"/>
-          </w:tcPr>
-          <w:p>
-            <w:r/>
-            <w:r>
-              <w:rPr>
-                <w:rFonts w:ascii="Calibri" w:hAnsi="Calibri" w:eastAsia="宋体"/>
-                <w:b w:val="0"/>
-                <w:sz w:val="21"/>
-              </w:rPr>
-              <w:t>数据源键改到 druid 前缀 + initial-size 等; 新增 MyBatis(9个XML)、Jackson(日期格式)、AI(provider/base-url/key/model)、日志配置</w:t>
+              <w:t>(营业收入 - 营业成本) / 营业收入 × 100%</w:t>
             </w:r>
           </w:p>
         </w:tc>
@@ -5208,7 +363,7 @@
                 <w:b w:val="0"/>
                 <w:sz w:val="21"/>
               </w:rPr>
-              <w:t>8 个旧 Mapper XML</w:t>
+              <w:t>归母净利率</w:t>
             </w:r>
           </w:p>
         </w:tc>
@@ -5221,18 +376,10 @@
             <w:r>
               <w:rPr>
                 <w:rFonts w:ascii="Calibri" w:hAnsi="Calibri" w:eastAsia="宋体"/>
-                <w:b/>
-                <w:sz w:val="21"/>
-              </w:rPr>
-              <w:t>全部重写</w:t>
-            </w:r>
-            <w:r>
-              <w:rPr>
-                <w:rFonts w:ascii="Calibri" w:hAnsi="Calibri" w:eastAsia="宋体"/>
                 <w:b w:val="0"/>
                 <w:sz w:val="21"/>
               </w:rPr>
-              <w:t>: 原文件由生成器多次运行产生大量重复块, 且引用不存在的 Example 类; 重写为干净 CRUD + 自定义查询</w:t>
+              <w:t>归母净利润 / 营业收入 × 100%</w:t>
             </w:r>
           </w:p>
         </w:tc>
@@ -5250,7 +397,7 @@
                 <w:b w:val="0"/>
                 <w:sz w:val="21"/>
               </w:rPr>
-              <w:t>8 个旧 Mapper 接口</w:t>
+              <w:t>营收、利润增长率</w:t>
             </w:r>
           </w:p>
         </w:tc>
@@ -5266,7 +413,7 @@
                 <w:b w:val="0"/>
                 <w:sz w:val="21"/>
               </w:rPr>
-              <w:t>增加业务查询方法(分页/联表/批量插入/清空等)</w:t>
+              <w:t>(本期值 - 上期值) / 上期值绝对值 × 100%</w:t>
             </w:r>
           </w:p>
         </w:tc>
@@ -5284,7 +431,7 @@
                 <w:b w:val="0"/>
                 <w:sz w:val="21"/>
               </w:rPr>
-              <w:t>6 个空壳类</w:t>
+              <w:t>资产负债率</w:t>
             </w:r>
           </w:p>
         </w:tc>
@@ -5300,7 +447,109 @@
                 <w:b w:val="0"/>
                 <w:sz w:val="21"/>
               </w:rPr>
-              <w:t>AiController、FinanceController、AiService、FinanceServiceImpl 等 → 完整实现</w:t>
+              <w:t>总负债 / 总资产 × 100%</w:t>
+            </w:r>
+          </w:p>
+        </w:tc>
+      </w:tr>
+      <w:tr>
+        <w:tc>
+          <w:tcPr>
+            <w:tcW w:type="dxa" w:w="4320"/>
+          </w:tcPr>
+          <w:p>
+            <w:r/>
+            <w:r>
+              <w:rPr>
+                <w:rFonts w:ascii="Calibri" w:hAnsi="Calibri" w:eastAsia="宋体"/>
+                <w:b w:val="0"/>
+                <w:sz w:val="21"/>
+              </w:rPr>
+              <w:t>流动、速动比率</w:t>
+            </w:r>
+          </w:p>
+        </w:tc>
+        <w:tc>
+          <w:tcPr>
+            <w:tcW w:type="dxa" w:w="4320"/>
+          </w:tcPr>
+          <w:p>
+            <w:r/>
+            <w:r>
+              <w:rPr>
+                <w:rFonts w:ascii="Calibri" w:hAnsi="Calibri" w:eastAsia="宋体"/>
+                <w:b w:val="0"/>
+                <w:sz w:val="21"/>
+              </w:rPr>
+              <w:t>流动资产 / 流动负债；(流动资产 - 存货) / 流动负债</w:t>
+            </w:r>
+          </w:p>
+        </w:tc>
+      </w:tr>
+      <w:tr>
+        <w:tc>
+          <w:tcPr>
+            <w:tcW w:type="dxa" w:w="4320"/>
+          </w:tcPr>
+          <w:p>
+            <w:r/>
+            <w:r>
+              <w:rPr>
+                <w:rFonts w:ascii="Calibri" w:hAnsi="Calibri" w:eastAsia="宋体"/>
+                <w:b w:val="0"/>
+                <w:sz w:val="21"/>
+              </w:rPr>
+              <w:t>现金流质量</w:t>
+            </w:r>
+          </w:p>
+        </w:tc>
+        <w:tc>
+          <w:tcPr>
+            <w:tcW w:type="dxa" w:w="4320"/>
+          </w:tcPr>
+          <w:p>
+            <w:r/>
+            <w:r>
+              <w:rPr>
+                <w:rFonts w:ascii="Calibri" w:hAnsi="Calibri" w:eastAsia="宋体"/>
+                <w:b w:val="0"/>
+                <w:sz w:val="21"/>
+              </w:rPr>
+              <w:t>经营现金流净额 / 净利润</w:t>
+            </w:r>
+          </w:p>
+        </w:tc>
+      </w:tr>
+      <w:tr>
+        <w:tc>
+          <w:tcPr>
+            <w:tcW w:type="dxa" w:w="4320"/>
+          </w:tcPr>
+          <w:p>
+            <w:r/>
+            <w:r>
+              <w:rPr>
+                <w:rFonts w:ascii="Calibri" w:hAnsi="Calibri" w:eastAsia="宋体"/>
+                <w:b w:val="0"/>
+                <w:sz w:val="21"/>
+              </w:rPr>
+              <w:t>PE、PB</w:t>
+            </w:r>
+          </w:p>
+        </w:tc>
+        <w:tc>
+          <w:tcPr>
+            <w:tcW w:type="dxa" w:w="4320"/>
+          </w:tcPr>
+          <w:p>
+            <w:r/>
+            <w:r>
+              <w:rPr>
+                <w:rFonts w:ascii="Calibri" w:hAnsi="Calibri" w:eastAsia="宋体"/>
+                <w:b w:val="0"/>
+                <w:sz w:val="21"/>
+              </w:rPr>
+              <w:t>总市值 / 归母净利润；总市值 / 股东权益</w:t>
             </w:r>
           </w:p>
         </w:tc>
@@ -5308,292 +557,13 @@
     </w:tbl>
     <w:p/>
     <w:p>
-      <w:pPr>
-        <w:pStyle w:val="Heading3"/>
-      </w:pPr>
-      <w:r>
-        <w:rPr>
-          <w:rFonts w:ascii="Calibri" w:hAnsi="Calibri" w:eastAsia="黑体"/>
-          <w:b/>
-          <w:color w:val="1F3B63"/>
-          <w:sz w:val="24"/>
-        </w:rPr>
-        <w:t>9.2 新增的文件</w:t>
-      </w:r>
-    </w:p>
-    <w:p>
-      <w:r>
-        <w:rPr>
-          <w:rFonts w:ascii="Calibri" w:hAnsi="Calibri" w:eastAsia="宋体"/>
-          <w:b/>
-          <w:sz w:val="21"/>
-        </w:rPr>
-        <w:t>Java 源码 (约 30 个)</w:t>
-      </w:r>
       <w:r>
         <w:rPr>
           <w:rFonts w:ascii="Calibri" w:hAnsi="Calibri" w:eastAsia="宋体"/>
           <w:b w:val="0"/>
           <w:sz w:val="21"/>
         </w:rPr>
-        <w:t>:</w:t>
-      </w:r>
-    </w:p>
-    <w:p>
-      <w:pPr>
-        <w:pStyle w:val="ListBullet"/>
-      </w:pPr>
-      <w:r>
-        <w:rPr>
-          <w:rFonts w:ascii="Consolas" w:hAnsi="Consolas" w:eastAsia="宋体"/>
-          <w:sz w:val="19"/>
-        </w:rPr>
-        <w:t>common/</w:t>
-      </w:r>
-      <w:r>
-        <w:rPr>
-          <w:rFonts w:ascii="Calibri" w:hAnsi="Calibri" w:eastAsia="宋体"/>
-          <w:b w:val="0"/>
-          <w:sz w:val="21"/>
-        </w:rPr>
-        <w:t>: GlobalExceptionHandler(全局异常)、IndicatorDef(指标元数据枚举, 含别名)</w:t>
-      </w:r>
-    </w:p>
-    <w:p>
-      <w:pPr>
-        <w:pStyle w:val="ListBullet"/>
-      </w:pPr>
-      <w:r>
-        <w:rPr>
-          <w:rFonts w:ascii="Consolas" w:hAnsi="Consolas" w:eastAsia="宋体"/>
-          <w:sz w:val="19"/>
-        </w:rPr>
-        <w:t>config/</w:t>
-      </w:r>
-      <w:r>
-        <w:rPr>
-          <w:rFonts w:ascii="Calibri" w:hAnsi="Calibri" w:eastAsia="宋体"/>
-          <w:b w:val="0"/>
-          <w:sz w:val="21"/>
-        </w:rPr>
-        <w:t>: WebConfig(CORS)</w:t>
-      </w:r>
-    </w:p>
-    <w:p>
-      <w:pPr>
-        <w:pStyle w:val="ListBullet"/>
-      </w:pPr>
-      <w:r>
-        <w:rPr>
-          <w:rFonts w:ascii="Consolas" w:hAnsi="Consolas" w:eastAsia="宋体"/>
-          <w:sz w:val="19"/>
-        </w:rPr>
-        <w:t>controller/</w:t>
-      </w:r>
-      <w:r>
-        <w:rPr>
-          <w:rFonts w:ascii="Calibri" w:hAnsi="Calibri" w:eastAsia="宋体"/>
-          <w:b w:val="0"/>
-          <w:sz w:val="21"/>
-        </w:rPr>
-        <w:t>: FinanceController(9接口)、AiController(5接口)</w:t>
-      </w:r>
-    </w:p>
-    <w:p>
-      <w:pPr>
-        <w:pStyle w:val="ListBullet"/>
-      </w:pPr>
-      <w:r>
-        <w:rPr>
-          <w:rFonts w:ascii="Consolas" w:hAnsi="Consolas" w:eastAsia="宋体"/>
-          <w:sz w:val="19"/>
-        </w:rPr>
-        <w:t>controller/request/</w:t>
-      </w:r>
-      <w:r>
-        <w:rPr>
-          <w:rFonts w:ascii="Calibri" w:hAnsi="Calibri" w:eastAsia="宋体"/>
-          <w:b w:val="0"/>
-          <w:sz w:val="21"/>
-        </w:rPr>
-        <w:t>: ChatRequest、ChatTurn、ScreeningCondition、ScreeningRequest(其余 3 个由空壳补全)</w:t>
-      </w:r>
-    </w:p>
-    <w:p>
-      <w:pPr>
-        <w:pStyle w:val="ListBullet"/>
-      </w:pPr>
-      <w:r>
-        <w:rPr>
-          <w:rFonts w:ascii="Consolas" w:hAnsi="Consolas" w:eastAsia="宋体"/>
-          <w:sz w:val="19"/>
-        </w:rPr>
-        <w:t>controller/response/</w:t>
-      </w:r>
-      <w:r>
-        <w:rPr>
-          <w:rFonts w:ascii="Calibri" w:hAnsi="Calibri" w:eastAsia="宋体"/>
-          <w:b w:val="0"/>
-          <w:sz w:val="21"/>
-        </w:rPr>
-        <w:t>: 14 个 VO(CompanyVO/ProfileVO/BenchmarkVO/BenchmarkItemVO/TrendVO/PageResult/ScreeningVO 等)</w:t>
-      </w:r>
-    </w:p>
-    <w:p>
-      <w:pPr>
-        <w:pStyle w:val="ListBullet"/>
-      </w:pPr>
-      <w:r>
-        <w:rPr>
-          <w:rFonts w:ascii="Consolas" w:hAnsi="Consolas" w:eastAsia="宋体"/>
-          <w:sz w:val="19"/>
-        </w:rPr>
-        <w:t>entity/</w:t>
-      </w:r>
-      <w:r>
-        <w:rPr>
-          <w:rFonts w:ascii="Calibri" w:hAnsi="Calibri" w:eastAsia="宋体"/>
-          <w:b w:val="0"/>
-          <w:sz w:val="21"/>
-        </w:rPr>
-        <w:t>: AiReport(新表实体)</w:t>
-      </w:r>
-    </w:p>
-    <w:p>
-      <w:pPr>
-        <w:pStyle w:val="ListBullet"/>
-      </w:pPr>
-      <w:r>
-        <w:rPr>
-          <w:rFonts w:ascii="Consolas" w:hAnsi="Consolas" w:eastAsia="宋体"/>
-          <w:sz w:val="19"/>
-        </w:rPr>
-        <w:t>mapper/</w:t>
-      </w:r>
-      <w:r>
-        <w:rPr>
-          <w:rFonts w:ascii="Calibri" w:hAnsi="Calibri" w:eastAsia="宋体"/>
-          <w:b w:val="0"/>
-          <w:sz w:val="21"/>
-        </w:rPr>
-        <w:t>: AiReportMapper</w:t>
-      </w:r>
-    </w:p>
-    <w:p>
-      <w:pPr>
-        <w:pStyle w:val="ListBullet"/>
-      </w:pPr>
-      <w:r>
-        <w:rPr>
-          <w:rFonts w:ascii="Consolas" w:hAnsi="Consolas" w:eastAsia="宋体"/>
-          <w:sz w:val="19"/>
-        </w:rPr>
-        <w:t>service/</w:t>
-      </w:r>
-      <w:r>
-        <w:rPr>
-          <w:rFonts w:ascii="Calibri" w:hAnsi="Calibri" w:eastAsia="宋体"/>
-          <w:b w:val="0"/>
-          <w:sz w:val="21"/>
-        </w:rPr>
-        <w:t>: FinanceService、AiService 接口 + 两个 Impl(约 1000 行核心逻辑)</w:t>
-      </w:r>
-    </w:p>
-    <w:p>
-      <w:pPr>
-        <w:pStyle w:val="ListBullet"/>
-      </w:pPr>
-      <w:r>
-        <w:rPr>
-          <w:rFonts w:ascii="Consolas" w:hAnsi="Consolas" w:eastAsia="宋体"/>
-          <w:sz w:val="19"/>
-        </w:rPr>
-        <w:t>service/calc/</w:t>
-      </w:r>
-      <w:r>
-        <w:rPr>
-          <w:rFonts w:ascii="Calibri" w:hAnsi="Calibri" w:eastAsia="宋体"/>
-          <w:b w:val="0"/>
-          <w:sz w:val="21"/>
-        </w:rPr>
-        <w:t>: IndicatorCalcEngine(指标计算)、BenchmarkCalculator(行业对标统计)</w:t>
-      </w:r>
-    </w:p>
-    <w:p>
-      <w:r>
-        <w:rPr>
-          <w:rFonts w:ascii="Calibri" w:hAnsi="Calibri" w:eastAsia="宋体"/>
-          <w:b/>
-          <w:sz w:val="21"/>
-        </w:rPr>
-        <w:t>资源/脚本/文档</w:t>
-      </w:r>
-      <w:r>
-        <w:rPr>
-          <w:rFonts w:ascii="Calibri" w:hAnsi="Calibri" w:eastAsia="宋体"/>
-          <w:b w:val="0"/>
-          <w:sz w:val="21"/>
-        </w:rPr>
-        <w:t>:</w:t>
-      </w:r>
-    </w:p>
-    <w:p>
-      <w:pPr>
-        <w:pStyle w:val="ListBullet"/>
-      </w:pPr>
-      <w:r>
-        <w:rPr>
-          <w:rFonts w:ascii="Consolas" w:hAnsi="Consolas" w:eastAsia="宋体"/>
-          <w:sz w:val="19"/>
-        </w:rPr>
-        <w:t>resources/mapper/AiReportMapper.xml</w:t>
-      </w:r>
-    </w:p>
-    <w:p>
-      <w:pPr>
-        <w:pStyle w:val="ListBullet"/>
-      </w:pPr>
-      <w:r>
-        <w:rPr>
-          <w:rFonts w:ascii="Consolas" w:hAnsi="Consolas" w:eastAsia="宋体"/>
-          <w:sz w:val="19"/>
-        </w:rPr>
-        <w:t>sql/</w:t>
-      </w:r>
-      <w:r>
-        <w:rPr>
-          <w:rFonts w:ascii="Calibri" w:hAnsi="Calibri" w:eastAsia="宋体"/>
-          <w:b w:val="0"/>
-          <w:sz w:val="21"/>
-        </w:rPr>
-        <w:t>: 01_schema.sql、gen_seed.py、02_seed_data.sql、check_overflow.py</w:t>
-      </w:r>
-    </w:p>
-    <w:p>
-      <w:pPr>
-        <w:pStyle w:val="ListBullet"/>
-      </w:pPr>
-      <w:r>
-        <w:rPr>
-          <w:rFonts w:ascii="Consolas" w:hAnsi="Consolas" w:eastAsia="宋体"/>
-          <w:sz w:val="19"/>
-        </w:rPr>
-        <w:t>README.md</w:t>
-      </w:r>
-      <w:r>
-        <w:rPr>
-          <w:rFonts w:ascii="Calibri" w:hAnsi="Calibri" w:eastAsia="宋体"/>
-          <w:b w:val="0"/>
-          <w:sz w:val="21"/>
-        </w:rPr>
-        <w:t>、</w:t>
-      </w:r>
-      <w:r>
-        <w:rPr>
-          <w:rFonts w:ascii="Consolas" w:hAnsi="Consolas" w:eastAsia="宋体"/>
-          <w:sz w:val="19"/>
-        </w:rPr>
-        <w:t>docs/接口设计表.md</w:t>
+        <w:t>行业基准按行业、年度、指标分组；分位数采用线性插值。每行业只有 8 家样本，研究结论应限定在当前样本，不外推为整个行业规律。</w:t>
       </w:r>
     </w:p>
     <w:p>
@@ -5607,599 +577,102 @@
           <w:color w:val="1F3B63"/>
           <w:sz w:val="28"/>
         </w:rPr>
-        <w:t>10. 环境适配记录 (本机踩坑与解决)</w:t>
-      </w:r>
-    </w:p>
-    <w:tbl>
-      <w:tblPr>
-        <w:tblStyle w:val="TableGrid"/>
-        <w:tblW w:type="auto" w:w="0"/>
-        <w:jc w:val="center"/>
-        <w:tblLook w:firstColumn="1" w:firstRow="1" w:lastColumn="0" w:lastRow="0" w:noHBand="0" w:noVBand="1" w:val="04A0"/>
-      </w:tblPr>
-      <w:tblGrid>
-        <w:gridCol w:w="2880"/>
-        <w:gridCol w:w="2880"/>
-        <w:gridCol w:w="2880"/>
-      </w:tblGrid>
-      <w:tr>
-        <w:tc>
-          <w:tcPr>
-            <w:tcW w:type="dxa" w:w="2880"/>
-          </w:tcPr>
-          <w:p>
-            <w:pPr>
-              <w:shd w:val="clear" w:fill="DEEAF6"/>
-            </w:pPr>
-            <w:r/>
-            <w:r>
-              <w:rPr>
-                <w:rFonts w:ascii="Calibri" w:hAnsi="Calibri" w:eastAsia="宋体"/>
-                <w:b/>
-                <w:sz w:val="21"/>
-              </w:rPr>
-              <w:t>问题</w:t>
-            </w:r>
-          </w:p>
-        </w:tc>
-        <w:tc>
-          <w:tcPr>
-            <w:tcW w:type="dxa" w:w="2880"/>
-          </w:tcPr>
-          <w:p>
-            <w:pPr>
-              <w:shd w:val="clear" w:fill="DEEAF6"/>
-            </w:pPr>
-            <w:r/>
-            <w:r>
-              <w:rPr>
-                <w:rFonts w:ascii="Calibri" w:hAnsi="Calibri" w:eastAsia="宋体"/>
-                <w:b/>
-                <w:sz w:val="21"/>
-              </w:rPr>
-              <w:t>原因</w:t>
-            </w:r>
-          </w:p>
-        </w:tc>
-        <w:tc>
-          <w:tcPr>
-            <w:tcW w:type="dxa" w:w="2880"/>
-          </w:tcPr>
-          <w:p>
-            <w:pPr>
-              <w:shd w:val="clear" w:fill="DEEAF6"/>
-            </w:pPr>
-            <w:r/>
-            <w:r>
-              <w:rPr>
-                <w:rFonts w:ascii="Calibri" w:hAnsi="Calibri" w:eastAsia="宋体"/>
-                <w:b/>
-                <w:sz w:val="21"/>
-              </w:rPr>
-              <w:t>解决</w:t>
-            </w:r>
-          </w:p>
-        </w:tc>
-      </w:tr>
-      <w:tr>
-        <w:tc>
-          <w:tcPr>
-            <w:tcW w:type="dxa" w:w="2880"/>
-          </w:tcPr>
-          <w:p>
-            <w:r/>
-            <w:r>
-              <w:rPr>
-                <w:rFonts w:ascii="Calibri" w:hAnsi="Calibri" w:eastAsia="宋体"/>
-                <w:b w:val="0"/>
-                <w:sz w:val="21"/>
-              </w:rPr>
-              <w:t>---</w:t>
-            </w:r>
-          </w:p>
-        </w:tc>
-        <w:tc>
-          <w:tcPr>
-            <w:tcW w:type="dxa" w:w="2880"/>
-          </w:tcPr>
-          <w:p>
-            <w:r/>
-            <w:r>
-              <w:rPr>
-                <w:rFonts w:ascii="Calibri" w:hAnsi="Calibri" w:eastAsia="宋体"/>
-                <w:b w:val="0"/>
-                <w:sz w:val="21"/>
-              </w:rPr>
-              <w:t>---</w:t>
-            </w:r>
-          </w:p>
-        </w:tc>
-        <w:tc>
-          <w:tcPr>
-            <w:tcW w:type="dxa" w:w="2880"/>
-          </w:tcPr>
-          <w:p>
-            <w:r/>
-            <w:r>
-              <w:rPr>
-                <w:rFonts w:ascii="Calibri" w:hAnsi="Calibri" w:eastAsia="宋体"/>
-                <w:b w:val="0"/>
-                <w:sz w:val="21"/>
-              </w:rPr>
-              <w:t>---</w:t>
-            </w:r>
-          </w:p>
-        </w:tc>
-      </w:tr>
-      <w:tr>
-        <w:tc>
-          <w:tcPr>
-            <w:tcW w:type="dxa" w:w="2880"/>
-          </w:tcPr>
-          <w:p>
-            <w:r/>
-            <w:r>
-              <w:rPr>
-                <w:rFonts w:ascii="Calibri" w:hAnsi="Calibri" w:eastAsia="宋体"/>
-                <w:b w:val="0"/>
-                <w:sz w:val="21"/>
-              </w:rPr>
-              <w:t>Lombok 不生成 getter/setter</w:t>
-            </w:r>
-          </w:p>
-        </w:tc>
-        <w:tc>
-          <w:tcPr>
-            <w:tcW w:type="dxa" w:w="2880"/>
-          </w:tcPr>
-          <w:p>
-            <w:r/>
-            <w:r>
-              <w:rPr>
-                <w:rFonts w:ascii="Calibri" w:hAnsi="Calibri" w:eastAsia="宋体"/>
-                <w:b w:val="0"/>
-                <w:sz w:val="21"/>
-              </w:rPr>
-              <w:t>JDK 23+ 默认不执行 classpath 注解处理器</w:t>
-            </w:r>
-          </w:p>
-        </w:tc>
-        <w:tc>
-          <w:tcPr>
-            <w:tcW w:type="dxa" w:w="2880"/>
-          </w:tcPr>
-          <w:p>
-            <w:r/>
-            <w:r>
-              <w:rPr>
-                <w:rFonts w:ascii="Calibri" w:hAnsi="Calibri" w:eastAsia="宋体"/>
-                <w:b w:val="0"/>
-                <w:sz w:val="21"/>
-              </w:rPr>
-              <w:t xml:space="preserve">编译器插件配 annotationProcessorPaths + </w:t>
-            </w:r>
-            <w:r>
-              <w:rPr>
-                <w:rFonts w:ascii="Consolas" w:hAnsi="Consolas" w:eastAsia="宋体"/>
-                <w:sz w:val="19"/>
-              </w:rPr>
-              <w:t>-proc:full</w:t>
-            </w:r>
-            <w:r>
-              <w:rPr>
-                <w:rFonts w:ascii="Calibri" w:hAnsi="Calibri" w:eastAsia="宋体"/>
-                <w:b w:val="0"/>
-                <w:sz w:val="21"/>
-              </w:rPr>
-              <w:t>, Lombok 升 1.18.46</w:t>
-            </w:r>
-          </w:p>
-        </w:tc>
-      </w:tr>
-      <w:tr>
-        <w:tc>
-          <w:tcPr>
-            <w:tcW w:type="dxa" w:w="2880"/>
-          </w:tcPr>
-          <w:p>
-            <w:r/>
-            <w:r>
-              <w:rPr>
-                <w:rFonts w:ascii="Calibri" w:hAnsi="Calibri" w:eastAsia="宋体"/>
-                <w:b w:val="0"/>
-                <w:sz w:val="21"/>
-              </w:rPr>
-              <w:t>DruidDataSourceBuilder 找不到</w:t>
-            </w:r>
-          </w:p>
-        </w:tc>
-        <w:tc>
-          <w:tcPr>
-            <w:tcW w:type="dxa" w:w="2880"/>
-          </w:tcPr>
-          <w:p>
-            <w:r/>
-            <w:r>
-              <w:rPr>
-                <w:rFonts w:ascii="Calibri" w:hAnsi="Calibri" w:eastAsia="宋体"/>
-                <w:b w:val="0"/>
-                <w:sz w:val="21"/>
-              </w:rPr>
-              <w:t>druid 1.2.20 jar 中无此类; 且该 jar 曾下载失败</w:t>
-            </w:r>
-          </w:p>
-        </w:tc>
-        <w:tc>
-          <w:tcPr>
-            <w:tcW w:type="dxa" w:w="2880"/>
-          </w:tcPr>
-          <w:p>
-            <w:r/>
-            <w:r>
-              <w:rPr>
-                <w:rFonts w:ascii="Consolas" w:hAnsi="Consolas" w:eastAsia="宋体"/>
-                <w:sz w:val="19"/>
-              </w:rPr>
-              <w:t>mvn dependency:get</w:t>
-            </w:r>
-            <w:r>
-              <w:rPr>
-                <w:rFonts w:ascii="Calibri" w:hAnsi="Calibri" w:eastAsia="宋体"/>
-                <w:b w:val="0"/>
-                <w:sz w:val="21"/>
-              </w:rPr>
-              <w:t xml:space="preserve"> 手动拉取; 改为 </w:t>
-            </w:r>
-            <w:r>
-              <w:rPr>
-                <w:rFonts w:ascii="Consolas" w:hAnsi="Consolas" w:eastAsia="宋体"/>
-                <w:sz w:val="19"/>
-              </w:rPr>
-              <w:t>new DruidDataSource()</w:t>
-            </w:r>
-          </w:p>
-        </w:tc>
-      </w:tr>
-      <w:tr>
-        <w:tc>
-          <w:tcPr>
-            <w:tcW w:type="dxa" w:w="2880"/>
-          </w:tcPr>
-          <w:p>
-            <w:r/>
-            <w:r>
-              <w:rPr>
-                <w:rFonts w:ascii="Calibri" w:hAnsi="Calibri" w:eastAsia="宋体"/>
-                <w:b w:val="0"/>
-                <w:sz w:val="21"/>
-              </w:rPr>
-              <w:t>Failed to determine a suitable driver</w:t>
-            </w:r>
-          </w:p>
-        </w:tc>
-        <w:tc>
-          <w:tcPr>
-            <w:tcW w:type="dxa" w:w="2880"/>
-          </w:tcPr>
-          <w:p>
-            <w:r/>
-            <w:r>
-              <w:rPr>
-                <w:rFonts w:ascii="Calibri" w:hAnsi="Calibri" w:eastAsia="宋体"/>
-                <w:b w:val="0"/>
-                <w:sz w:val="21"/>
-              </w:rPr>
-              <w:t>@SpringBootApplication 默认只扫自身包, 扫不到 com.fycx.config</w:t>
-            </w:r>
-          </w:p>
-        </w:tc>
-        <w:tc>
-          <w:tcPr>
-            <w:tcW w:type="dxa" w:w="2880"/>
-          </w:tcPr>
-          <w:p>
-            <w:r/>
-            <w:r>
-              <w:rPr>
-                <w:rFonts w:ascii="Consolas" w:hAnsi="Consolas" w:eastAsia="宋体"/>
-                <w:sz w:val="19"/>
-              </w:rPr>
-              <w:t>scanBasePackages="com.fycx"</w:t>
-            </w:r>
-          </w:p>
-        </w:tc>
-      </w:tr>
-      <w:tr>
-        <w:tc>
-          <w:tcPr>
-            <w:tcW w:type="dxa" w:w="2880"/>
-          </w:tcPr>
-          <w:p>
-            <w:r/>
-            <w:r>
-              <w:rPr>
-                <w:rFonts w:ascii="Calibri" w:hAnsi="Calibri" w:eastAsia="宋体"/>
-                <w:b w:val="0"/>
-                <w:sz w:val="21"/>
-              </w:rPr>
-              <w:t>指标值溢出 DECIMAL(12,4)</w:t>
-            </w:r>
-          </w:p>
-        </w:tc>
-        <w:tc>
-          <w:tcPr>
-            <w:tcW w:type="dxa" w:w="2880"/>
-          </w:tcPr>
-          <w:p>
-            <w:r/>
-            <w:r>
-              <w:rPr>
-                <w:rFonts w:ascii="Calibri" w:hAnsi="Calibri" w:eastAsia="宋体"/>
-                <w:b w:val="0"/>
-                <w:sz w:val="21"/>
-              </w:rPr>
-              <w:t>种子金额未从"亿元"换算成"元", PE/PB 放大 1e8 倍</w:t>
-            </w:r>
-          </w:p>
-        </w:tc>
-        <w:tc>
-          <w:tcPr>
-            <w:tcW w:type="dxa" w:w="2880"/>
-          </w:tcPr>
-          <w:p>
-            <w:r/>
-            <w:r>
-              <w:rPr>
-                <w:rFonts w:ascii="Calibri" w:hAnsi="Calibri" w:eastAsia="宋体"/>
-                <w:b w:val="0"/>
-                <w:sz w:val="21"/>
-              </w:rPr>
-              <w:t>gen_seed.py 统一 ×1e8(eps_basic 除外)</w:t>
-            </w:r>
-          </w:p>
-        </w:tc>
-      </w:tr>
-      <w:tr>
-        <w:tc>
-          <w:tcPr>
-            <w:tcW w:type="dxa" w:w="2880"/>
-          </w:tcPr>
-          <w:p>
-            <w:r/>
-            <w:r>
-              <w:rPr>
-                <w:rFonts w:ascii="Calibri" w:hAnsi="Calibri" w:eastAsia="宋体"/>
-                <w:b w:val="0"/>
-                <w:sz w:val="21"/>
-              </w:rPr>
-              <w:t>PowerShell 下 curl POST 中文 JSON 报错</w:t>
-            </w:r>
-          </w:p>
-        </w:tc>
-        <w:tc>
-          <w:tcPr>
-            <w:tcW w:type="dxa" w:w="2880"/>
-          </w:tcPr>
-          <w:p>
-            <w:r/>
-            <w:r>
-              <w:rPr>
-                <w:rFonts w:ascii="Calibri" w:hAnsi="Calibri" w:eastAsia="宋体"/>
-                <w:b w:val="0"/>
-                <w:sz w:val="21"/>
-              </w:rPr>
-              <w:t>PS 5.1 单引号参数转义问题</w:t>
-            </w:r>
-          </w:p>
-        </w:tc>
-        <w:tc>
-          <w:tcPr>
-            <w:tcW w:type="dxa" w:w="2880"/>
-          </w:tcPr>
-          <w:p>
-            <w:r/>
-            <w:r>
-              <w:rPr>
-                <w:rFonts w:ascii="Calibri" w:hAnsi="Calibri" w:eastAsia="宋体"/>
-                <w:b w:val="0"/>
-                <w:sz w:val="21"/>
-              </w:rPr>
-              <w:t xml:space="preserve">用 </w:t>
-            </w:r>
-            <w:r>
-              <w:rPr>
-                <w:rFonts w:ascii="Consolas" w:hAnsi="Consolas" w:eastAsia="宋体"/>
-                <w:sz w:val="19"/>
-              </w:rPr>
-              <w:t>--data-binary @file.json</w:t>
-            </w:r>
-          </w:p>
-        </w:tc>
-      </w:tr>
-      <w:tr>
-        <w:tc>
-          <w:tcPr>
-            <w:tcW w:type="dxa" w:w="2880"/>
-          </w:tcPr>
-          <w:p>
-            <w:r/>
-            <w:r>
-              <w:rPr>
-                <w:rFonts w:ascii="Calibri" w:hAnsi="Calibri" w:eastAsia="宋体"/>
-                <w:b w:val="0"/>
-                <w:sz w:val="21"/>
-              </w:rPr>
-              <w:t>端口 8091 被占用</w:t>
-            </w:r>
-          </w:p>
-        </w:tc>
-        <w:tc>
-          <w:tcPr>
-            <w:tcW w:type="dxa" w:w="2880"/>
-          </w:tcPr>
-          <w:p>
-            <w:r/>
-            <w:r>
-              <w:rPr>
-                <w:rFonts w:ascii="Calibri" w:hAnsi="Calibri" w:eastAsia="宋体"/>
-                <w:b w:val="0"/>
-                <w:sz w:val="21"/>
-              </w:rPr>
-              <w:t>验证后遗留后台实例</w:t>
-            </w:r>
-          </w:p>
-        </w:tc>
-        <w:tc>
-          <w:tcPr>
-            <w:tcW w:type="dxa" w:w="2880"/>
-          </w:tcPr>
-          <w:p>
-            <w:r/>
-            <w:r>
-              <w:rPr>
-                <w:rFonts w:ascii="Calibri" w:hAnsi="Calibri" w:eastAsia="宋体"/>
-                <w:b w:val="0"/>
-                <w:sz w:val="21"/>
-              </w:rPr>
-              <w:t>停止遗留进程</w:t>
-            </w:r>
-          </w:p>
-        </w:tc>
-      </w:tr>
-    </w:tbl>
-    <w:p/>
-    <w:p>
-      <w:pPr>
-        <w:pStyle w:val="Heading2"/>
-      </w:pPr>
-      <w:r>
-        <w:rPr>
-          <w:rFonts w:ascii="Calibri" w:hAnsi="Calibri" w:eastAsia="黑体"/>
-          <w:b/>
-          <w:color w:val="1F3B63"/>
-          <w:sz w:val="28"/>
-        </w:rPr>
-        <w:t>11. 部署与运维</w:t>
+        <w:t>数据注意事项</w:t>
       </w:r>
     </w:p>
     <w:p>
       <w:pPr>
-        <w:shd w:val="clear" w:fill="F2F2F2"/>
+        <w:pStyle w:val="ListBullet"/>
       </w:pPr>
       <w:r>
         <w:rPr>
-          <w:rFonts w:ascii="Consolas" w:hAnsi="Consolas" w:eastAsia="宋体"/>
-          <w:sz w:val="18"/>
+          <w:rFonts w:ascii="Calibri" w:hAnsi="Calibri" w:eastAsia="宋体"/>
+          <w:b w:val="0"/>
+          <w:sz w:val="21"/>
         </w:rPr>
-        <w:t># 首次部署</w:t>
+        <w:t>采集器现已区分缺失值和有效零值：缺失科目不入库并列入缺失清单，零值正常保留。</w:t>
       </w:r>
     </w:p>
     <w:p>
       <w:pPr>
-        <w:shd w:val="clear" w:fill="F2F2F2"/>
+        <w:pStyle w:val="ListBullet"/>
       </w:pPr>
       <w:r>
         <w:rPr>
+          <w:rFonts w:ascii="Calibri" w:hAnsi="Calibri" w:eastAsia="宋体"/>
+          <w:b w:val="0"/>
+          <w:sz w:val="21"/>
+        </w:rPr>
+        <w:t xml:space="preserve">已提交的 </w:t>
+      </w:r>
+      <w:r>
+        <w:rPr>
           <w:rFonts w:ascii="Consolas" w:hAnsi="Consolas" w:eastAsia="宋体"/>
-          <w:sz w:val="18"/>
+          <w:sz w:val="19"/>
         </w:rPr>
-        <w:t>mysql -uroot -p --default-character-set=utf8mb4 -e "source sql/01_schema.sql"</w:t>
+        <w:t>sql/03_real_data.sql</w:t>
+      </w:r>
+      <w:r>
+        <w:rPr>
+          <w:rFonts w:ascii="Calibri" w:hAnsi="Calibri" w:eastAsia="宋体"/>
+          <w:b w:val="0"/>
+          <w:sz w:val="21"/>
+        </w:rPr>
+        <w:t xml:space="preserve"> 不会因采集器修复自动更新。重新生成前先备份并检查缺失清单；生成的 SQL 会清理原始数据、估值快照、指标、基准和报告表。</w:t>
       </w:r>
     </w:p>
     <w:p>
       <w:pPr>
-        <w:shd w:val="clear" w:fill="F2F2F2"/>
+        <w:pStyle w:val="ListBullet"/>
       </w:pPr>
       <w:r>
         <w:rPr>
-          <w:rFonts w:ascii="Consolas" w:hAnsi="Consolas" w:eastAsia="宋体"/>
-          <w:sz w:val="18"/>
+          <w:rFonts w:ascii="Calibri" w:hAnsi="Calibri" w:eastAsia="宋体"/>
+          <w:b w:val="0"/>
+          <w:sz w:val="21"/>
         </w:rPr>
-        <w:t>py -3 sql/gen_seed.py &amp;&amp; mysql -uroot -p --default-character-set=utf8mb4 -e "source sql/02_seed_data.sql"</w:t>
+        <w:t>年度股本缺失时估值采集可能使用当前股本近似值。历史 PE/PB 在核实历史股本前不应用作论文主结果。</w:t>
       </w:r>
     </w:p>
     <w:p>
       <w:pPr>
-        <w:shd w:val="clear" w:fill="F2F2F2"/>
+        <w:pStyle w:val="ListBullet"/>
       </w:pPr>
       <w:r>
         <w:rPr>
+          <w:rFonts w:ascii="Calibri" w:hAnsi="Calibri" w:eastAsia="宋体"/>
+          <w:b w:val="0"/>
+          <w:sz w:val="21"/>
+        </w:rPr>
+        <w:t xml:space="preserve">当前 ROE 使用 </w:t>
+      </w:r>
+      <w:r>
+        <w:rPr>
           <w:rFonts w:ascii="Consolas" w:hAnsi="Consolas" w:eastAsia="宋体"/>
-          <w:sz w:val="18"/>
+          <w:sz w:val="19"/>
         </w:rPr>
-        <w:t>.\mvnw.cmd -DskipTests package</w:t>
+        <w:t>total_equity</w:t>
+      </w:r>
+      <w:r>
+        <w:rPr>
+          <w:rFonts w:ascii="Calibri" w:hAnsi="Calibri" w:eastAsia="宋体"/>
+          <w:b w:val="0"/>
+          <w:sz w:val="21"/>
+        </w:rPr>
+        <w:t>。正式研究前须核实其是否为归母股东权益；若无法确认，应披露口径并将 ROE 作为受限指标。</w:t>
       </w:r>
     </w:p>
     <w:p>
       <w:pPr>
-        <w:shd w:val="clear" w:fill="F2F2F2"/>
+        <w:pStyle w:val="ListBullet"/>
       </w:pPr>
       <w:r>
         <w:rPr>
-          <w:rFonts w:ascii="Consolas" w:hAnsi="Consolas" w:eastAsia="宋体"/>
-          <w:sz w:val="18"/>
+          <w:rFonts w:ascii="Calibri" w:hAnsi="Calibri" w:eastAsia="宋体"/>
+          <w:b w:val="0"/>
+          <w:sz w:val="21"/>
         </w:rPr>
-        <w:t>java -jar target\prompt_project-0.0.1-SNAPSHOT.jar</w:t>
-      </w:r>
-    </w:p>
-    <w:p>
-      <w:pPr>
-        <w:shd w:val="clear" w:fill="F2F2F2"/>
-      </w:pPr>
-      <w:r>
-        <w:rPr>
-          <w:rFonts w:ascii="Consolas" w:hAnsi="Consolas" w:eastAsia="宋体"/>
-          <w:sz w:val="18"/>
-        </w:rPr>
-        <w:t xml:space="preserve"> </w:t>
-      </w:r>
-    </w:p>
-    <w:p>
-      <w:pPr>
-        <w:shd w:val="clear" w:fill="F2F2F2"/>
-      </w:pPr>
-      <w:r>
-        <w:rPr>
-          <w:rFonts w:ascii="Consolas" w:hAnsi="Consolas" w:eastAsia="宋体"/>
-          <w:sz w:val="18"/>
-        </w:rPr>
-        <w:t># 数据变更/接入真实数据后</w:t>
-      </w:r>
-    </w:p>
-    <w:p>
-      <w:pPr>
-        <w:shd w:val="clear" w:fill="F2F2F2"/>
-      </w:pPr>
-      <w:r>
-        <w:rPr>
-          <w:rFonts w:ascii="Consolas" w:hAnsi="Consolas" w:eastAsia="宋体"/>
-          <w:sz w:val="18"/>
-        </w:rPr>
-        <w:t>curl -X POST http://localhost:8091/api/finance/recalc -H "Content-Type: application/json" -d "{}"</w:t>
-      </w:r>
-    </w:p>
-    <w:p>
-      <w:pPr>
-        <w:shd w:val="clear" w:fill="F2F2F2"/>
-      </w:pPr>
-      <w:r>
-        <w:rPr>
-          <w:rFonts w:ascii="Consolas" w:hAnsi="Consolas" w:eastAsia="宋体"/>
-          <w:sz w:val="18"/>
-        </w:rPr>
-        <w:t xml:space="preserve"> </w:t>
-      </w:r>
-    </w:p>
-    <w:p>
-      <w:pPr>
-        <w:shd w:val="clear" w:fill="F2F2F2"/>
-      </w:pPr>
-      <w:r>
-        <w:rPr>
-          <w:rFonts w:ascii="Consolas" w:hAnsi="Consolas" w:eastAsia="宋体"/>
-          <w:sz w:val="18"/>
-        </w:rPr>
-        <w:t># 接入真实大模型: 修改 application-development.properties 的 ai.provider/api-key 后重启</w:t>
+        <w:t>指标计算遇到缺失输入或零分母时不产出该指标，不以零代替。</w:t>
       </w:r>
     </w:p>
     <w:p>
@@ -6213,145 +686,53 @@
           <w:color w:val="1F3B63"/>
           <w:sz w:val="28"/>
         </w:rPr>
-        <w:t>12. 验证结果 (2026-08-14 实测)</w:t>
+        <w:t>验证状态</w:t>
       </w:r>
     </w:p>
     <w:p>
       <w:pPr>
-        <w:pStyle w:val="ListBullet"/>
+        <w:shd w:val="clear" w:fill="F2F2F2"/>
       </w:pPr>
       <w:r>
         <w:rPr>
           <w:rFonts w:ascii="Consolas" w:hAnsi="Consolas" w:eastAsia="宋体"/>
-          <w:sz w:val="19"/>
+          <w:sz w:val="18"/>
         </w:rPr>
-        <w:t>POST /api/finance/recalc</w:t>
+        <w:t>cd backend</w:t>
       </w:r>
+    </w:p>
+    <w:p>
+      <w:pPr>
+        <w:shd w:val="clear" w:fill="F2F2F2"/>
+      </w:pPr>
+      <w:r>
+        <w:rPr>
+          <w:rFonts w:ascii="Consolas" w:hAnsi="Consolas" w:eastAsia="宋体"/>
+          <w:sz w:val="18"/>
+        </w:rPr>
+        <w:t>.\mvnw.cmd -o -Dtest=CalculationEnginesTest test</w:t>
+      </w:r>
+    </w:p>
+    <w:p>
+      <w:pPr>
+        <w:shd w:val="clear" w:fill="F2F2F2"/>
+      </w:pPr>
+      <w:r>
+        <w:rPr>
+          <w:rFonts w:ascii="Consolas" w:hAnsi="Consolas" w:eastAsia="宋体"/>
+          <w:sz w:val="18"/>
+        </w:rPr>
+        <w:t>py -3 -m unittest discover -s tests -v</w:t>
+      </w:r>
+    </w:p>
+    <w:p>
       <w:r>
         <w:rPr>
           <w:rFonts w:ascii="Calibri" w:hAnsi="Calibri" w:eastAsia="宋体"/>
           <w:b w:val="0"/>
           <w:sz w:val="21"/>
         </w:rPr>
-        <w:t>: 产出 1248 条指标 + 156 条行业对标(24公司×5年)</w:t>
-      </w:r>
-    </w:p>
-    <w:p>
-      <w:pPr>
-        <w:pStyle w:val="ListBullet"/>
-      </w:pPr>
-      <w:r>
-        <w:rPr>
-          <w:rFonts w:ascii="Calibri" w:hAnsi="Calibri" w:eastAsia="宋体"/>
-          <w:b w:val="0"/>
-          <w:sz w:val="21"/>
-        </w:rPr>
-        <w:t>茅台 2025 对标: ROE 36.2%(行业中位数 30.5, 排名 1/8)、毛利率 92.2%(1/8)、PE 20.2(rank 6/8, score 28.6 提示偏贵)、PB 6.86(7/8)—— 统计口径合理</w:t>
-      </w:r>
-    </w:p>
-    <w:p>
-      <w:pPr>
-        <w:pStyle w:val="ListBullet"/>
-      </w:pPr>
-      <w:r>
-        <w:rPr>
-          <w:rFonts w:ascii="Calibri" w:hAnsi="Calibri" w:eastAsia="宋体"/>
-          <w:b w:val="0"/>
-          <w:sz w:val="21"/>
-        </w:rPr>
-        <w:t>交叉筛选示例: 白酒行业 "ROE&gt;25 且 资产负债率&lt;35 且 PE∈[10,35]" → 命中 5 家(茅台/五粮液/泸州老窖/汾酒/今世缘)</w:t>
-      </w:r>
-    </w:p>
-    <w:p>
-      <w:pPr>
-        <w:pStyle w:val="ListBullet"/>
-      </w:pPr>
-      <w:r>
-        <w:rPr>
-          <w:rFonts w:ascii="Calibri" w:hAnsi="Calibri" w:eastAsia="宋体"/>
-          <w:b w:val="0"/>
-          <w:sz w:val="21"/>
-        </w:rPr>
-        <w:t>全市场 "ROE 百分位&gt;80" → 命中 5 家(中际旭创/新易盛/天孚通信/贵州茅台/山西汾酒)</w:t>
-      </w:r>
-    </w:p>
-    <w:p>
-      <w:pPr>
-        <w:pStyle w:val="ListBullet"/>
-      </w:pPr>
-      <w:r>
-        <w:rPr>
-          <w:rFonts w:ascii="Calibri" w:hAnsi="Calibri" w:eastAsia="宋体"/>
-          <w:b w:val="0"/>
-          <w:sz w:val="21"/>
-        </w:rPr>
-        <w:t>AI 简报/对话(mock 模式): 生成完整六段式 Markdown 报告, 所有数字与注入数据一致; 追问"毛利率和ROE"正确命中两项指标</w:t>
-      </w:r>
-    </w:p>
-    <w:p>
-      <w:pPr>
-        <w:pStyle w:val="Heading2"/>
-      </w:pPr>
-      <w:r>
-        <w:rPr>
-          <w:rFonts w:ascii="Calibri" w:hAnsi="Calibri" w:eastAsia="黑体"/>
-          <w:b/>
-          <w:color w:val="1F3B63"/>
-          <w:sz w:val="28"/>
-        </w:rPr>
-        <w:t>13. 已知限制与后续规划</w:t>
-      </w:r>
-    </w:p>
-    <w:p>
-      <w:pPr>
-        <w:pStyle w:val="ListBullet"/>
-      </w:pPr>
-      <w:r>
-        <w:rPr>
-          <w:rFonts w:ascii="Calibri" w:hAnsi="Calibri" w:eastAsia="宋体"/>
-          <w:b w:val="0"/>
-          <w:sz w:val="21"/>
-        </w:rPr>
-        <w:t>种子数据为模拟数据(量级近似真实), 实证论文建议替换真实年报数据</w:t>
-      </w:r>
-    </w:p>
-    <w:p>
-      <w:pPr>
-        <w:pStyle w:val="ListBullet"/>
-      </w:pPr>
-      <w:r>
-        <w:rPr>
-          <w:rFonts w:ascii="Calibri" w:hAnsi="Calibri" w:eastAsia="宋体"/>
-          <w:b w:val="0"/>
-          <w:sz w:val="21"/>
-        </w:rPr>
-        <w:t>前端 Vue3 + ECharts(趋势图/雷达图/排名表/对话窗口)尚未开发, 为下一步工作</w:t>
-      </w:r>
-    </w:p>
-    <w:p>
-      <w:pPr>
-        <w:pStyle w:val="ListBullet"/>
-      </w:pPr>
-      <w:r>
-        <w:rPr>
-          <w:rFonts w:ascii="Calibri" w:hAnsi="Calibri" w:eastAsia="宋体"/>
-          <w:b w:val="0"/>
-          <w:sz w:val="21"/>
-        </w:rPr>
-        <w:t>可扩展: 杜邦分解、更多报告期(季报/中报)、Prompt 消融实验对比(不同模板对幻觉率的影响, 即申报书中的研究点)</w:t>
-      </w:r>
-    </w:p>
-    <w:p>
-      <w:pPr>
-        <w:pStyle w:val="ListBullet"/>
-      </w:pPr>
-      <w:r>
-        <w:rPr>
-          <w:rFonts w:ascii="Calibri" w:hAnsi="Calibri" w:eastAsia="宋体"/>
-          <w:b w:val="0"/>
-          <w:sz w:val="21"/>
-        </w:rPr>
-        <w:t>Docker 部署尚未配置(Dockerfile + compose), 属计划内后续工作</w:t>
+        <w:t>当前测试覆盖指标公式、零分母、行业统计、采集缺失值处理和数值引用筛查。它们不等同于全接口集成测试；论文数据仍须经年报抽查与独立标注。研究流程见 [真实数据论文研究指南](Prompt工程深化研究与系统扩展方案.md)。</w:t>
       </w:r>
     </w:p>
     <w:sectPr>

--- a/backend/docs/技术文档.docx
+++ b/backend/docs/技术文档.docx
@@ -311,7 +311,23 @@
                 <w:b w:val="0"/>
                 <w:sz w:val="21"/>
               </w:rPr>
-              <w:t>归母净利润 / 平均股东权益 × 100%</w:t>
+              <w:t>归母净利润 / 平均</w:t>
+            </w:r>
+            <w:r>
+              <w:rPr>
+                <w:rFonts w:ascii="Calibri" w:hAnsi="Calibri" w:eastAsia="宋体"/>
+                <w:b/>
+                <w:sz w:val="21"/>
+              </w:rPr>
+              <w:t>归属于母公司股东的权益</w:t>
+            </w:r>
+            <w:r>
+              <w:rPr>
+                <w:rFonts w:ascii="Calibri" w:hAnsi="Calibri" w:eastAsia="宋体"/>
+                <w:b w:val="0"/>
+                <w:sz w:val="21"/>
+              </w:rPr>
+              <w:t xml:space="preserve"> × 100%</w:t>
             </w:r>
           </w:p>
         </w:tc>
@@ -549,7 +565,15 @@
                 <w:b w:val="0"/>
                 <w:sz w:val="21"/>
               </w:rPr>
-              <w:t>总市值 / 归母净利润；总市值 / 股东权益</w:t>
+              <w:t xml:space="preserve">总市值 / 归母净利润；总市值 / </w:t>
+            </w:r>
+            <w:r>
+              <w:rPr>
+                <w:rFonts w:ascii="Calibri" w:hAnsi="Calibri" w:eastAsia="宋体"/>
+                <w:b/>
+                <w:sz w:val="21"/>
+              </w:rPr>
+              <w:t>归属于母公司股东的权益</w:t>
             </w:r>
           </w:p>
         </w:tc>
@@ -564,6 +588,805 @@
           <w:sz w:val="21"/>
         </w:rPr>
         <w:t>行业基准按行业、年度、指标分组；分位数采用线性插值。每行业只有 8 家样本，研究结论应限定在当前样本，不外推为整个行业规律。</w:t>
+      </w:r>
+    </w:p>
+    <w:p>
+      <w:pPr>
+        <w:pStyle w:val="Heading3"/>
+      </w:pPr>
+      <w:r>
+        <w:rPr>
+          <w:rFonts w:ascii="Calibri" w:hAnsi="Calibri" w:eastAsia="黑体"/>
+          <w:b/>
+          <w:color w:val="1F3B63"/>
+          <w:sz w:val="24"/>
+        </w:rPr>
+        <w:t>ROE / PB 分母口径（2026-10 修正）</w:t>
+      </w:r>
+    </w:p>
+    <w:p>
+      <w:r>
+        <w:rPr>
+          <w:rFonts w:ascii="Calibri" w:hAnsi="Calibri" w:eastAsia="宋体"/>
+          <w:b w:val="0"/>
+          <w:sz w:val="21"/>
+        </w:rPr>
+        <w:t>财务数据中有两个权益科目，</w:t>
+      </w:r>
+      <w:r>
+        <w:rPr>
+          <w:rFonts w:ascii="Calibri" w:hAnsi="Calibri" w:eastAsia="宋体"/>
+          <w:b/>
+          <w:sz w:val="21"/>
+        </w:rPr>
+        <w:t>不可混用</w:t>
+      </w:r>
+      <w:r>
+        <w:rPr>
+          <w:rFonts w:ascii="Calibri" w:hAnsi="Calibri" w:eastAsia="宋体"/>
+          <w:b w:val="0"/>
+          <w:sz w:val="21"/>
+        </w:rPr>
+        <w:t>：</w:t>
+      </w:r>
+    </w:p>
+    <w:tbl>
+      <w:tblPr>
+        <w:tblStyle w:val="TableGrid"/>
+        <w:tblW w:type="auto" w:w="0"/>
+        <w:jc w:val="center"/>
+        <w:tblLook w:firstColumn="1" w:firstRow="1" w:lastColumn="0" w:lastRow="0" w:noHBand="0" w:noVBand="1" w:val="04A0"/>
+      </w:tblPr>
+      <w:tblGrid>
+        <w:gridCol w:w="2880"/>
+        <w:gridCol w:w="2880"/>
+        <w:gridCol w:w="2880"/>
+      </w:tblGrid>
+      <w:tr>
+        <w:tc>
+          <w:tcPr>
+            <w:tcW w:type="dxa" w:w="2880"/>
+          </w:tcPr>
+          <w:p>
+            <w:pPr>
+              <w:shd w:val="clear" w:fill="DEEAF6"/>
+            </w:pPr>
+            <w:r/>
+            <w:r>
+              <w:rPr>
+                <w:rFonts w:ascii="Calibri" w:hAnsi="Calibri" w:eastAsia="宋体"/>
+                <w:b/>
+                <w:sz w:val="21"/>
+              </w:rPr>
+              <w:t>科目</w:t>
+            </w:r>
+          </w:p>
+        </w:tc>
+        <w:tc>
+          <w:tcPr>
+            <w:tcW w:type="dxa" w:w="2880"/>
+          </w:tcPr>
+          <w:p>
+            <w:pPr>
+              <w:shd w:val="clear" w:fill="DEEAF6"/>
+            </w:pPr>
+            <w:r/>
+            <w:r>
+              <w:rPr>
+                <w:rFonts w:ascii="Calibri" w:hAnsi="Calibri" w:eastAsia="宋体"/>
+                <w:b/>
+                <w:sz w:val="21"/>
+              </w:rPr>
+              <w:t>item_id</w:t>
+            </w:r>
+          </w:p>
+        </w:tc>
+        <w:tc>
+          <w:tcPr>
+            <w:tcW w:type="dxa" w:w="2880"/>
+          </w:tcPr>
+          <w:p>
+            <w:pPr>
+              <w:shd w:val="clear" w:fill="DEEAF6"/>
+            </w:pPr>
+            <w:r/>
+            <w:r>
+              <w:rPr>
+                <w:rFonts w:ascii="Calibri" w:hAnsi="Calibri" w:eastAsia="宋体"/>
+                <w:b/>
+                <w:sz w:val="21"/>
+              </w:rPr>
+              <w:t>含义</w:t>
+            </w:r>
+          </w:p>
+        </w:tc>
+      </w:tr>
+      <w:tr>
+        <w:tc>
+          <w:tcPr>
+            <w:tcW w:type="dxa" w:w="2880"/>
+          </w:tcPr>
+          <w:p>
+            <w:r/>
+            <w:r>
+              <w:rPr>
+                <w:rFonts w:ascii="Calibri" w:hAnsi="Calibri" w:eastAsia="宋体"/>
+                <w:b w:val="0"/>
+                <w:sz w:val="21"/>
+              </w:rPr>
+              <w:t>---</w:t>
+            </w:r>
+          </w:p>
+        </w:tc>
+        <w:tc>
+          <w:tcPr>
+            <w:tcW w:type="dxa" w:w="2880"/>
+          </w:tcPr>
+          <w:p>
+            <w:r/>
+            <w:r>
+              <w:rPr>
+                <w:rFonts w:ascii="Calibri" w:hAnsi="Calibri" w:eastAsia="宋体"/>
+                <w:b w:val="0"/>
+                <w:sz w:val="21"/>
+              </w:rPr>
+              <w:t>---</w:t>
+            </w:r>
+          </w:p>
+        </w:tc>
+        <w:tc>
+          <w:tcPr>
+            <w:tcW w:type="dxa" w:w="2880"/>
+          </w:tcPr>
+          <w:p>
+            <w:r/>
+            <w:r>
+              <w:rPr>
+                <w:rFonts w:ascii="Calibri" w:hAnsi="Calibri" w:eastAsia="宋体"/>
+                <w:b w:val="0"/>
+                <w:sz w:val="21"/>
+              </w:rPr>
+              <w:t>---</w:t>
+            </w:r>
+          </w:p>
+        </w:tc>
+      </w:tr>
+      <w:tr>
+        <w:tc>
+          <w:tcPr>
+            <w:tcW w:type="dxa" w:w="2880"/>
+          </w:tcPr>
+          <w:p>
+            <w:r/>
+            <w:r>
+              <w:rPr>
+                <w:rFonts w:ascii="Consolas" w:hAnsi="Consolas" w:eastAsia="宋体"/>
+                <w:sz w:val="19"/>
+              </w:rPr>
+              <w:t>total_equity</w:t>
+            </w:r>
+          </w:p>
+        </w:tc>
+        <w:tc>
+          <w:tcPr>
+            <w:tcW w:type="dxa" w:w="2880"/>
+          </w:tcPr>
+          <w:p>
+            <w:r/>
+            <w:r>
+              <w:rPr>
+                <w:rFonts w:ascii="Calibri" w:hAnsi="Calibri" w:eastAsia="宋体"/>
+                <w:b w:val="0"/>
+                <w:sz w:val="21"/>
+              </w:rPr>
+              <w:t>17</w:t>
+            </w:r>
+          </w:p>
+        </w:tc>
+        <w:tc>
+          <w:tcPr>
+            <w:tcW w:type="dxa" w:w="2880"/>
+          </w:tcPr>
+          <w:p>
+            <w:r/>
+            <w:r>
+              <w:rPr>
+                <w:rFonts w:ascii="Calibri" w:hAnsi="Calibri" w:eastAsia="宋体"/>
+                <w:b w:val="0"/>
+                <w:sz w:val="21"/>
+              </w:rPr>
+              <w:t>所有者权益合计 = 归母权益 + 少数股东权益</w:t>
+            </w:r>
+          </w:p>
+        </w:tc>
+      </w:tr>
+      <w:tr>
+        <w:tc>
+          <w:tcPr>
+            <w:tcW w:type="dxa" w:w="2880"/>
+          </w:tcPr>
+          <w:p>
+            <w:r/>
+            <w:r>
+              <w:rPr>
+                <w:rFonts w:ascii="Consolas" w:hAnsi="Consolas" w:eastAsia="宋体"/>
+                <w:sz w:val="19"/>
+              </w:rPr>
+              <w:t>total_equity_parent</w:t>
+            </w:r>
+          </w:p>
+        </w:tc>
+        <w:tc>
+          <w:tcPr>
+            <w:tcW w:type="dxa" w:w="2880"/>
+          </w:tcPr>
+          <w:p>
+            <w:r/>
+            <w:r>
+              <w:rPr>
+                <w:rFonts w:ascii="Calibri" w:hAnsi="Calibri" w:eastAsia="宋体"/>
+                <w:b w:val="0"/>
+                <w:sz w:val="21"/>
+              </w:rPr>
+              <w:t>23</w:t>
+            </w:r>
+          </w:p>
+        </w:tc>
+        <w:tc>
+          <w:tcPr>
+            <w:tcW w:type="dxa" w:w="2880"/>
+          </w:tcPr>
+          <w:p>
+            <w:r/>
+            <w:r>
+              <w:rPr>
+                <w:rFonts w:ascii="Calibri" w:hAnsi="Calibri" w:eastAsia="宋体"/>
+                <w:b w:val="0"/>
+                <w:sz w:val="21"/>
+              </w:rPr>
+              <w:t>归属于母公司股东的权益（归母权益）</w:t>
+            </w:r>
+          </w:p>
+        </w:tc>
+      </w:tr>
+    </w:tbl>
+    <w:p/>
+    <w:p>
+      <w:r>
+        <w:rPr>
+          <w:rFonts w:ascii="Calibri" w:hAnsi="Calibri" w:eastAsia="宋体"/>
+          <w:b w:val="0"/>
+          <w:sz w:val="21"/>
+        </w:rPr>
+        <w:t xml:space="preserve">修正前 ROE/PB 误用 </w:t>
+      </w:r>
+      <w:r>
+        <w:rPr>
+          <w:rFonts w:ascii="Consolas" w:hAnsi="Consolas" w:eastAsia="宋体"/>
+          <w:sz w:val="19"/>
+        </w:rPr>
+        <w:t>total_equity</w:t>
+      </w:r>
+      <w:r>
+        <w:rPr>
+          <w:rFonts w:ascii="Calibri" w:hAnsi="Calibri" w:eastAsia="宋体"/>
+          <w:b w:val="0"/>
+          <w:sz w:val="21"/>
+        </w:rPr>
+        <w:t>（合计），而分子是"归母"口径，分子分母不匹配，会</w:t>
+      </w:r>
+      <w:r>
+        <w:rPr>
+          <w:rFonts w:ascii="Calibri" w:hAnsi="Calibri" w:eastAsia="宋体"/>
+          <w:b/>
+          <w:sz w:val="21"/>
+        </w:rPr>
+        <w:t>系统性低估</w:t>
+      </w:r>
+      <w:r>
+        <w:rPr>
+          <w:rFonts w:ascii="Calibri" w:hAnsi="Calibri" w:eastAsia="宋体"/>
+          <w:b w:val="0"/>
+          <w:sz w:val="21"/>
+        </w:rPr>
+        <w:t xml:space="preserve"> ROE/PB。</w:t>
+      </w:r>
+    </w:p>
+    <w:p>
+      <w:r>
+        <w:rPr>
+          <w:rFonts w:ascii="Calibri" w:hAnsi="Calibri" w:eastAsia="宋体"/>
+          <w:b w:val="0"/>
+          <w:sz w:val="21"/>
+        </w:rPr>
+        <w:t xml:space="preserve">修正后统一使用 </w:t>
+      </w:r>
+      <w:r>
+        <w:rPr>
+          <w:rFonts w:ascii="Consolas" w:hAnsi="Consolas" w:eastAsia="宋体"/>
+          <w:sz w:val="19"/>
+        </w:rPr>
+        <w:t>total_equity_parent</w:t>
+      </w:r>
+      <w:r>
+        <w:rPr>
+          <w:rFonts w:ascii="Calibri" w:hAnsi="Calibri" w:eastAsia="宋体"/>
+          <w:b w:val="0"/>
+          <w:sz w:val="21"/>
+        </w:rPr>
+        <w:t>。实测影响（24 家公司 2021–2025 共 120 个公司年度）：</w:t>
+      </w:r>
+    </w:p>
+    <w:tbl>
+      <w:tblPr>
+        <w:tblStyle w:val="TableGrid"/>
+        <w:tblW w:type="auto" w:w="0"/>
+        <w:jc w:val="center"/>
+        <w:tblLook w:firstColumn="1" w:firstRow="1" w:lastColumn="0" w:lastRow="0" w:noHBand="0" w:noVBand="1" w:val="04A0"/>
+      </w:tblPr>
+      <w:tblGrid>
+        <w:gridCol w:w="1440"/>
+        <w:gridCol w:w="1440"/>
+        <w:gridCol w:w="1440"/>
+        <w:gridCol w:w="1440"/>
+        <w:gridCol w:w="1440"/>
+        <w:gridCol w:w="1440"/>
+      </w:tblGrid>
+      <w:tr>
+        <w:tc>
+          <w:tcPr>
+            <w:tcW w:type="dxa" w:w="1440"/>
+          </w:tcPr>
+          <w:p>
+            <w:pPr>
+              <w:shd w:val="clear" w:fill="DEEAF6"/>
+            </w:pPr>
+            <w:r/>
+            <w:r>
+              <w:rPr>
+                <w:rFonts w:ascii="Calibri" w:hAnsi="Calibri" w:eastAsia="宋体"/>
+                <w:b/>
+                <w:sz w:val="21"/>
+              </w:rPr>
+              <w:t>指标</w:t>
+            </w:r>
+          </w:p>
+        </w:tc>
+        <w:tc>
+          <w:tcPr>
+            <w:tcW w:type="dxa" w:w="1440"/>
+          </w:tcPr>
+          <w:p>
+            <w:pPr>
+              <w:shd w:val="clear" w:fill="DEEAF6"/>
+            </w:pPr>
+            <w:r/>
+            <w:r>
+              <w:rPr>
+                <w:rFonts w:ascii="Calibri" w:hAnsi="Calibri" w:eastAsia="宋体"/>
+                <w:b/>
+                <w:sz w:val="21"/>
+              </w:rPr>
+              <w:t>平均变化</w:t>
+            </w:r>
+          </w:p>
+        </w:tc>
+        <w:tc>
+          <w:tcPr>
+            <w:tcW w:type="dxa" w:w="1440"/>
+          </w:tcPr>
+          <w:p>
+            <w:pPr>
+              <w:shd w:val="clear" w:fill="DEEAF6"/>
+            </w:pPr>
+            <w:r/>
+            <w:r>
+              <w:rPr>
+                <w:rFonts w:ascii="Calibri" w:hAnsi="Calibri" w:eastAsia="宋体"/>
+                <w:b/>
+                <w:sz w:val="21"/>
+              </w:rPr>
+              <w:t>中位变化</w:t>
+            </w:r>
+          </w:p>
+        </w:tc>
+        <w:tc>
+          <w:tcPr>
+            <w:tcW w:type="dxa" w:w="1440"/>
+          </w:tcPr>
+          <w:p>
+            <w:pPr>
+              <w:shd w:val="clear" w:fill="DEEAF6"/>
+            </w:pPr>
+            <w:r/>
+            <w:r>
+              <w:rPr>
+                <w:rFonts w:ascii="Calibri" w:hAnsi="Calibri" w:eastAsia="宋体"/>
+                <w:b/>
+                <w:sz w:val="21"/>
+              </w:rPr>
+              <w:t>最大变化</w:t>
+            </w:r>
+          </w:p>
+        </w:tc>
+        <w:tc>
+          <w:tcPr>
+            <w:tcW w:type="dxa" w:w="1440"/>
+          </w:tcPr>
+          <w:p>
+            <w:pPr>
+              <w:shd w:val="clear" w:fill="DEEAF6"/>
+            </w:pPr>
+            <w:r/>
+            <w:r>
+              <w:rPr>
+                <w:rFonts w:ascii="Calibri" w:hAnsi="Calibri" w:eastAsia="宋体"/>
+                <w:b/>
+                <w:sz w:val="21"/>
+              </w:rPr>
+              <w:t>相对变化 &gt;5% 的样本</w:t>
+            </w:r>
+          </w:p>
+        </w:tc>
+        <w:tc>
+          <w:tcPr>
+            <w:tcW w:type="dxa" w:w="1440"/>
+          </w:tcPr>
+          <w:p>
+            <w:pPr>
+              <w:shd w:val="clear" w:fill="DEEAF6"/>
+            </w:pPr>
+            <w:r/>
+            <w:r>
+              <w:rPr>
+                <w:rFonts w:ascii="Calibri" w:hAnsi="Calibri" w:eastAsia="宋体"/>
+                <w:b/>
+                <w:sz w:val="21"/>
+              </w:rPr>
+              <w:t>相对变化最大</w:t>
+            </w:r>
+          </w:p>
+        </w:tc>
+      </w:tr>
+      <w:tr>
+        <w:tc>
+          <w:tcPr>
+            <w:tcW w:type="dxa" w:w="1440"/>
+          </w:tcPr>
+          <w:p>
+            <w:r/>
+            <w:r>
+              <w:rPr>
+                <w:rFonts w:ascii="Calibri" w:hAnsi="Calibri" w:eastAsia="宋体"/>
+                <w:b w:val="0"/>
+                <w:sz w:val="21"/>
+              </w:rPr>
+              <w:t>---</w:t>
+            </w:r>
+          </w:p>
+        </w:tc>
+        <w:tc>
+          <w:tcPr>
+            <w:tcW w:type="dxa" w:w="1440"/>
+          </w:tcPr>
+          <w:p>
+            <w:r/>
+            <w:r>
+              <w:rPr>
+                <w:rFonts w:ascii="Calibri" w:hAnsi="Calibri" w:eastAsia="宋体"/>
+                <w:b w:val="0"/>
+                <w:sz w:val="21"/>
+              </w:rPr>
+              <w:t>---</w:t>
+            </w:r>
+          </w:p>
+        </w:tc>
+        <w:tc>
+          <w:tcPr>
+            <w:tcW w:type="dxa" w:w="1440"/>
+          </w:tcPr>
+          <w:p>
+            <w:r/>
+            <w:r>
+              <w:rPr>
+                <w:rFonts w:ascii="Calibri" w:hAnsi="Calibri" w:eastAsia="宋体"/>
+                <w:b w:val="0"/>
+                <w:sz w:val="21"/>
+              </w:rPr>
+              <w:t>---</w:t>
+            </w:r>
+          </w:p>
+        </w:tc>
+        <w:tc>
+          <w:tcPr>
+            <w:tcW w:type="dxa" w:w="1440"/>
+          </w:tcPr>
+          <w:p>
+            <w:r/>
+            <w:r>
+              <w:rPr>
+                <w:rFonts w:ascii="Calibri" w:hAnsi="Calibri" w:eastAsia="宋体"/>
+                <w:b w:val="0"/>
+                <w:sz w:val="21"/>
+              </w:rPr>
+              <w:t>---</w:t>
+            </w:r>
+          </w:p>
+        </w:tc>
+        <w:tc>
+          <w:tcPr>
+            <w:tcW w:type="dxa" w:w="1440"/>
+          </w:tcPr>
+          <w:p>
+            <w:r/>
+            <w:r>
+              <w:rPr>
+                <w:rFonts w:ascii="Calibri" w:hAnsi="Calibri" w:eastAsia="宋体"/>
+                <w:b w:val="0"/>
+                <w:sz w:val="21"/>
+              </w:rPr>
+              <w:t>---</w:t>
+            </w:r>
+          </w:p>
+        </w:tc>
+        <w:tc>
+          <w:tcPr>
+            <w:tcW w:type="dxa" w:w="1440"/>
+          </w:tcPr>
+          <w:p>
+            <w:r/>
+            <w:r>
+              <w:rPr>
+                <w:rFonts w:ascii="Calibri" w:hAnsi="Calibri" w:eastAsia="宋体"/>
+                <w:b w:val="0"/>
+                <w:sz w:val="21"/>
+              </w:rPr>
+              <w:t>---</w:t>
+            </w:r>
+          </w:p>
+        </w:tc>
+      </w:tr>
+      <w:tr>
+        <w:tc>
+          <w:tcPr>
+            <w:tcW w:type="dxa" w:w="1440"/>
+          </w:tcPr>
+          <w:p>
+            <w:r/>
+            <w:r>
+              <w:rPr>
+                <w:rFonts w:ascii="Calibri" w:hAnsi="Calibri" w:eastAsia="宋体"/>
+                <w:b w:val="0"/>
+                <w:sz w:val="21"/>
+              </w:rPr>
+              <w:t>ROE</w:t>
+            </w:r>
+          </w:p>
+        </w:tc>
+        <w:tc>
+          <w:tcPr>
+            <w:tcW w:type="dxa" w:w="1440"/>
+          </w:tcPr>
+          <w:p>
+            <w:r/>
+            <w:r>
+              <w:rPr>
+                <w:rFonts w:ascii="Calibri" w:hAnsi="Calibri" w:eastAsia="宋体"/>
+                <w:b w:val="0"/>
+                <w:sz w:val="21"/>
+              </w:rPr>
+              <w:t>+0.72 pp</w:t>
+            </w:r>
+          </w:p>
+        </w:tc>
+        <w:tc>
+          <w:tcPr>
+            <w:tcW w:type="dxa" w:w="1440"/>
+          </w:tcPr>
+          <w:p>
+            <w:r/>
+            <w:r>
+              <w:rPr>
+                <w:rFonts w:ascii="Calibri" w:hAnsi="Calibri" w:eastAsia="宋体"/>
+                <w:b w:val="0"/>
+                <w:sz w:val="21"/>
+              </w:rPr>
+              <w:t>+0.17 pp</w:t>
+            </w:r>
+          </w:p>
+        </w:tc>
+        <w:tc>
+          <w:tcPr>
+            <w:tcW w:type="dxa" w:w="1440"/>
+          </w:tcPr>
+          <w:p>
+            <w:r/>
+            <w:r>
+              <w:rPr>
+                <w:rFonts w:ascii="Calibri" w:hAnsi="Calibri" w:eastAsia="宋体"/>
+                <w:b w:val="0"/>
+                <w:sz w:val="21"/>
+              </w:rPr>
+              <w:t>+5.20 pp</w:t>
+            </w:r>
+          </w:p>
+        </w:tc>
+        <w:tc>
+          <w:tcPr>
+            <w:tcW w:type="dxa" w:w="1440"/>
+          </w:tcPr>
+          <w:p>
+            <w:r/>
+            <w:r>
+              <w:rPr>
+                <w:rFonts w:ascii="Calibri" w:hAnsi="Calibri" w:eastAsia="宋体"/>
+                <w:b w:val="0"/>
+                <w:sz w:val="21"/>
+              </w:rPr>
+              <w:t>23 个（19%）</w:t>
+            </w:r>
+          </w:p>
+        </w:tc>
+        <w:tc>
+          <w:tcPr>
+            <w:tcW w:type="dxa" w:w="1440"/>
+          </w:tcPr>
+          <w:p>
+            <w:r/>
+            <w:r>
+              <w:rPr>
+                <w:rFonts w:ascii="Calibri" w:hAnsi="Calibri" w:eastAsia="宋体"/>
+                <w:b w:val="0"/>
+                <w:sz w:val="21"/>
+              </w:rPr>
+              <w:t>22.9%</w:t>
+            </w:r>
+          </w:p>
+        </w:tc>
+      </w:tr>
+      <w:tr>
+        <w:tc>
+          <w:tcPr>
+            <w:tcW w:type="dxa" w:w="1440"/>
+          </w:tcPr>
+          <w:p>
+            <w:r/>
+            <w:r>
+              <w:rPr>
+                <w:rFonts w:ascii="Calibri" w:hAnsi="Calibri" w:eastAsia="宋体"/>
+                <w:b w:val="0"/>
+                <w:sz w:val="21"/>
+              </w:rPr>
+              <w:t>PB</w:t>
+            </w:r>
+          </w:p>
+        </w:tc>
+        <w:tc>
+          <w:tcPr>
+            <w:tcW w:type="dxa" w:w="1440"/>
+          </w:tcPr>
+          <w:p>
+            <w:r/>
+            <w:r>
+              <w:rPr>
+                <w:rFonts w:ascii="Calibri" w:hAnsi="Calibri" w:eastAsia="宋体"/>
+                <w:b w:val="0"/>
+                <w:sz w:val="21"/>
+              </w:rPr>
+              <w:t>+0.22</w:t>
+            </w:r>
+          </w:p>
+        </w:tc>
+        <w:tc>
+          <w:tcPr>
+            <w:tcW w:type="dxa" w:w="1440"/>
+          </w:tcPr>
+          <w:p>
+            <w:r/>
+            <w:r>
+              <w:rPr>
+                <w:rFonts w:ascii="Calibri" w:hAnsi="Calibri" w:eastAsia="宋体"/>
+                <w:b w:val="0"/>
+                <w:sz w:val="21"/>
+              </w:rPr>
+              <w:t>+0.07</w:t>
+            </w:r>
+          </w:p>
+        </w:tc>
+        <w:tc>
+          <w:tcPr>
+            <w:tcW w:type="dxa" w:w="1440"/>
+          </w:tcPr>
+          <w:p>
+            <w:r/>
+            <w:r>
+              <w:rPr>
+                <w:rFonts w:ascii="Calibri" w:hAnsi="Calibri" w:eastAsia="宋体"/>
+                <w:b w:val="0"/>
+                <w:sz w:val="21"/>
+              </w:rPr>
+              <w:t>+2.25</w:t>
+            </w:r>
+          </w:p>
+        </w:tc>
+        <w:tc>
+          <w:tcPr>
+            <w:tcW w:type="dxa" w:w="1440"/>
+          </w:tcPr>
+          <w:p>
+            <w:r/>
+            <w:r>
+              <w:rPr>
+                <w:rFonts w:ascii="Calibri" w:hAnsi="Calibri" w:eastAsia="宋体"/>
+                <w:b w:val="0"/>
+                <w:sz w:val="21"/>
+              </w:rPr>
+              <w:t>25 个（21%）</w:t>
+            </w:r>
+          </w:p>
+        </w:tc>
+        <w:tc>
+          <w:tcPr>
+            <w:tcW w:type="dxa" w:w="1440"/>
+          </w:tcPr>
+          <w:p>
+            <w:r/>
+            <w:r>
+              <w:rPr>
+                <w:rFonts w:ascii="Calibri" w:hAnsi="Calibri" w:eastAsia="宋体"/>
+                <w:b w:val="0"/>
+                <w:sz w:val="21"/>
+              </w:rPr>
+              <w:t>22.9%</w:t>
+            </w:r>
+          </w:p>
+        </w:tc>
+      </w:tr>
+    </w:tbl>
+    <w:p/>
+    <w:p>
+      <w:r>
+        <w:rPr>
+          <w:rFonts w:ascii="Calibri" w:hAnsi="Calibri" w:eastAsia="宋体"/>
+          <w:b w:val="0"/>
+          <w:sz w:val="21"/>
+        </w:rPr>
+        <w:t>偏差方向恒为低估（因合计权益 ≥ 归母权益），且与公司少数股东权益规模正相关：</w:t>
+      </w:r>
+    </w:p>
+    <w:p>
+      <w:r>
+        <w:rPr>
+          <w:rFonts w:ascii="Calibri" w:hAnsi="Calibri" w:eastAsia="宋体"/>
+          <w:b w:val="0"/>
+          <w:sz w:val="21"/>
+        </w:rPr>
+        <w:t>立讯精密、复星医药、迈瑞医疗、生益科技受影响最大；今世缘、云南白药、工业富联等几乎不受影响。</w:t>
+      </w:r>
+    </w:p>
+    <w:p>
+      <w:r>
+        <w:rPr>
+          <w:rFonts w:ascii="Calibri" w:hAnsi="Calibri" w:eastAsia="宋体"/>
+          <w:b w:val="0"/>
+          <w:sz w:val="21"/>
+        </w:rPr>
+        <w:t xml:space="preserve">&gt; 该口径修正由 </w:t>
+      </w:r>
+      <w:r>
+        <w:rPr>
+          <w:rFonts w:ascii="Consolas" w:hAnsi="Consolas" w:eastAsia="宋体"/>
+          <w:sz w:val="19"/>
+        </w:rPr>
+        <w:t>CalculationEnginesTest#roeAndPbUseParentEquityInsteadOfTotalEquity</w:t>
+      </w:r>
+      <w:r>
+        <w:rPr>
+          <w:rFonts w:ascii="Calibri" w:hAnsi="Calibri" w:eastAsia="宋体"/>
+          <w:b w:val="0"/>
+          <w:sz w:val="21"/>
+        </w:rPr>
+        <w:t xml:space="preserve"> 守护，防止回退。</w:t>
       </w:r>
     </w:p>
     <w:p>
@@ -622,16 +1445,132 @@
       </w:r>
     </w:p>
     <w:p>
+      <w:r>
+        <w:rPr>
+          <w:rFonts w:ascii="Calibri" w:hAnsi="Calibri" w:eastAsia="宋体"/>
+          <w:b w:val="0"/>
+          <w:sz w:val="21"/>
+        </w:rPr>
+        <w:t xml:space="preserve">  采集器输出路径现可用 </w:t>
+      </w:r>
+      <w:r>
+        <w:rPr>
+          <w:rFonts w:ascii="Consolas" w:hAnsi="Consolas" w:eastAsia="宋体"/>
+          <w:sz w:val="19"/>
+        </w:rPr>
+        <w:t>--out</w:t>
+      </w:r>
+      <w:r>
+        <w:rPr>
+          <w:rFonts w:ascii="Calibri" w:hAnsi="Calibri" w:eastAsia="宋体"/>
+          <w:b w:val="0"/>
+          <w:sz w:val="21"/>
+        </w:rPr>
+        <w:t xml:space="preserve"> 指定，建议先输出到临时文件核对差异再替换。</w:t>
+      </w:r>
+    </w:p>
+    <w:p>
       <w:pPr>
         <w:pStyle w:val="ListBullet"/>
       </w:pPr>
       <w:r>
         <w:rPr>
           <w:rFonts w:ascii="Calibri" w:hAnsi="Calibri" w:eastAsia="宋体"/>
+          <w:b/>
+          <w:sz w:val="21"/>
+        </w:rPr>
+        <w:t>历史股本已核实</w:t>
+      </w:r>
+      <w:r>
+        <w:rPr>
+          <w:rFonts w:ascii="Calibri" w:hAnsi="Calibri" w:eastAsia="宋体"/>
           <w:b w:val="0"/>
           <w:sz w:val="21"/>
         </w:rPr>
-        <w:t>年度股本缺失时估值采集可能使用当前股本近似值。历史 PE/PB 在核实历史股本前不应用作论文主结果。</w:t>
+        <w:t>：</w:t>
+      </w:r>
+      <w:r>
+        <w:rPr>
+          <w:rFonts w:ascii="Consolas" w:hAnsi="Consolas" w:eastAsia="宋体"/>
+          <w:sz w:val="19"/>
+        </w:rPr>
+        <w:t>market_cap = 当年年末收盘价 × 当年年报股本</w:t>
+      </w:r>
+      <w:r>
+        <w:rPr>
+          <w:rFonts w:ascii="Calibri" w:hAnsi="Calibri" w:eastAsia="宋体"/>
+          <w:b w:val="0"/>
+          <w:sz w:val="21"/>
+        </w:rPr>
+        <w:t xml:space="preserve">。用 </w:t>
+      </w:r>
+      <w:r>
+        <w:rPr>
+          <w:rFonts w:ascii="Consolas" w:hAnsi="Consolas" w:eastAsia="宋体"/>
+          <w:sz w:val="19"/>
+        </w:rPr>
+        <w:t>market_cap / close_price</w:t>
+      </w:r>
+    </w:p>
+    <w:p>
+      <w:r>
+        <w:rPr>
+          <w:rFonts w:ascii="Calibri" w:hAnsi="Calibri" w:eastAsia="宋体"/>
+          <w:b w:val="0"/>
+          <w:sz w:val="21"/>
+        </w:rPr>
+        <w:t xml:space="preserve">  反推的隐含股本与东方财富接口 </w:t>
+      </w:r>
+      <w:r>
+        <w:rPr>
+          <w:rFonts w:ascii="Consolas" w:hAnsi="Consolas" w:eastAsia="宋体"/>
+          <w:sz w:val="19"/>
+        </w:rPr>
+        <w:t>SHARE_CAPITAL</w:t>
+      </w:r>
+      <w:r>
+        <w:rPr>
+          <w:rFonts w:ascii="Calibri" w:hAnsi="Calibri" w:eastAsia="宋体"/>
+          <w:b w:val="0"/>
+          <w:sz w:val="21"/>
+        </w:rPr>
+        <w:t xml:space="preserve"> 逐年吻合（如中际旭创 8.001→8.028→11.212 亿股、</w:t>
+      </w:r>
+    </w:p>
+    <w:p>
+      <w:r>
+        <w:rPr>
+          <w:rFonts w:ascii="Calibri" w:hAnsi="Calibri" w:eastAsia="宋体"/>
+          <w:b w:val="0"/>
+          <w:sz w:val="21"/>
+        </w:rPr>
+        <w:t xml:space="preserve">  云南白药 12.83→17.97 亿股、智飞生物 16.00→24.00 亿股），未走"当前股本近似"降级路径。</w:t>
+      </w:r>
+    </w:p>
+    <w:p>
+      <w:r>
+        <w:rPr>
+          <w:rFonts w:ascii="Calibri" w:hAnsi="Calibri" w:eastAsia="宋体"/>
+          <w:b w:val="0"/>
+          <w:sz w:val="21"/>
+        </w:rPr>
+        <w:t xml:space="preserve">  因此</w:t>
+      </w:r>
+      <w:r>
+        <w:rPr>
+          <w:rFonts w:ascii="Calibri" w:hAnsi="Calibri" w:eastAsia="宋体"/>
+          <w:b/>
+          <w:sz w:val="21"/>
+        </w:rPr>
+        <w:t>历史 PE/PB 可以作为论文结果使用</w:t>
+      </w:r>
+      <w:r>
+        <w:rPr>
+          <w:rFonts w:ascii="Calibri" w:hAnsi="Calibri" w:eastAsia="宋体"/>
+          <w:b w:val="0"/>
+          <w:sz w:val="21"/>
+        </w:rPr>
+        <w:t>。</w:t>
       </w:r>
     </w:p>
     <w:p>
@@ -644,22 +1583,7 @@
           <w:b w:val="0"/>
           <w:sz w:val="21"/>
         </w:rPr>
-        <w:t xml:space="preserve">当前 ROE 使用 </w:t>
-      </w:r>
-      <w:r>
-        <w:rPr>
-          <w:rFonts w:ascii="Consolas" w:hAnsi="Consolas" w:eastAsia="宋体"/>
-          <w:sz w:val="19"/>
-        </w:rPr>
-        <w:t>total_equity</w:t>
-      </w:r>
-      <w:r>
-        <w:rPr>
-          <w:rFonts w:ascii="Calibri" w:hAnsi="Calibri" w:eastAsia="宋体"/>
-          <w:b w:val="0"/>
-          <w:sz w:val="21"/>
-        </w:rPr>
-        <w:t>。正式研究前须核实其是否为归母股东权益；若无法确认，应披露口径并将 ROE 作为受限指标。</w:t>
+        <w:t>指标计算遇到缺失输入或零分母时不产出该指标，不以零代替；ROE/PB 缺少归母权益时同样不产出。</w:t>
       </w:r>
     </w:p>
     <w:p>
@@ -672,7 +1596,135 @@
           <w:b w:val="0"/>
           <w:sz w:val="21"/>
         </w:rPr>
-        <w:t>指标计算遇到缺失输入或零分母时不产出该指标，不以零代替。</w:t>
+        <w:t xml:space="preserve">采集器现共采集 </w:t>
+      </w:r>
+      <w:r>
+        <w:rPr>
+          <w:rFonts w:ascii="Calibri" w:hAnsi="Calibri" w:eastAsia="宋体"/>
+          <w:b/>
+          <w:sz w:val="21"/>
+        </w:rPr>
+        <w:t>23 个报表科目</w:t>
+      </w:r>
+      <w:r>
+        <w:rPr>
+          <w:rFonts w:ascii="Calibri" w:hAnsi="Calibri" w:eastAsia="宋体"/>
+          <w:b w:val="0"/>
+          <w:sz w:val="21"/>
+        </w:rPr>
+        <w:t>（新增第 23 项"归属于母公司股东的权益"）。修改采集字段后需重跑采集与</w:t>
+      </w:r>
+    </w:p>
+    <w:p>
+      <w:r>
+        <w:rPr>
+          <w:rFonts w:ascii="Calibri" w:hAnsi="Calibri" w:eastAsia="宋体"/>
+          <w:b w:val="0"/>
+          <w:sz w:val="21"/>
+        </w:rPr>
+        <w:t xml:space="preserve">  </w:t>
+      </w:r>
+      <w:r>
+        <w:rPr>
+          <w:rFonts w:ascii="Consolas" w:hAnsi="Consolas" w:eastAsia="宋体"/>
+          <w:sz w:val="19"/>
+        </w:rPr>
+        <w:t>POST /api/finance/recalc</w:t>
+      </w:r>
+      <w:r>
+        <w:rPr>
+          <w:rFonts w:ascii="Calibri" w:hAnsi="Calibri" w:eastAsia="宋体"/>
+          <w:b w:val="0"/>
+          <w:sz w:val="21"/>
+        </w:rPr>
+        <w:t xml:space="preserve">，否则 </w:t>
+      </w:r>
+      <w:r>
+        <w:rPr>
+          <w:rFonts w:ascii="Consolas" w:hAnsi="Consolas" w:eastAsia="宋体"/>
+          <w:sz w:val="19"/>
+        </w:rPr>
+        <w:t>financial_indicator</w:t>
+      </w:r>
+      <w:r>
+        <w:rPr>
+          <w:rFonts w:ascii="Calibri" w:hAnsi="Calibri" w:eastAsia="宋体"/>
+          <w:b w:val="0"/>
+          <w:sz w:val="21"/>
+        </w:rPr>
+        <w:t xml:space="preserve"> 与原始数据会不一致。</w:t>
+      </w:r>
+    </w:p>
+    <w:p>
+      <w:pPr>
+        <w:pStyle w:val="ListBullet"/>
+      </w:pPr>
+      <w:r>
+        <w:rPr>
+          <w:rFonts w:ascii="Calibri" w:hAnsi="Calibri" w:eastAsia="宋体"/>
+          <w:b/>
+          <w:sz w:val="21"/>
+        </w:rPr>
+        <w:t>已知历史产物</w:t>
+      </w:r>
+      <w:r>
+        <w:rPr>
+          <w:rFonts w:ascii="Calibri" w:hAnsi="Calibri" w:eastAsia="宋体"/>
+          <w:b w:val="0"/>
+          <w:sz w:val="21"/>
+        </w:rPr>
+        <w:t>：</w:t>
+      </w:r>
+      <w:r>
+        <w:rPr>
+          <w:rFonts w:ascii="Consolas" w:hAnsi="Consolas" w:eastAsia="宋体"/>
+          <w:sz w:val="19"/>
+        </w:rPr>
+        <w:t>sql/03_real_data.sql</w:t>
+      </w:r>
+      <w:r>
+        <w:rPr>
+          <w:rFonts w:ascii="Calibri" w:hAnsi="Calibri" w:eastAsia="宋体"/>
+          <w:b w:val="0"/>
+          <w:sz w:val="21"/>
+        </w:rPr>
+        <w:t xml:space="preserve"> 由采集器修复前生成，其中包含 194 行"接口未返回即写 0"的记录</w:t>
+      </w:r>
+    </w:p>
+    <w:p>
+      <w:r>
+        <w:rPr>
+          <w:rFonts w:ascii="Calibri" w:hAnsi="Calibri" w:eastAsia="宋体"/>
+          <w:b w:val="0"/>
+          <w:sz w:val="21"/>
+        </w:rPr>
+        <w:t xml:space="preserve">  （交易性金融资产 120 行、短期借款 42 行、应收票据 31 行、应收账款 1 行）。这 4 个科目</w:t>
+      </w:r>
+      <w:r>
+        <w:rPr>
+          <w:rFonts w:ascii="Calibri" w:hAnsi="Calibri" w:eastAsia="宋体"/>
+          <w:b/>
+          <w:sz w:val="21"/>
+        </w:rPr>
+        <w:t>不参与任何指标计算</w:t>
+      </w:r>
+      <w:r>
+        <w:rPr>
+          <w:rFonts w:ascii="Calibri" w:hAnsi="Calibri" w:eastAsia="宋体"/>
+          <w:b w:val="0"/>
+          <w:sz w:val="21"/>
+        </w:rPr>
+        <w:t>，</w:t>
+      </w:r>
+    </w:p>
+    <w:p>
+      <w:r>
+        <w:rPr>
+          <w:rFonts w:ascii="Calibri" w:hAnsi="Calibri" w:eastAsia="宋体"/>
+          <w:b w:val="0"/>
+          <w:sz w:val="21"/>
+        </w:rPr>
+        <w:t xml:space="preserve">  对指标、行业基准与 AI 报告无影响；如后续整体重采，这些行会自然消失。</w:t>
       </w:r>
     </w:p>
     <w:p>
